--- a/fixes/assets_of_interest_tracker.docx
+++ b/fixes/assets_of_interest_tracker.docx
@@ -782,11 +782,19 @@
           <w:tcPr>
             <w:tcW w:type="dxa" w:w="1624"/>
             <w:shd w:fill="1A7A4A" w:color="auto" w:val="clear"/>
+            <w:shd w:fill="1A7A4A" w:color="auto" w:val="clear"/>
           </w:tcPr>
           <w:p>
             <w:pPr>
               <w:jc w:val="center"/>
             </w:pPr>
+            <w:r>
+              <w:rPr>
+                <w:b/>
+                <w:color w:val="FFFFFF"/>
+                <w:sz w:val="18"/>
+              </w:rPr>
+            </w:r>
             <w:r>
               <w:rPr>
                 <w:b/>
@@ -827,7 +835,12 @@
               <w:rPr>
                 <w:sz w:val="18"/>
               </w:rPr>
-              <w:t>2026-07-03</w:t>
+            </w:r>
+            <w:r>
+              <w:rPr>
+                <w:sz w:val="18"/>
+              </w:rPr>
+              <w:t>2026-07-04</w:t>
             </w:r>
           </w:p>
         </w:tc>
@@ -2356,6 +2369,196 @@
           </w:p>
         </w:tc>
       </w:tr>
+      <w:tr>
+        <w:tc>
+          <w:tcPr>
+            <w:tcW w:type="dxa" w:w="7937"/>
+            <w:gridSpan w:val="2"/>
+            <w:shd w:fill="005B9A" w:color="auto" w:val="clear"/>
+          </w:tcPr>
+          <w:p>
+            <w:r>
+              <w:rPr>
+                <w:b/>
+                <w:color w:val="FFFFFF"/>
+                <w:sz w:val="20"/>
+              </w:rPr>
+              <w:t>FIX-002  ·  Windows 10 EOL cross-provider OS mismatch — Finding #5  ·  2026-07-04</w:t>
+            </w:r>
+          </w:p>
+        </w:tc>
+      </w:tr>
+      <w:tr>
+        <w:tc>
+          <w:tcPr>
+            <w:tcW w:type="dxa" w:w="1984"/>
+            <w:shd w:fill="EBF3FB" w:color="auto" w:val="clear"/>
+          </w:tcPr>
+          <w:p>
+            <w:r>
+              <w:rPr>
+                <w:b/>
+                <w:color w:val="0D2B4E"/>
+                <w:sz w:val="18"/>
+              </w:rPr>
+              <w:t>Problem</w:t>
+            </w:r>
+          </w:p>
+        </w:tc>
+        <w:tc>
+          <w:tcPr>
+            <w:tcW w:type="dxa" w:w="5953"/>
+          </w:tcPr>
+          <w:p>
+            <w:r>
+              <w:rPr>
+                <w:sz w:val="18"/>
+              </w:rPr>
+              <w:t>CrowdStrike generator contained win11 = random.random() &lt; 0.65 — meaning 65% of all Windows workstations were randomly assigned Windows 11 regardless of the xlsx os value. With random.seed(4406) this was deterministic but wrong. Win10 rows in the xlsx appeared as Win11 in CrowdStrike, while Intune and ServiceNow correctly showed Win10 — causing a cross-provider OS mismatch visible in the CSP unified asset view.</w:t>
+            </w:r>
+          </w:p>
+        </w:tc>
+      </w:tr>
+      <w:tr>
+        <w:tc>
+          <w:tcPr>
+            <w:tcW w:type="dxa" w:w="1984"/>
+            <w:shd w:fill="EBF3FB" w:color="auto" w:val="clear"/>
+          </w:tcPr>
+          <w:p>
+            <w:r>
+              <w:rPr>
+                <w:b/>
+                <w:color w:val="0D2B4E"/>
+                <w:sz w:val="18"/>
+              </w:rPr>
+              <w:t>Fix applied</w:t>
+            </w:r>
+          </w:p>
+        </w:tc>
+        <w:tc>
+          <w:tcPr>
+            <w:tcW w:type="dxa" w:w="5953"/>
+          </w:tcPr>
+          <w:p>
+            <w:r>
+              <w:rPr>
+                <w:sz w:val="18"/>
+              </w:rPr>
+              <w:t>One-line fix in mock-crowdstrike-api/seed_data/generate_cs_data.py:</w:t>
+              <w:br/>
+              <w:t xml:space="preserve">  Before: win11 = random.random() &lt; 0.65</w:t>
+              <w:br/>
+              <w:t xml:space="preserve">  After:  win11 = "11" in o</w:t>
+              <w:br/>
+              <w:t>Intune and ServiceNow were already clean (read xlsx directly, no transformation). CrowdStrike seed data regenerated: 179 Win10 Pro + 17 Win10 Enterprise now match the xlsx (182 total, minus ~3 without crowdstrike in seen_by).</w:t>
+            </w:r>
+          </w:p>
+        </w:tc>
+      </w:tr>
+      <w:tr>
+        <w:tc>
+          <w:tcPr>
+            <w:tcW w:type="dxa" w:w="1984"/>
+            <w:shd w:fill="EBF3FB" w:color="auto" w:val="clear"/>
+          </w:tcPr>
+          <w:p>
+            <w:r>
+              <w:rPr>
+                <w:b/>
+                <w:color w:val="0D2B4E"/>
+                <w:sz w:val="18"/>
+              </w:rPr>
+              <w:t>Revert</w:t>
+            </w:r>
+          </w:p>
+        </w:tc>
+        <w:tc>
+          <w:tcPr>
+            <w:tcW w:type="dxa" w:w="5953"/>
+          </w:tcPr>
+          <w:p>
+            <w:r>
+              <w:rPr>
+                <w:sz w:val="18"/>
+              </w:rPr>
+              <w:t>Revert generate_cs_data.py line ~194 to: win11 = random.random() &lt; 0.65</w:t>
+            </w:r>
+          </w:p>
+        </w:tc>
+      </w:tr>
+      <w:tr>
+        <w:tc>
+          <w:tcPr>
+            <w:tcW w:type="dxa" w:w="1984"/>
+            <w:shd w:fill="EBF3FB" w:color="auto" w:val="clear"/>
+          </w:tcPr>
+          <w:p>
+            <w:r>
+              <w:rPr>
+                <w:b/>
+                <w:color w:val="0D2B4E"/>
+                <w:sz w:val="18"/>
+              </w:rPr>
+              <w:t>Mocks rebuilt</w:t>
+            </w:r>
+          </w:p>
+        </w:tc>
+        <w:tc>
+          <w:tcPr>
+            <w:tcW w:type="dxa" w:w="5953"/>
+          </w:tcPr>
+          <w:p>
+            <w:r>
+              <w:rPr>
+                <w:sz w:val="18"/>
+              </w:rPr>
+              <w:t>mock-crowdstrike-api only (Intune + ServiceNow unaffected)</w:t>
+            </w:r>
+          </w:p>
+        </w:tc>
+      </w:tr>
+      <w:tr>
+        <w:tc>
+          <w:tcPr>
+            <w:tcW w:type="dxa" w:w="1984"/>
+            <w:shd w:fill="EBF3FB" w:color="auto" w:val="clear"/>
+          </w:tcPr>
+          <w:p>
+            <w:r>
+              <w:rPr>
+                <w:b/>
+                <w:color w:val="0D2B4E"/>
+                <w:sz w:val="18"/>
+              </w:rPr>
+              <w:t>Deployed</w:t>
+            </w:r>
+          </w:p>
+        </w:tc>
+        <w:tc>
+          <w:tcPr>
+            <w:tcW w:type="dxa" w:w="5953"/>
+          </w:tcPr>
+          <w:p>
+            <w:r>
+              <w:rPr>
+                <w:sz w:val="18"/>
+              </w:rPr>
+              <w:t>2026-07-04 — ECR push → App Runner auto-deploy (RUNNING)</w:t>
+            </w:r>
+          </w:p>
+        </w:tc>
+      </w:tr>
+      <w:tr>
+        <w:tc>
+          <w:tcPr>
+            <w:tcW w:type="dxa" w:w="7937"/>
+            <w:gridSpan w:val="2"/>
+            <w:shd w:fill="FFFFFF" w:color="auto" w:val="clear"/>
+          </w:tcPr>
+          <w:p/>
+        </w:tc>
+      </w:tr>
     </w:tbl>
     <w:p/>
     <w:p>

--- a/fixes/assets_of_interest_tracker.docx
+++ b/fixes/assets_of_interest_tracker.docx
@@ -2559,6 +2559,231 @@
           <w:p/>
         </w:tc>
       </w:tr>
+      <w:tr>
+        <w:tc>
+          <w:tcPr>
+            <w:tcW w:type="dxa" w:w="7937"/>
+            <w:gridSpan w:val="2"/>
+            <w:shd w:fill="005B9A" w:color="auto" w:val="clear"/>
+          </w:tcPr>
+          <w:p>
+            <w:r>
+              <w:rPr>
+                <w:b/>
+                <w:color w:val="FFFFFF"/>
+                <w:sz w:val="20"/>
+              </w:rPr>
+              <w:t>FIX-003  ·  Windows 10 EOL — reduce to 30 demo assets, fix VDI random path  ·  2026-07-04</w:t>
+            </w:r>
+          </w:p>
+        </w:tc>
+      </w:tr>
+      <w:tr>
+        <w:tc>
+          <w:tcPr>
+            <w:tcW w:type="dxa" w:w="1984"/>
+            <w:shd w:fill="EBF3FB" w:color="auto" w:val="clear"/>
+          </w:tcPr>
+          <w:p>
+            <w:r>
+              <w:rPr>
+                <w:b/>
+                <w:color w:val="0D2B4E"/>
+                <w:sz w:val="18"/>
+              </w:rPr>
+              <w:t>Problem</w:t>
+            </w:r>
+          </w:p>
+        </w:tc>
+        <w:tc>
+          <w:tcPr>
+            <w:tcW w:type="dxa" w:w="5953"/>
+          </w:tcPr>
+          <w:p>
+            <w:r>
+              <w:rPr>
+                <w:sz w:val="18"/>
+              </w:rPr>
+              <w:t>CSP showed 101 Windows 10 assets after re-sync. Target was ~25-30 for the demo. 182 win_laptop rows had os="Windows 10 Pro" in xlsx; additionally 15 VDI rows had os="Windows 10 Pro" and the CrowdStrike VDI path had the same random.random() &lt; 0.6 bug as the workstation path (fixed in FIX-002 for laptops but missed for VDI).</w:t>
+            </w:r>
+          </w:p>
+        </w:tc>
+      </w:tr>
+      <w:tr>
+        <w:tc>
+          <w:tcPr>
+            <w:tcW w:type="dxa" w:w="1984"/>
+            <w:shd w:fill="EBF3FB" w:color="auto" w:val="clear"/>
+          </w:tcPr>
+          <w:p>
+            <w:r>
+              <w:rPr>
+                <w:b/>
+                <w:color w:val="0D2B4E"/>
+                <w:sz w:val="18"/>
+              </w:rPr>
+              <w:t>Fix applied</w:t>
+            </w:r>
+          </w:p>
+        </w:tc>
+        <w:tc>
+          <w:tcPr>
+            <w:tcW w:type="dxa" w:w="5953"/>
+          </w:tcPr>
+          <w:p>
+            <w:r>
+              <w:rPr>
+                <w:sz w:val="18"/>
+              </w:rPr>
+              <w:t>1. assets_luminary.xlsx — 152 win_laptop rows changed from "Windows 10 Pro" → "Windows 11 Pro" (kept 30 proportionally: SFO=11, BLR=5, LON=5, AMS=4, NYC=3, SGP=2).</w:t>
+              <w:br/>
+              <w:t>2. assets_luminary.xlsx — 15 vdi rows changed from "Windows 10 Pro" → "Windows 11 Enterprise".</w:t>
+              <w:br/>
+              <w:t>3. generate_cs_data.py VDI path: win11 = random.random() &lt; 0.6 → win11 = "11" in o.</w:t>
+              <w:br/>
+              <w:t>CrowdStrike, Intune, ServiceNow seed data regenerated. CS result: 29 Windows 10 Pro workstations (1 of 30 lacks CS in seen_by, still surfaces via Intune/ServiceNow).</w:t>
+            </w:r>
+          </w:p>
+        </w:tc>
+      </w:tr>
+      <w:tr>
+        <w:tc>
+          <w:tcPr>
+            <w:tcW w:type="dxa" w:w="1984"/>
+            <w:shd w:fill="EBF3FB" w:color="auto" w:val="clear"/>
+          </w:tcPr>
+          <w:p>
+            <w:r>
+              <w:rPr>
+                <w:b/>
+                <w:color w:val="0D2B4E"/>
+                <w:sz w:val="18"/>
+              </w:rPr>
+              <w:t>30 demo assets</w:t>
+            </w:r>
+          </w:p>
+        </w:tc>
+        <w:tc>
+          <w:tcPr>
+            <w:tcW w:type="dxa" w:w="5953"/>
+          </w:tcPr>
+          <w:p>
+            <w:r>
+              <w:rPr>
+                <w:sz w:val="18"/>
+              </w:rPr>
+              <w:t>lsys-ams-lap-0004, lsys-ams-lap-0017, lsys-ams-lap-0024, lsys-ams-lap-0051, lsys-blr-lap-0011, lsys-blr-lap-0027, lsys-blr-lap-0065, lsys-blr-lap-0087, lsys-blr-lap-0088, lsys-lon-lap-0033, lsys-lon-lap-0038, lsys-lon-lap-0045, lsys-lon-lap-0048, lsys-lon-lap-0075, lsys-nyc-lap-0015, lsys-nyc-lap-0044, lsys-nyc-lap-0053, lsys-sfo-lap-0007, lsys-sfo-lap-0020, lsys-sfo-lap-0022, lsys-sfo-lap-0031, lsys-sfo-lap-0039, lsys-sfo-lap-0047, lsys-sfo-lap-0066, lsys-sfo-lap-0072, lsys-sfo-lap-0074, lsys-sfo-lap-0085, lsys-sfo-lap-0096, lsys-sgp-lap-0076, lsys-sgp-lap-0077</w:t>
+            </w:r>
+          </w:p>
+        </w:tc>
+      </w:tr>
+      <w:tr>
+        <w:tc>
+          <w:tcPr>
+            <w:tcW w:type="dxa" w:w="1984"/>
+            <w:shd w:fill="EBF3FB" w:color="auto" w:val="clear"/>
+          </w:tcPr>
+          <w:p>
+            <w:r>
+              <w:rPr>
+                <w:b/>
+                <w:color w:val="0D2B4E"/>
+                <w:sz w:val="18"/>
+              </w:rPr>
+              <w:t>Revert</w:t>
+            </w:r>
+          </w:p>
+        </w:tc>
+        <w:tc>
+          <w:tcPr>
+            <w:tcW w:type="dxa" w:w="5953"/>
+          </w:tcPr>
+          <w:p>
+            <w:r>
+              <w:rPr>
+                <w:sz w:val="18"/>
+              </w:rPr>
+              <w:t>In xlsx, set os="Windows 10 Pro" for these 30 hostnames (and "Windows 10 Pro" for the 15 VDI rows lsys-*-vdi-*). Revert generate_cs_data.py VDI line to: win11 = random.random() &lt; 0.6</w:t>
+              <w:br/>
+              <w:t>Kept hostnames:</w:t>
+              <w:br/>
+              <w:t>lsys-ams-lap-0004, lsys-ams-lap-0017, lsys-ams-lap-0024, lsys-ams-lap-0051, lsys-blr-lap-0011, lsys-blr-lap-0027, lsys-blr-lap-0065, lsys-blr-lap-0087, lsys-blr-lap-0088, lsys-lon-lap-0033, lsys-lon-lap-0038, lsys-lon-lap-0045, lsys-lon-lap-0048, lsys-lon-lap-0075, lsys-nyc-lap-0015, lsys-nyc-lap-0044, lsys-nyc-lap-0053, lsys-sfo-lap-0007, lsys-sfo-lap-0020, lsys-sfo-lap-0022, lsys-sfo-lap-0031, lsys-sfo-lap-0039, lsys-sfo-lap-0047, lsys-sfo-lap-0066, lsys-sfo-lap-0072, lsys-sfo-lap-0074, lsys-sfo-lap-0085, lsys-sfo-lap-0096, lsys-sgp-lap-0076, lsys-sgp-lap-0077</w:t>
+            </w:r>
+          </w:p>
+        </w:tc>
+      </w:tr>
+      <w:tr>
+        <w:tc>
+          <w:tcPr>
+            <w:tcW w:type="dxa" w:w="1984"/>
+            <w:shd w:fill="EBF3FB" w:color="auto" w:val="clear"/>
+          </w:tcPr>
+          <w:p>
+            <w:r>
+              <w:rPr>
+                <w:b/>
+                <w:color w:val="0D2B4E"/>
+                <w:sz w:val="18"/>
+              </w:rPr>
+              <w:t>Mocks rebuilt</w:t>
+            </w:r>
+          </w:p>
+        </w:tc>
+        <w:tc>
+          <w:tcPr>
+            <w:tcW w:type="dxa" w:w="5953"/>
+          </w:tcPr>
+          <w:p>
+            <w:r>
+              <w:rPr>
+                <w:sz w:val="18"/>
+              </w:rPr>
+              <w:t>mock-crowdstrike-api, mock-intune-api, mock-servicenow-v2-api</w:t>
+            </w:r>
+          </w:p>
+        </w:tc>
+      </w:tr>
+      <w:tr>
+        <w:tc>
+          <w:tcPr>
+            <w:tcW w:type="dxa" w:w="1984"/>
+            <w:shd w:fill="EBF3FB" w:color="auto" w:val="clear"/>
+          </w:tcPr>
+          <w:p>
+            <w:r>
+              <w:rPr>
+                <w:b/>
+                <w:color w:val="0D2B4E"/>
+                <w:sz w:val="18"/>
+              </w:rPr>
+              <w:t>Deployed</w:t>
+            </w:r>
+          </w:p>
+        </w:tc>
+        <w:tc>
+          <w:tcPr>
+            <w:tcW w:type="dxa" w:w="5953"/>
+          </w:tcPr>
+          <w:p>
+            <w:r>
+              <w:rPr>
+                <w:sz w:val="18"/>
+              </w:rPr>
+              <w:t>2026-07-04 — ECR push → App Runner auto-deploy (all 3 RUNNING)</w:t>
+            </w:r>
+          </w:p>
+        </w:tc>
+      </w:tr>
+      <w:tr>
+        <w:tc>
+          <w:tcPr>
+            <w:tcW w:type="dxa" w:w="7937"/>
+            <w:gridSpan w:val="2"/>
+            <w:shd w:fill="FFFFFF" w:color="auto" w:val="clear"/>
+          </w:tcPr>
+          <w:p/>
+        </w:tc>
+      </w:tr>
     </w:tbl>
     <w:p/>
     <w:p>

--- a/fixes/assets_of_interest_tracker.docx
+++ b/fixes/assets_of_interest_tracker.docx
@@ -3,9 +3,6 @@
 <w:document xmlns:wpc="http://schemas.microsoft.com/office/word/2010/wordprocessingCanvas" xmlns:mo="http://schemas.microsoft.com/office/mac/office/2008/main" xmlns:mc="http://schemas.openxmlformats.org/markup-compatibility/2006" xmlns:mv="urn:schemas-microsoft-com:mac:vml" xmlns:o="urn:schemas-microsoft-com:office:office" xmlns:r="http://schemas.openxmlformats.org/officeDocument/2006/relationships" xmlns:m="http://schemas.openxmlformats.org/officeDocument/2006/math" xmlns:v="urn:schemas-microsoft-com:vml" xmlns:wp14="http://schemas.microsoft.com/office/word/2010/wordprocessingDrawing" xmlns:wp="http://schemas.openxmlformats.org/drawingml/2006/wordprocessingDrawing" xmlns:w10="urn:schemas-microsoft-com:office:word" xmlns:w="http://schemas.openxmlformats.org/wordprocessingml/2006/main" xmlns:w14="http://schemas.microsoft.com/office/word/2010/wordml" xmlns:wpg="http://schemas.microsoft.com/office/word/2010/wordprocessingGroup" xmlns:wpi="http://schemas.microsoft.com/office/word/2010/wordprocessingInk" xmlns:wne="http://schemas.microsoft.com/office/word/2006/wordml" xmlns:wps="http://schemas.microsoft.com/office/word/2010/wordprocessingShape" mc:Ignorable="w14 wp14">
   <w:body>
     <w:p>
-      <w:pPr>
-        <w:jc w:val="left"/>
-      </w:pPr>
       <w:r>
         <w:rPr>
           <w:b/>
@@ -17,9 +14,6 @@
       </w:r>
     </w:p>
     <w:p>
-      <w:pPr>
-        <w:jc w:val="left"/>
-      </w:pPr>
       <w:r>
         <w:rPr>
           <w:b/>
@@ -27,7 +21,7 @@
           <w:color w:val="0D2B4E"/>
           <w:sz w:val="40"/>
         </w:rPr>
-        <w:t>Assets of Interest — Gap Tracker</w:t>
+        <w:t>Assets of Interest — Change Log</w:t>
       </w:r>
     </w:p>
     <w:p>
@@ -38,7 +32,7 @@
           <w:color w:val="444444"/>
           <w:sz w:val="20"/>
         </w:rPr>
-        <w:t>Tracks which of the 7 engineered UAI findings are live, which are in progress, and the exact changes made to the master sheet and mock generators to produce each one.</w:t>
+        <w:t>Tracks all intentional demo scenarios and data corrections applied to the mock stack. SCENARIO entries are deliberate — they engineer a UAI finding into the data. CORRECTION entries fix genuine bugs or data quality issues.</w:t>
       </w:r>
     </w:p>
     <w:p>
@@ -61,7 +55,7 @@
           <w:color w:val="0D2B4E"/>
           <w:sz w:val="26"/>
         </w:rPr>
-        <w:t>1. Status Dashboard</w:t>
+        <w:t>1. UAI Finding Status</w:t>
       </w:r>
     </w:p>
     <w:p/>
@@ -78,7 +72,7 @@
         <w:gridCol w:w="680"/>
         <w:gridCol w:w="1134"/>
         <w:gridCol w:w="2948"/>
-        <w:gridCol w:w="1247"/>
+        <w:gridCol w:w="1134"/>
       </w:tblGrid>
       <w:tr>
         <w:tc>
@@ -191,7 +185,7 @@
                 <w:color w:val="FFFFFF"/>
                 <w:sz w:val="18"/>
               </w:rPr>
-              <w:t>Date Fixed</w:t>
+              <w:t>Date</w:t>
             </w:r>
           </w:p>
         </w:tc>
@@ -668,7 +662,7 @@
               <w:rPr>
                 <w:sz w:val="18"/>
               </w:rPr>
-              <w:t>~43</w:t>
+              <w:t>~30</w:t>
             </w:r>
           </w:p>
         </w:tc>
@@ -704,7 +698,7 @@
               <w:rPr>
                 <w:sz w:val="18"/>
               </w:rPr>
-              <w:t>CrowdStrike, Tenable</w:t>
+              <w:t>CrowdStrike, Intune, ServiceNow</w:t>
             </w:r>
           </w:p>
         </w:tc>
@@ -721,7 +715,7 @@
               <w:rPr>
                 <w:sz w:val="18"/>
               </w:rPr>
-              <w:t>2026-07-01</w:t>
+              <w:t>2026-07-04</w:t>
             </w:r>
           </w:p>
         </w:tc>
@@ -782,7 +776,6 @@
           <w:tcPr>
             <w:tcW w:type="dxa" w:w="1624"/>
             <w:shd w:fill="1A7A4A" w:color="auto" w:val="clear"/>
-            <w:shd w:fill="1A7A4A" w:color="auto" w:val="clear"/>
           </w:tcPr>
           <w:p>
             <w:pPr>
@@ -794,14 +787,7 @@
                 <w:color w:val="FFFFFF"/>
                 <w:sz w:val="18"/>
               </w:rPr>
-            </w:r>
-            <w:r>
-              <w:rPr>
-                <w:b/>
-                <w:color w:val="FFFFFF"/>
-                <w:sz w:val="18"/>
-              </w:rPr>
-              <w:t>FIXED</w:t>
+              <w:t>READY</w:t>
             </w:r>
           </w:p>
         </w:tc>
@@ -835,12 +821,7 @@
               <w:rPr>
                 <w:sz w:val="18"/>
               </w:rPr>
-            </w:r>
-            <w:r>
-              <w:rPr>
-                <w:sz w:val="18"/>
-              </w:rPr>
-              <w:t>2026-07-04</w:t>
+              <w:t>2026-07-03</w:t>
             </w:r>
           </w:p>
         </w:tc>
@@ -971,7 +952,7 @@
           <w:i w:val="0"/>
           <w:sz w:val="20"/>
         </w:rPr>
-        <w:t>1,153 compute assets across 6 categories. Servers and VMs are 100% current. EOL risk concentrated in the laptop fleet.</w:t>
+        <w:t>1,153 compute assets. Servers and VMs are 100% current. EOL risk in laptops only.</w:t>
       </w:r>
     </w:p>
     <w:p/>
@@ -1204,7 +1185,7 @@
               <w:rPr>
                 <w:sz w:val="18"/>
               </w:rPr>
-              <w:t>182</w:t>
+              <w:t xml:space="preserve"> 30</w:t>
             </w:r>
           </w:p>
         </w:tc>
@@ -1864,7 +1845,7 @@
               <w:rPr>
                 <w:sz w:val="18"/>
               </w:rPr>
-              <w:t>2026</w:t>
+              <w:t>—</w:t>
             </w:r>
           </w:p>
         </w:tc>
@@ -2133,24 +2114,6 @@
         </w:tc>
       </w:tr>
     </w:tbl>
-    <w:p>
-      <w:r>
-        <w:rPr>
-          <w:b/>
-          <w:i w:val="0"/>
-          <w:sz w:val="20"/>
-        </w:rPr>
-        <w:t xml:space="preserve">EOL totals: </w:t>
-      </w:r>
-      <w:r>
-        <w:rPr>
-          <w:b w:val="0"/>
-          <w:i w:val="0"/>
-          <w:sz w:val="20"/>
-        </w:rPr>
-        <w:t>200 laptops (22% of laptop fleet) + 19 linux_ws (Fedora 41) = 219 EOL compute assets.</w:t>
-      </w:r>
-    </w:p>
     <w:p/>
     <w:p>
       <w:r>
@@ -2160,9 +2123,62 @@
           <w:color w:val="0D2B4E"/>
           <w:sz w:val="26"/>
         </w:rPr>
-        <w:t>3. Fix Log</w:t>
+        <w:t>3. Change Log</w:t>
       </w:r>
     </w:p>
+    <w:p>
+      <w:r>
+        <w:rPr>
+          <w:b/>
+          <w:i w:val="0"/>
+          <w:color w:val="4A0072"/>
+        </w:rPr>
+        <w:t xml:space="preserve">■ </w:t>
+      </w:r>
+      <w:r>
+        <w:rPr>
+          <w:b/>
+          <w:i w:val="0"/>
+          <w:color w:val="4A0072"/>
+          <w:sz w:val="18"/>
+        </w:rPr>
+        <w:t>SCENARIO</w:t>
+      </w:r>
+      <w:r>
+        <w:rPr>
+          <w:b w:val="0"/>
+          <w:i w:val="0"/>
+          <w:sz w:val="18"/>
+        </w:rPr>
+        <w:t xml:space="preserve">  — intentionally engineered to surface a UAI finding          </w:t>
+      </w:r>
+      <w:r>
+        <w:rPr>
+          <w:b/>
+          <w:i w:val="0"/>
+          <w:color w:val="005B6E"/>
+        </w:rPr>
+        <w:t xml:space="preserve">■ </w:t>
+      </w:r>
+      <w:r>
+        <w:rPr>
+          <w:b/>
+          <w:i w:val="0"/>
+          <w:color w:val="005B6E"/>
+          <w:sz w:val="18"/>
+        </w:rPr>
+        <w:t>CORRECTION</w:t>
+      </w:r>
+      <w:r>
+        <w:rPr>
+          <w:b w:val="0"/>
+          <w:i w:val="0"/>
+          <w:sz w:val="18"/>
+        </w:rPr>
+        <w:t xml:space="preserve">  — genuine data bug or quality issue resolved</w:t>
+      </w:r>
+    </w:p>
+    <w:p/>
     <w:tbl>
       <w:tblPr>
         <w:tblStyle w:val="TableGrid"/>
@@ -2178,7 +2194,7 @@
           <w:tcPr>
             <w:tcW w:type="dxa" w:w="7937"/>
             <w:gridSpan w:val="2"/>
-            <w:shd w:fill="005B9A" w:color="auto" w:val="clear"/>
+            <w:shd w:fill="4A0072" w:color="auto" w:val="clear"/>
           </w:tcPr>
           <w:p>
             <w:r>
@@ -2187,7 +2203,15 @@
                 <w:color w:val="FFFFFF"/>
                 <w:sz w:val="20"/>
               </w:rPr>
-              <w:t>FIX-001  ·  macOS Ventura 13 (EOL) — Finding #6  ·  2026-07-03</w:t>
+              <w:t xml:space="preserve">[SCENARIO]  </w:t>
+            </w:r>
+            <w:r>
+              <w:rPr>
+                <w:b/>
+                <w:color w:val="FFFFFF"/>
+                <w:sz w:val="20"/>
+              </w:rPr>
+              <w:t>SCENARIO-001  ·  macOS Ventura 13 EOL — UAI Finding #6  ·  2026-07-03</w:t>
             </w:r>
           </w:p>
         </w:tc>
@@ -2196,13 +2220,13 @@
         <w:tc>
           <w:tcPr>
             <w:tcW w:type="dxa" w:w="1984"/>
-            <w:shd w:fill="EBF3FB" w:color="auto" w:val="clear"/>
+            <w:shd w:fill="F9F0FF" w:color="auto" w:val="clear"/>
           </w:tcPr>
           <w:p>
             <w:r>
               <w:rPr>
                 <w:b/>
-                <w:color w:val="0D2B4E"/>
+                <w:color w:val="4A0072"/>
                 <w:sz w:val="18"/>
               </w:rPr>
               <w:t>Problem</w:t>
@@ -2212,13 +2236,14 @@
         <w:tc>
           <w:tcPr>
             <w:tcW w:type="dxa" w:w="5953"/>
+            <w:shd w:fill="FFFFFF" w:color="auto" w:val="clear"/>
           </w:tcPr>
           <w:p>
             <w:r>
               <w:rPr>
                 <w:sz w:val="18"/>
               </w:rPr>
-              <w:t>Zero mac_laptop rows had macOS 13.x. The finding could not surface in UAI because Jamf and CrowdStrike both reported current OS versions only.</w:t>
+              <w:t>Zero mac_laptop rows had macOS 13.x. The finding could not surface in UAI because Jamf and CrowdStrike both reported only current OS versions.</w:t>
             </w:r>
           </w:p>
         </w:tc>
@@ -2227,29 +2252,32 @@
         <w:tc>
           <w:tcPr>
             <w:tcW w:type="dxa" w:w="1984"/>
-            <w:shd w:fill="EBF3FB" w:color="auto" w:val="clear"/>
+            <w:shd w:fill="F9F0FF" w:color="auto" w:val="clear"/>
           </w:tcPr>
           <w:p>
             <w:r>
               <w:rPr>
                 <w:b/>
-                <w:color w:val="0D2B4E"/>
+                <w:color w:val="4A0072"/>
                 <w:sz w:val="18"/>
               </w:rPr>
-              <w:t>Fix applied</w:t>
+              <w:t>Applied</w:t>
             </w:r>
           </w:p>
         </w:tc>
         <w:tc>
           <w:tcPr>
             <w:tcW w:type="dxa" w:w="5953"/>
+            <w:shd w:fill="FFFFFF" w:color="auto" w:val="clear"/>
           </w:tcPr>
           <w:p>
             <w:r>
               <w:rPr>
                 <w:sz w:val="18"/>
               </w:rPr>
-              <w:t>18 mac_laptop rows updated in assets_luminary.xlsx — 3 per site (BLR, AMS, SGP, SFO, NYC, LON), all with jamf + crowdstrike in seen_by. OS changed from macOS 14.7 / 15.1 / 15.6 → macOS 13.7.</w:t>
+              <w:t>18 mac_laptop rows updated in assets_luminary.xlsx — 3 per site (BLR/AMS/SGP/SFO/NYC/LON), all with jamf + crowdstrike in seen_by.</w:t>
+              <w:br/>
+              <w:t>OS changed from macOS 14.7 / 15.1 / 15.6 → macOS 13.7.</w:t>
             </w:r>
           </w:p>
         </w:tc>
@@ -2258,39 +2286,40 @@
         <w:tc>
           <w:tcPr>
             <w:tcW w:type="dxa" w:w="1984"/>
-            <w:shd w:fill="EBF3FB" w:color="auto" w:val="clear"/>
+            <w:shd w:fill="F9F0FF" w:color="auto" w:val="clear"/>
           </w:tcPr>
           <w:p>
             <w:r>
               <w:rPr>
                 <w:b/>
-                <w:color w:val="0D2B4E"/>
+                <w:color w:val="4A0072"/>
                 <w:sz w:val="18"/>
               </w:rPr>
-              <w:t>Revert list</w:t>
+              <w:t>Revert to</w:t>
             </w:r>
           </w:p>
         </w:tc>
         <w:tc>
           <w:tcPr>
             <w:tcW w:type="dxa" w:w="5953"/>
+            <w:shd w:fill="FFFFFF" w:color="auto" w:val="clear"/>
           </w:tcPr>
           <w:p>
             <w:r>
               <w:rPr>
                 <w:sz w:val="18"/>
               </w:rPr>
-              <w:t>AMS: lsys-ams-lap-0552 (14.7), lsys-ams-lap-0568 (14.7), lsys-ams-lap-0609 (15.6)</w:t>
+              <w:t>AMS: lsys-ams-lap-0552 (→14.7), lsys-ams-lap-0568 (→14.7), lsys-ams-lap-0609 (→15.6)</w:t>
               <w:br/>
-              <w:t>BLR: lsys-blr-lap-0556 (15.6), lsys-blr-lap-0606 (14.7), lsys-blr-lap-0619 (15.6)</w:t>
+              <w:t>BLR: lsys-blr-lap-0556 (→15.6), lsys-blr-lap-0606 (→14.7), lsys-blr-lap-0619 (→15.6)</w:t>
               <w:br/>
-              <w:t>LON: lsys-lon-lap-0551 (15.1), lsys-lon-lap-0573 (15.1), lsys-lon-lap-0591 (15.1)</w:t>
+              <w:t>LON: lsys-lon-lap-0551 (→15.1), lsys-lon-lap-0573 (→15.1), lsys-lon-lap-0591 (→15.1)</w:t>
               <w:br/>
-              <w:t>NYC: lsys-nyc-lap-0558 (15.1), lsys-nyc-lap-0565 (15.6), lsys-nyc-lap-0574 (15.1)</w:t>
+              <w:t>NYC: lsys-nyc-lap-0558 (→15.1), lsys-nyc-lap-0565 (→15.6), lsys-nyc-lap-0574 (→15.1)</w:t>
               <w:br/>
-              <w:t>SFO: lsys-sfo-lap-0554 (15.1), lsys-sfo-lap-0563 (15.6), lsys-sfo-lap-0572 (15.1)</w:t>
+              <w:t>SFO: lsys-sfo-lap-0554 (→15.1), lsys-sfo-lap-0563 (→15.6), lsys-sfo-lap-0572 (→15.1)</w:t>
               <w:br/>
-              <w:t>SGP: lsys-sgp-lap-0549 (15.1), lsys-sgp-lap-0566 (15.6), lsys-sgp-lap-0580 (15.6)</w:t>
+              <w:t>SGP: lsys-sgp-lap-0549 (→15.1), lsys-sgp-lap-0566 (→15.6), lsys-sgp-lap-0580 (→15.6)</w:t>
             </w:r>
           </w:p>
         </w:tc>
@@ -2299,13 +2328,13 @@
         <w:tc>
           <w:tcPr>
             <w:tcW w:type="dxa" w:w="1984"/>
-            <w:shd w:fill="EBF3FB" w:color="auto" w:val="clear"/>
+            <w:shd w:fill="F9F0FF" w:color="auto" w:val="clear"/>
           </w:tcPr>
           <w:p>
             <w:r>
               <w:rPr>
                 <w:b/>
-                <w:color w:val="0D2B4E"/>
+                <w:color w:val="4A0072"/>
                 <w:sz w:val="18"/>
               </w:rPr>
               <w:t>Mocks rebuilt</w:t>
@@ -2315,6 +2344,7 @@
         <w:tc>
           <w:tcPr>
             <w:tcW w:type="dxa" w:w="5953"/>
+            <w:shd w:fill="FFFFFF" w:color="auto" w:val="clear"/>
           </w:tcPr>
           <w:p>
             <w:r>
@@ -2330,13 +2360,13 @@
         <w:tc>
           <w:tcPr>
             <w:tcW w:type="dxa" w:w="1984"/>
-            <w:shd w:fill="EBF3FB" w:color="auto" w:val="clear"/>
+            <w:shd w:fill="F9F0FF" w:color="auto" w:val="clear"/>
           </w:tcPr>
           <w:p>
             <w:r>
               <w:rPr>
                 <w:b/>
-                <w:color w:val="0D2B4E"/>
+                <w:color w:val="4A0072"/>
                 <w:sz w:val="18"/>
               </w:rPr>
               <w:t>Deployed</w:t>
@@ -2346,205 +2376,14 @@
         <w:tc>
           <w:tcPr>
             <w:tcW w:type="dxa" w:w="5953"/>
+            <w:shd w:fill="FFFFFF" w:color="auto" w:val="clear"/>
           </w:tcPr>
           <w:p>
             <w:r>
               <w:rPr>
                 <w:sz w:val="18"/>
               </w:rPr>
-              <w:t>2026-07-03 — ECR push → App Runner auto-deploy (both RUNNING)</w:t>
-            </w:r>
-          </w:p>
-        </w:tc>
-      </w:tr>
-      <w:tr>
-        <w:tc>
-          <w:tcPr>
-            <w:tcW w:type="dxa" w:w="7937"/>
-            <w:gridSpan w:val="2"/>
-            <w:shd w:fill="FFFFFF" w:color="auto" w:val="clear"/>
-          </w:tcPr>
-          <w:p>
-            <w:r/>
-          </w:p>
-        </w:tc>
-      </w:tr>
-      <w:tr>
-        <w:tc>
-          <w:tcPr>
-            <w:tcW w:type="dxa" w:w="7937"/>
-            <w:gridSpan w:val="2"/>
-            <w:shd w:fill="005B9A" w:color="auto" w:val="clear"/>
-          </w:tcPr>
-          <w:p>
-            <w:r>
-              <w:rPr>
-                <w:b/>
-                <w:color w:val="FFFFFF"/>
-                <w:sz w:val="20"/>
-              </w:rPr>
-              <w:t>FIX-002  ·  Windows 10 EOL cross-provider OS mismatch — Finding #5  ·  2026-07-04</w:t>
-            </w:r>
-          </w:p>
-        </w:tc>
-      </w:tr>
-      <w:tr>
-        <w:tc>
-          <w:tcPr>
-            <w:tcW w:type="dxa" w:w="1984"/>
-            <w:shd w:fill="EBF3FB" w:color="auto" w:val="clear"/>
-          </w:tcPr>
-          <w:p>
-            <w:r>
-              <w:rPr>
-                <w:b/>
-                <w:color w:val="0D2B4E"/>
-                <w:sz w:val="18"/>
-              </w:rPr>
-              <w:t>Problem</w:t>
-            </w:r>
-          </w:p>
-        </w:tc>
-        <w:tc>
-          <w:tcPr>
-            <w:tcW w:type="dxa" w:w="5953"/>
-          </w:tcPr>
-          <w:p>
-            <w:r>
-              <w:rPr>
-                <w:sz w:val="18"/>
-              </w:rPr>
-              <w:t>CrowdStrike generator contained win11 = random.random() &lt; 0.65 — meaning 65% of all Windows workstations were randomly assigned Windows 11 regardless of the xlsx os value. With random.seed(4406) this was deterministic but wrong. Win10 rows in the xlsx appeared as Win11 in CrowdStrike, while Intune and ServiceNow correctly showed Win10 — causing a cross-provider OS mismatch visible in the CSP unified asset view.</w:t>
-            </w:r>
-          </w:p>
-        </w:tc>
-      </w:tr>
-      <w:tr>
-        <w:tc>
-          <w:tcPr>
-            <w:tcW w:type="dxa" w:w="1984"/>
-            <w:shd w:fill="EBF3FB" w:color="auto" w:val="clear"/>
-          </w:tcPr>
-          <w:p>
-            <w:r>
-              <w:rPr>
-                <w:b/>
-                <w:color w:val="0D2B4E"/>
-                <w:sz w:val="18"/>
-              </w:rPr>
-              <w:t>Fix applied</w:t>
-            </w:r>
-          </w:p>
-        </w:tc>
-        <w:tc>
-          <w:tcPr>
-            <w:tcW w:type="dxa" w:w="5953"/>
-          </w:tcPr>
-          <w:p>
-            <w:r>
-              <w:rPr>
-                <w:sz w:val="18"/>
-              </w:rPr>
-              <w:t>One-line fix in mock-crowdstrike-api/seed_data/generate_cs_data.py:</w:t>
-              <w:br/>
-              <w:t xml:space="preserve">  Before: win11 = random.random() &lt; 0.65</w:t>
-              <w:br/>
-              <w:t xml:space="preserve">  After:  win11 = "11" in o</w:t>
-              <w:br/>
-              <w:t>Intune and ServiceNow were already clean (read xlsx directly, no transformation). CrowdStrike seed data regenerated: 179 Win10 Pro + 17 Win10 Enterprise now match the xlsx (182 total, minus ~3 without crowdstrike in seen_by).</w:t>
-            </w:r>
-          </w:p>
-        </w:tc>
-      </w:tr>
-      <w:tr>
-        <w:tc>
-          <w:tcPr>
-            <w:tcW w:type="dxa" w:w="1984"/>
-            <w:shd w:fill="EBF3FB" w:color="auto" w:val="clear"/>
-          </w:tcPr>
-          <w:p>
-            <w:r>
-              <w:rPr>
-                <w:b/>
-                <w:color w:val="0D2B4E"/>
-                <w:sz w:val="18"/>
-              </w:rPr>
-              <w:t>Revert</w:t>
-            </w:r>
-          </w:p>
-        </w:tc>
-        <w:tc>
-          <w:tcPr>
-            <w:tcW w:type="dxa" w:w="5953"/>
-          </w:tcPr>
-          <w:p>
-            <w:r>
-              <w:rPr>
-                <w:sz w:val="18"/>
-              </w:rPr>
-              <w:t>Revert generate_cs_data.py line ~194 to: win11 = random.random() &lt; 0.65</w:t>
-            </w:r>
-          </w:p>
-        </w:tc>
-      </w:tr>
-      <w:tr>
-        <w:tc>
-          <w:tcPr>
-            <w:tcW w:type="dxa" w:w="1984"/>
-            <w:shd w:fill="EBF3FB" w:color="auto" w:val="clear"/>
-          </w:tcPr>
-          <w:p>
-            <w:r>
-              <w:rPr>
-                <w:b/>
-                <w:color w:val="0D2B4E"/>
-                <w:sz w:val="18"/>
-              </w:rPr>
-              <w:t>Mocks rebuilt</w:t>
-            </w:r>
-          </w:p>
-        </w:tc>
-        <w:tc>
-          <w:tcPr>
-            <w:tcW w:type="dxa" w:w="5953"/>
-          </w:tcPr>
-          <w:p>
-            <w:r>
-              <w:rPr>
-                <w:sz w:val="18"/>
-              </w:rPr>
-              <w:t>mock-crowdstrike-api only (Intune + ServiceNow unaffected)</w:t>
-            </w:r>
-          </w:p>
-        </w:tc>
-      </w:tr>
-      <w:tr>
-        <w:tc>
-          <w:tcPr>
-            <w:tcW w:type="dxa" w:w="1984"/>
-            <w:shd w:fill="EBF3FB" w:color="auto" w:val="clear"/>
-          </w:tcPr>
-          <w:p>
-            <w:r>
-              <w:rPr>
-                <w:b/>
-                <w:color w:val="0D2B4E"/>
-                <w:sz w:val="18"/>
-              </w:rPr>
-              <w:t>Deployed</w:t>
-            </w:r>
-          </w:p>
-        </w:tc>
-        <w:tc>
-          <w:tcPr>
-            <w:tcW w:type="dxa" w:w="5953"/>
-          </w:tcPr>
-          <w:p>
-            <w:r>
-              <w:rPr>
-                <w:sz w:val="18"/>
-              </w:rPr>
-              <w:t>2026-07-04 — ECR push → App Runner auto-deploy (RUNNING)</w:t>
+              <w:t>2026-07-03 — ECR push → App Runner auto-deploy</w:t>
             </w:r>
           </w:p>
         </w:tc>
@@ -2564,7 +2403,7 @@
           <w:tcPr>
             <w:tcW w:type="dxa" w:w="7937"/>
             <w:gridSpan w:val="2"/>
-            <w:shd w:fill="005B9A" w:color="auto" w:val="clear"/>
+            <w:shd w:fill="005B6E" w:color="auto" w:val="clear"/>
           </w:tcPr>
           <w:p>
             <w:r>
@@ -2573,7 +2412,15 @@
                 <w:color w:val="FFFFFF"/>
                 <w:sz w:val="20"/>
               </w:rPr>
-              <w:t>FIX-003  ·  Windows 10 EOL — reduce to 30 demo assets, fix VDI random path  ·  2026-07-04</w:t>
+              <w:t xml:space="preserve">[CORRECTION]  </w:t>
+            </w:r>
+            <w:r>
+              <w:rPr>
+                <w:b/>
+                <w:color w:val="FFFFFF"/>
+                <w:sz w:val="20"/>
+              </w:rPr>
+              <w:t>CORRECTION-001  ·  CrowdStrike Win10/Win11 random OS mismatch  ·  2026-07-04</w:t>
             </w:r>
           </w:p>
         </w:tc>
@@ -2582,13 +2429,13 @@
         <w:tc>
           <w:tcPr>
             <w:tcW w:type="dxa" w:w="1984"/>
-            <w:shd w:fill="EBF3FB" w:color="auto" w:val="clear"/>
+            <w:shd w:fill="F0FAFC" w:color="auto" w:val="clear"/>
           </w:tcPr>
           <w:p>
             <w:r>
               <w:rPr>
                 <w:b/>
-                <w:color w:val="0D2B4E"/>
+                <w:color w:val="005B6E"/>
                 <w:sz w:val="18"/>
               </w:rPr>
               <w:t>Problem</w:t>
@@ -2598,13 +2445,14 @@
         <w:tc>
           <w:tcPr>
             <w:tcW w:type="dxa" w:w="5953"/>
+            <w:shd w:fill="FFFFFF" w:color="auto" w:val="clear"/>
           </w:tcPr>
           <w:p>
             <w:r>
               <w:rPr>
                 <w:sz w:val="18"/>
               </w:rPr>
-              <w:t>CSP showed 101 Windows 10 assets after re-sync. Target was ~25-30 for the demo. 182 win_laptop rows had os="Windows 10 Pro" in xlsx; additionally 15 VDI rows had os="Windows 10 Pro" and the CrowdStrike VDI path had the same random.random() &lt; 0.6 bug as the workstation path (fixed in FIX-002 for laptops but missed for VDI).</w:t>
+              <w:t>CrowdStrike generator had win11 = random.random() &lt; 0.65 (workstations) and &lt; 0.60 (VDI). ~65% of Win10 xlsx rows reported as Windows 11 by CrowdStrike only. Intune and ServiceNow correctly showed Win10 — causing a cross-provider OS mismatch in CSP.</w:t>
             </w:r>
           </w:p>
         </w:tc>
@@ -2613,35 +2461,36 @@
         <w:tc>
           <w:tcPr>
             <w:tcW w:type="dxa" w:w="1984"/>
-            <w:shd w:fill="EBF3FB" w:color="auto" w:val="clear"/>
+            <w:shd w:fill="F0FAFC" w:color="auto" w:val="clear"/>
           </w:tcPr>
           <w:p>
             <w:r>
               <w:rPr>
                 <w:b/>
-                <w:color w:val="0D2B4E"/>
+                <w:color w:val="005B6E"/>
                 <w:sz w:val="18"/>
               </w:rPr>
-              <w:t>Fix applied</w:t>
+              <w:t>Applied</w:t>
             </w:r>
           </w:p>
         </w:tc>
         <w:tc>
           <w:tcPr>
             <w:tcW w:type="dxa" w:w="5953"/>
+            <w:shd w:fill="FFFFFF" w:color="auto" w:val="clear"/>
           </w:tcPr>
           <w:p>
             <w:r>
               <w:rPr>
                 <w:sz w:val="18"/>
               </w:rPr>
-              <w:t>1. assets_luminary.xlsx — 152 win_laptop rows changed from "Windows 10 Pro" → "Windows 11 Pro" (kept 30 proportionally: SFO=11, BLR=5, LON=5, AMS=4, NYC=3, SGP=2).</w:t>
+              <w:t>generate_cs_data.py — two lines fixed:</w:t>
               <w:br/>
-              <w:t>2. assets_luminary.xlsx — 15 vdi rows changed from "Windows 10 Pro" → "Windows 11 Enterprise".</w:t>
+              <w:t xml:space="preserve">  Workstation: win11 = random.random() &lt; 0.65  →  win11 = "11" in o</w:t>
               <w:br/>
-              <w:t>3. generate_cs_data.py VDI path: win11 = random.random() &lt; 0.6 → win11 = "11" in o.</w:t>
+              <w:t xml:space="preserve">  VDI:         win11 = random.random() &lt; 0.60  →  win11 = "11" in o</w:t>
               <w:br/>
-              <w:t>CrowdStrike, Intune, ServiceNow seed data regenerated. CS result: 29 Windows 10 Pro workstations (1 of 30 lacks CS in seen_by, still surfaces via Intune/ServiceNow).</w:t>
+              <w:t>All three providers now agree on OS version for every device.</w:t>
             </w:r>
           </w:p>
         </w:tc>
@@ -2650,29 +2499,34 @@
         <w:tc>
           <w:tcPr>
             <w:tcW w:type="dxa" w:w="1984"/>
-            <w:shd w:fill="EBF3FB" w:color="auto" w:val="clear"/>
+            <w:shd w:fill="F0FAFC" w:color="auto" w:val="clear"/>
           </w:tcPr>
           <w:p>
             <w:r>
               <w:rPr>
                 <w:b/>
-                <w:color w:val="0D2B4E"/>
+                <w:color w:val="005B6E"/>
                 <w:sz w:val="18"/>
               </w:rPr>
-              <w:t>30 demo assets</w:t>
+              <w:t>Revert to</w:t>
             </w:r>
           </w:p>
         </w:tc>
         <w:tc>
           <w:tcPr>
             <w:tcW w:type="dxa" w:w="5953"/>
+            <w:shd w:fill="FFFFFF" w:color="auto" w:val="clear"/>
           </w:tcPr>
           <w:p>
             <w:r>
               <w:rPr>
                 <w:sz w:val="18"/>
               </w:rPr>
-              <w:t>lsys-ams-lap-0004, lsys-ams-lap-0017, lsys-ams-lap-0024, lsys-ams-lap-0051, lsys-blr-lap-0011, lsys-blr-lap-0027, lsys-blr-lap-0065, lsys-blr-lap-0087, lsys-blr-lap-0088, lsys-lon-lap-0033, lsys-lon-lap-0038, lsys-lon-lap-0045, lsys-lon-lap-0048, lsys-lon-lap-0075, lsys-nyc-lap-0015, lsys-nyc-lap-0044, lsys-nyc-lap-0053, lsys-sfo-lap-0007, lsys-sfo-lap-0020, lsys-sfo-lap-0022, lsys-sfo-lap-0031, lsys-sfo-lap-0039, lsys-sfo-lap-0047, lsys-sfo-lap-0066, lsys-sfo-lap-0072, lsys-sfo-lap-0074, lsys-sfo-lap-0085, lsys-sfo-lap-0096, lsys-sgp-lap-0076, lsys-sgp-lap-0077</w:t>
+              <w:t>Revert generate_cs_data.py:</w:t>
+              <w:br/>
+              <w:t xml:space="preserve">  Workstation line (~194): win11 = random.random() &lt; 0.65</w:t>
+              <w:br/>
+              <w:t xml:space="preserve">  VDI line (~181):         win11 = random.random() &lt; 0.60</w:t>
             </w:r>
           </w:p>
         </w:tc>
@@ -2681,31 +2535,199 @@
         <w:tc>
           <w:tcPr>
             <w:tcW w:type="dxa" w:w="1984"/>
-            <w:shd w:fill="EBF3FB" w:color="auto" w:val="clear"/>
+            <w:shd w:fill="F0FAFC" w:color="auto" w:val="clear"/>
           </w:tcPr>
           <w:p>
             <w:r>
               <w:rPr>
                 <w:b/>
-                <w:color w:val="0D2B4E"/>
+                <w:color w:val="005B6E"/>
                 <w:sz w:val="18"/>
               </w:rPr>
-              <w:t>Revert</w:t>
+              <w:t>Mocks rebuilt</w:t>
             </w:r>
           </w:p>
         </w:tc>
         <w:tc>
           <w:tcPr>
             <w:tcW w:type="dxa" w:w="5953"/>
+            <w:shd w:fill="FFFFFF" w:color="auto" w:val="clear"/>
           </w:tcPr>
           <w:p>
             <w:r>
               <w:rPr>
                 <w:sz w:val="18"/>
               </w:rPr>
-              <w:t>In xlsx, set os="Windows 10 Pro" for these 30 hostnames (and "Windows 10 Pro" for the 15 VDI rows lsys-*-vdi-*). Revert generate_cs_data.py VDI line to: win11 = random.random() &lt; 0.6</w:t>
+              <w:t>mock-crowdstrike-api</w:t>
+            </w:r>
+          </w:p>
+        </w:tc>
+      </w:tr>
+      <w:tr>
+        <w:tc>
+          <w:tcPr>
+            <w:tcW w:type="dxa" w:w="1984"/>
+            <w:shd w:fill="F0FAFC" w:color="auto" w:val="clear"/>
+          </w:tcPr>
+          <w:p>
+            <w:r>
+              <w:rPr>
+                <w:b/>
+                <w:color w:val="005B6E"/>
+                <w:sz w:val="18"/>
+              </w:rPr>
+              <w:t>Deployed</w:t>
+            </w:r>
+          </w:p>
+        </w:tc>
+        <w:tc>
+          <w:tcPr>
+            <w:tcW w:type="dxa" w:w="5953"/>
+            <w:shd w:fill="FFFFFF" w:color="auto" w:val="clear"/>
+          </w:tcPr>
+          <w:p>
+            <w:r>
+              <w:rPr>
+                <w:sz w:val="18"/>
+              </w:rPr>
+              <w:t>2026-07-04 — ECR push → App Runner auto-deploy</w:t>
+            </w:r>
+          </w:p>
+        </w:tc>
+      </w:tr>
+      <w:tr>
+        <w:tc>
+          <w:tcPr>
+            <w:tcW w:type="dxa" w:w="7937"/>
+            <w:gridSpan w:val="2"/>
+            <w:shd w:fill="FFFFFF" w:color="auto" w:val="clear"/>
+          </w:tcPr>
+          <w:p/>
+        </w:tc>
+      </w:tr>
+      <w:tr>
+        <w:tc>
+          <w:tcPr>
+            <w:tcW w:type="dxa" w:w="7937"/>
+            <w:gridSpan w:val="2"/>
+            <w:shd w:fill="005B6E" w:color="auto" w:val="clear"/>
+          </w:tcPr>
+          <w:p>
+            <w:r>
+              <w:rPr>
+                <w:b/>
+                <w:color w:val="FFFFFF"/>
+                <w:sz w:val="20"/>
+              </w:rPr>
+              <w:t xml:space="preserve">[CORRECTION]  </w:t>
+            </w:r>
+            <w:r>
+              <w:rPr>
+                <w:b/>
+                <w:color w:val="FFFFFF"/>
+                <w:sz w:val="20"/>
+              </w:rPr>
+              <w:t>CORRECTION-002  ·  Windows 10 EOL count reduced 101 → 30 demo assets  ·  2026-07-04</w:t>
+            </w:r>
+          </w:p>
+        </w:tc>
+      </w:tr>
+      <w:tr>
+        <w:tc>
+          <w:tcPr>
+            <w:tcW w:type="dxa" w:w="1984"/>
+            <w:shd w:fill="F0FAFC" w:color="auto" w:val="clear"/>
+          </w:tcPr>
+          <w:p>
+            <w:r>
+              <w:rPr>
+                <w:b/>
+                <w:color w:val="005B6E"/>
+                <w:sz w:val="18"/>
+              </w:rPr>
+              <w:t>Problem</w:t>
+            </w:r>
+          </w:p>
+        </w:tc>
+        <w:tc>
+          <w:tcPr>
+            <w:tcW w:type="dxa" w:w="5953"/>
+            <w:shd w:fill="FFFFFF" w:color="auto" w:val="clear"/>
+          </w:tcPr>
+          <w:p>
+            <w:r>
+              <w:rPr>
+                <w:sz w:val="18"/>
+              </w:rPr>
+              <w:t>CSP showed 101 Windows 10 assets after re-sync. Target was ~25-30. 182 win_laptop rows + 15 VDI rows had os="Windows 10 Pro" in xlsx. The VDI random bug (CORRECTION-001) was also contributing to the inflated count.</w:t>
+            </w:r>
+          </w:p>
+        </w:tc>
+      </w:tr>
+      <w:tr>
+        <w:tc>
+          <w:tcPr>
+            <w:tcW w:type="dxa" w:w="1984"/>
+            <w:shd w:fill="F0FAFC" w:color="auto" w:val="clear"/>
+          </w:tcPr>
+          <w:p>
+            <w:r>
+              <w:rPr>
+                <w:b/>
+                <w:color w:val="005B6E"/>
+                <w:sz w:val="18"/>
+              </w:rPr>
+              <w:t>Applied</w:t>
+            </w:r>
+          </w:p>
+        </w:tc>
+        <w:tc>
+          <w:tcPr>
+            <w:tcW w:type="dxa" w:w="5953"/>
+            <w:shd w:fill="FFFFFF" w:color="auto" w:val="clear"/>
+          </w:tcPr>
+          <w:p>
+            <w:r>
+              <w:rPr>
+                <w:sz w:val="18"/>
+              </w:rPr>
+              <w:t>152 win_laptop rows: "Windows 10 Pro" → "Windows 11 Pro" (30 kept: SFO=11, BLR=5, LON=5, AMS=4, NYC=3, SGP=2).</w:t>
               <w:br/>
-              <w:t>Kept hostnames:</w:t>
+              <w:t>15 vdi rows: "Windows 10 Pro" → "Windows 11 Enterprise".</w:t>
+              <w:br/>
+              <w:t>CrowdStrike seed now shows 29 Win10 Pro workstations (1 of 30 lacks CS in seen_by, surfaces via Intune/ServiceNow).</w:t>
+            </w:r>
+          </w:p>
+        </w:tc>
+      </w:tr>
+      <w:tr>
+        <w:tc>
+          <w:tcPr>
+            <w:tcW w:type="dxa" w:w="1984"/>
+            <w:shd w:fill="F0FAFC" w:color="auto" w:val="clear"/>
+          </w:tcPr>
+          <w:p>
+            <w:r>
+              <w:rPr>
+                <w:b/>
+                <w:color w:val="005B6E"/>
+                <w:sz w:val="18"/>
+              </w:rPr>
+              <w:t>Revert to</w:t>
+            </w:r>
+          </w:p>
+        </w:tc>
+        <w:tc>
+          <w:tcPr>
+            <w:tcW w:type="dxa" w:w="5953"/>
+            <w:shd w:fill="FFFFFF" w:color="auto" w:val="clear"/>
+          </w:tcPr>
+          <w:p>
+            <w:r>
+              <w:rPr>
+                <w:sz w:val="18"/>
+              </w:rPr>
+              <w:t>Set os="Windows 10 Pro" for these 30 win_laptop hostnames:</w:t>
               <w:br/>
               <w:t>lsys-ams-lap-0004, lsys-ams-lap-0017, lsys-ams-lap-0024, lsys-ams-lap-0051, lsys-blr-lap-0011, lsys-blr-lap-0027, lsys-blr-lap-0065, lsys-blr-lap-0087, lsys-blr-lap-0088, lsys-lon-lap-0033, lsys-lon-lap-0038, lsys-lon-lap-0045, lsys-lon-lap-0048, lsys-lon-lap-0075, lsys-nyc-lap-0015, lsys-nyc-lap-0044, lsys-nyc-lap-0053, lsys-sfo-lap-0007, lsys-sfo-lap-0020, lsys-sfo-lap-0022, lsys-sfo-lap-0031, lsys-sfo-lap-0039, lsys-sfo-lap-0047, lsys-sfo-lap-0066, lsys-sfo-lap-0072, lsys-sfo-lap-0074, lsys-sfo-lap-0085, lsys-sfo-lap-0096, lsys-sgp-lap-0076, lsys-sgp-lap-0077</w:t>
             </w:r>
@@ -2716,13 +2738,13 @@
         <w:tc>
           <w:tcPr>
             <w:tcW w:type="dxa" w:w="1984"/>
-            <w:shd w:fill="EBF3FB" w:color="auto" w:val="clear"/>
+            <w:shd w:fill="F0FAFC" w:color="auto" w:val="clear"/>
           </w:tcPr>
           <w:p>
             <w:r>
               <w:rPr>
                 <w:b/>
-                <w:color w:val="0D2B4E"/>
+                <w:color w:val="005B6E"/>
                 <w:sz w:val="18"/>
               </w:rPr>
               <w:t>Mocks rebuilt</w:t>
@@ -2732,6 +2754,7 @@
         <w:tc>
           <w:tcPr>
             <w:tcW w:type="dxa" w:w="5953"/>
+            <w:shd w:fill="FFFFFF" w:color="auto" w:val="clear"/>
           </w:tcPr>
           <w:p>
             <w:r>
@@ -2747,13 +2770,13 @@
         <w:tc>
           <w:tcPr>
             <w:tcW w:type="dxa" w:w="1984"/>
-            <w:shd w:fill="EBF3FB" w:color="auto" w:val="clear"/>
+            <w:shd w:fill="F0FAFC" w:color="auto" w:val="clear"/>
           </w:tcPr>
           <w:p>
             <w:r>
               <w:rPr>
                 <w:b/>
-                <w:color w:val="0D2B4E"/>
+                <w:color w:val="005B6E"/>
                 <w:sz w:val="18"/>
               </w:rPr>
               <w:t>Deployed</w:t>
@@ -2763,13 +2786,14 @@
         <w:tc>
           <w:tcPr>
             <w:tcW w:type="dxa" w:w="5953"/>
+            <w:shd w:fill="FFFFFF" w:color="auto" w:val="clear"/>
           </w:tcPr>
           <w:p>
             <w:r>
               <w:rPr>
                 <w:sz w:val="18"/>
               </w:rPr>
-              <w:t>2026-07-04 — ECR push → App Runner auto-deploy (all 3 RUNNING)</w:t>
+              <w:t>2026-07-04 — ECR push → App Runner auto-deploy (all 3)</w:t>
             </w:r>
           </w:p>
         </w:tc>
@@ -2817,7 +2841,7 @@
           <w:i w:val="0"/>
           <w:sz w:val="18"/>
         </w:rPr>
-        <w:t>Currently 14 win_laptop rows lack CrowdStrike in seen_by. Need 8 more. Edit seen_by on 8 additional win_laptop rows to remove crowdstrike while keeping intune/tenable/mist/meraki.</w:t>
+        <w:t>14 win_laptop rows lack CrowdStrike in seen_by (target ~22). Edit seen_by on 8 more rows to remove crowdstrike while keeping intune/tenable/mist/meraki.</w:t>
       </w:r>
     </w:p>
     <w:p>
@@ -2840,7 +2864,7 @@
           <w:i w:val="0"/>
           <w:sz w:val="18"/>
         </w:rPr>
-        <w:t>Requires a new cmdb_os column in assets_luminary.xlsx (~32 rows with stale value e.g. "Windows 10 Pro" while os = "Windows 11 Pro"). ServiceNow generator must be updated to output cmdb_os instead of os for the CMDB CI operatingSystem field.</w:t>
+        <w:t>Add cmdb_os column to xlsx (~32 rows with stale value). Update ServiceNow generator to output cmdb_os for the CMDB CI operatingSystem field.</w:t>
       </w:r>
     </w:p>
     <w:p>
@@ -2863,7 +2887,7 @@
           <w:i w:val="0"/>
           <w:sz w:val="18"/>
         </w:rPr>
-        <w:t>Requires a new install_status column in assets_luminary.xlsx (~18 rows set to "Retired" or "In Stock"). ServiceNow generator must include install_status in CI output. Assets must still be seen by CrowdStrike/Tenable to create the contradiction.</w:t>
+        <w:t>Add install_status column to xlsx (~18 rows set to "Retired"/"In Stock"). Update ServiceNow generator to include field in CI output.</w:t>
       </w:r>
     </w:p>
     <w:p>
@@ -2886,7 +2910,7 @@
           <w:i w:val="0"/>
           <w:sz w:val="18"/>
         </w:rPr>
-        <w:t>Pick ~13 iot rows and set ip_address to a Corporate VLAN IP (e.g. 10.11.1.x for Meraki SFO, 10.10.1.x for Mist BLR). The Meraki generator already honours xlsx IPs. Mist generator may need a similar fix. Ordr must also report the same wrong-subnet IPs for UAI to surface the cross-source finding.</w:t>
+        <w:t>Pick ~13 iot rows, set ip_address to Corporate VLAN IP (e.g. 10.11.1.x for Meraki SFO). Ordr must report the same wrong-subnet IPs.</w:t>
       </w:r>
     </w:p>
     <w:p/>
@@ -2901,7 +2925,7 @@
           <w:color w:val="888888"/>
           <w:sz w:val="16"/>
         </w:rPr>
-        <w:t>This document is auto-maintained. Update each time a gap is fixed or a new finding is engineered.</w:t>
+        <w:t>SCENARIO = intentional demo engineering.  CORRECTION = data quality fix.  Update this log on every change.</w:t>
       </w:r>
     </w:p>
     <w:sectPr>

--- a/fixes/assets_of_interest_tracker.docx
+++ b/fixes/assets_of_interest_tracker.docx
@@ -3595,44 +3595,34 @@
       </w:r>
     </w:p>
     <w:p/>
+    <w:p/>
+    <w:p/>
     <w:tbl>
       <w:tblPr>
         <w:tblStyle w:val="TableGrid"/>
-        <w:tblW w:w="0" w:type="auto"/>
-        <w:tblLook w:val="04A0" w:firstRow="1" w:lastRow="0" w:firstColumn="1" w:lastColumn="0" w:noHBand="0" w:noVBand="1"/>
+        <w:tblW w:type="auto" w:w="0"/>
+        <w:tblLook w:firstColumn="1" w:firstRow="1" w:lastColumn="0" w:lastRow="0" w:noHBand="0" w:noVBand="1" w:val="04A0"/>
       </w:tblPr>
       <w:tblGrid>
-        <w:gridCol w:w="4251"/>
-        <w:gridCol w:w="5711"/>
+        <w:gridCol w:w="4873"/>
+        <w:gridCol w:w="4873"/>
       </w:tblGrid>
       <w:tr>
         <w:tc>
           <w:tcPr>
-            <w:tcW w:w="4873" w:type="dxa"/>
+            <w:tcW w:type="dxa" w:w="9746"/>
+            <w:gridSpan w:val="2"/>
             <w:shd w:val="clear" w:color="auto" w:fill="1B3A5C"/>
           </w:tcPr>
           <w:p>
             <w:r>
               <w:rPr>
                 <w:b/>
+                <w:i w:val="0"/>
                 <w:color w:val="FFFFFF"/>
-              </w:rPr>
-              <w:t>TALK TRACK #1  ·  Microsoft Intune  ·  Asset of Interest — Noncompliant Devices on the Network</w:t>
-            </w:r>
-          </w:p>
-        </w:tc>
-        <w:tc>
-          <w:tcPr>
-            <w:tcW w:w="4873" w:type="dxa"/>
-            <w:shd w:val="clear" w:color="auto" w:fill="1B3A5C"/>
-          </w:tcPr>
-          <w:p>
-            <w:r>
-              <w:rPr>
-                <w:b/>
-                <w:color w:val="FFFFFF"/>
-              </w:rPr>
-              <w:t>TALK TRACK #1  ·  Microsoft Intune  ·  Asset of Interest — Noncompliant Devices on the Network</w:t>
+                <w:sz w:val="20"/>
+              </w:rPr>
+              <w:t>TALK TRACK #1  ·  Microsoft Intune  ·  Asset of Interest — Noncompliant Devices  ·  Updated 2026-07-04</w:t>
             </w:r>
           </w:p>
         </w:tc>
@@ -3640,13 +3630,15 @@
       <w:tr>
         <w:tc>
           <w:tcPr>
-            <w:tcW w:w="1800" w:type="dxa"/>
-            <w:shd w:val="clear" w:color="auto" w:fill="E8F5E9"/>
+            <w:tcW w:type="dxa" w:w="4873"/>
+            <w:shd w:val="clear" w:color="auto" w:fill="F5F5F5"/>
           </w:tcPr>
           <w:p>
             <w:r>
               <w:rPr>
                 <w:b/>
+                <w:i w:val="0"/>
+                <w:color w:val="000000"/>
                 <w:sz w:val="18"/>
               </w:rPr>
               <w:t>Audience</w:t>
@@ -3655,12 +3647,15 @@
         </w:tc>
         <w:tc>
           <w:tcPr>
-            <w:tcW w:w="6500" w:type="dxa"/>
-            <w:shd w:val="clear" w:color="auto" w:fill="F9FFF4"/>
-          </w:tcPr>
-          <w:p>
-            <w:r>
-              <w:rPr>
+            <w:tcW w:type="dxa" w:w="4873"/>
+            <w:shd w:val="clear" w:color="auto" w:fill="FFFFFF"/>
+          </w:tcPr>
+          <w:p>
+            <w:r>
+              <w:rPr>
+                <w:b w:val="0"/>
+                <w:i w:val="0"/>
+                <w:color w:val="000000"/>
                 <w:sz w:val="18"/>
               </w:rPr>
               <w:t>Security architects, IT operations leads, risk/compliance owners.</w:t>
@@ -3671,13 +3666,15 @@
       <w:tr>
         <w:tc>
           <w:tcPr>
-            <w:tcW w:w="1800" w:type="dxa"/>
-            <w:shd w:val="clear" w:color="auto" w:fill="E8F5E9"/>
+            <w:tcW w:type="dxa" w:w="4873"/>
+            <w:shd w:val="clear" w:color="auto" w:fill="F5F5F5"/>
           </w:tcPr>
           <w:p>
             <w:r>
               <w:rPr>
                 <w:b/>
+                <w:i w:val="0"/>
+                <w:color w:val="000000"/>
                 <w:sz w:val="18"/>
               </w:rPr>
               <w:t>Duration</w:t>
@@ -3686,15 +3683,18 @@
         </w:tc>
         <w:tc>
           <w:tcPr>
-            <w:tcW w:w="6500" w:type="dxa"/>
-            <w:shd w:val="clear" w:color="auto" w:fill="F9FFF4"/>
-          </w:tcPr>
-          <w:p>
-            <w:r>
-              <w:rPr>
-                <w:sz w:val="18"/>
-              </w:rPr>
-              <w:t>8–12 minutes (standalone). Can extend to 20 min with discovery conversation.</w:t>
+            <w:tcW w:type="dxa" w:w="4873"/>
+            <w:shd w:val="clear" w:color="auto" w:fill="FFFFFF"/>
+          </w:tcPr>
+          <w:p>
+            <w:r>
+              <w:rPr>
+                <w:b w:val="0"/>
+                <w:i w:val="0"/>
+                <w:color w:val="000000"/>
+                <w:sz w:val="18"/>
+              </w:rPr>
+              <w:t>6–10 min for Section A (today's demo). Expands to 15–20 min once UAI connector bugs are resolved.</w:t>
             </w:r>
           </w:p>
         </w:tc>
@@ -3702,132 +3702,441 @@
       <w:tr>
         <w:tc>
           <w:tcPr>
-            <w:tcW w:w="1800" w:type="dxa"/>
-            <w:shd w:val="clear" w:color="auto" w:fill="E8F5E9"/>
+            <w:tcW w:type="dxa" w:w="4873"/>
+            <w:shd w:val="clear" w:color="auto" w:fill="C62828"/>
           </w:tcPr>
           <w:p>
             <w:r>
               <w:rPr>
                 <w:b/>
                 <w:i w:val="0"/>
-                <w:sz w:val="18"/>
-              </w:rPr>
-              <w:t>Pre-demo</w:t>
-            </w:r>
-            <w:r>
-              <w:br/>
-            </w:r>
+                <w:color w:val="FFFFFF"/>
+                <w:sz w:val="18"/>
+              </w:rPr>
+              <w:t>Status</w:t>
+            </w:r>
+          </w:p>
+        </w:tc>
+        <w:tc>
+          <w:tcPr>
+            <w:tcW w:type="dxa" w:w="4873"/>
+            <w:shd w:val="clear" w:color="auto" w:fill="FFFFFF"/>
+          </w:tcPr>
+          <w:p>
+            <w:r>
+              <w:rPr>
+                <w:b w:val="0"/>
+                <w:i w:val="0"/>
+                <w:color w:val="000000"/>
+                <w:sz w:val="18"/>
+              </w:rPr>
+              <w:t>PARTIAL — IP, Location, WHY-noncompliant and several enriched fields are NOT visible in UAI due to known connector bugs (BUG-001 to BUG-007 in Intune_Bugs.xlsx). Demo story is adjusted accordingly.</w:t>
+            </w:r>
+          </w:p>
+        </w:tc>
+      </w:tr>
+      <w:tr>
+        <w:tc>
+          <w:tcPr>
+            <w:tcW w:type="dxa" w:w="9746"/>
+            <w:gridSpan w:val="2"/>
+            <w:shd w:val="clear" w:color="auto" w:fill="37474F"/>
+          </w:tcPr>
+          <w:p>
             <w:r>
               <w:rPr>
                 <w:b/>
                 <w:i w:val="0"/>
-                <w:sz w:val="18"/>
-              </w:rPr>
-              <w:t>setup</w:t>
-            </w:r>
-          </w:p>
-        </w:tc>
-        <w:tc>
-          <w:tcPr>
-            <w:tcW w:w="6500" w:type="dxa"/>
-            <w:shd w:val="clear" w:color="auto" w:fill="F9FFF4"/>
+                <w:color w:val="FFFFFF"/>
+                <w:sz w:val="20"/>
+              </w:rPr>
+              <w:t>PRE-DEMO SETUP</w:t>
+            </w:r>
+          </w:p>
+        </w:tc>
+      </w:tr>
+      <w:tr>
+        <w:tc>
+          <w:tcPr>
+            <w:tcW w:type="dxa" w:w="4873"/>
+            <w:shd w:val="clear" w:color="auto" w:fill="F5F5F5"/>
+          </w:tcPr>
+          <w:p>
+            <w:r>
+              <w:rPr>
+                <w:b/>
+                <w:i w:val="0"/>
+                <w:color w:val="000000"/>
+                <w:sz w:val="18"/>
+              </w:rPr>
+              <w:t>Setup steps</w:t>
+            </w:r>
+          </w:p>
+        </w:tc>
+        <w:tc>
+          <w:tcPr>
+            <w:tcW w:type="dxa" w:w="4873"/>
+            <w:shd w:val="clear" w:color="auto" w:fill="FFFFFF"/>
           </w:tcPr>
           <w:p>
             <w:r>
               <w:rPr>
                 <w:b w:val="0"/>
                 <w:i w:val="0"/>
-                <w:sz w:val="18"/>
-              </w:rPr>
-              <w:t>1. Run Autodeploy → Microsoft Intune from Mock Deployer (MicrosoftIntune_Job must be live).</w:t>
-            </w:r>
-            <w:r>
+                <w:color w:val="000000"/>
+                <w:sz w:val="18"/>
+              </w:rPr>
+              <w:t>1. Run Autowire → Microsoft Intune from the Mock Deployer (MicrosoftIntune_Job must exist and show last sync &lt; 2 hrs ago)</w:t>
               <w:br/>
-            </w:r>
+              <w:t>2. In UAI → Assets, confirm 763 Microsoft Intune devices are visible</w:t>
+              <w:br/>
+              <w:t>3. Filter by complianceState — confirm ~62 noncompliant and ~62 inGracePeriod devices appear</w:t>
+              <w:br/>
+              <w:t>4. Confirm partner_reported_threat_state is visible in at least one device's Properties panel</w:t>
+            </w:r>
+          </w:p>
+        </w:tc>
+      </w:tr>
+      <w:tr>
+        <w:tc>
+          <w:tcPr>
+            <w:tcW w:type="dxa" w:w="4873"/>
+            <w:shd w:val="clear" w:color="auto" w:fill="FFF3CD"/>
+          </w:tcPr>
+          <w:p>
+            <w:r>
+              <w:rPr>
+                <w:b/>
+                <w:i w:val="0"/>
+                <w:color w:val="000000"/>
+                <w:sz w:val="18"/>
+              </w:rPr>
+              <w:t>⚠️  Critical reality check</w:t>
+            </w:r>
+          </w:p>
+        </w:tc>
+        <w:tc>
+          <w:tcPr>
+            <w:tcW w:type="dxa" w:w="4873"/>
+            <w:shd w:val="clear" w:color="auto" w:fill="FFF3CD"/>
+          </w:tcPr>
+          <w:p>
             <w:r>
               <w:rPr>
                 <w:b w:val="0"/>
                 <w:i w:val="0"/>
-                <w:sz w:val="18"/>
-              </w:rPr>
-              <w:t>2. Wait for first sync to complete — UAI Assets tab should show ~763 Intune-sourced assets.</w:t>
-            </w:r>
-            <w:r>
+                <w:color w:val="000000"/>
+                <w:sz w:val="18"/>
+              </w:rPr>
+              <w:t>IP Address, Location and Region are BLANK for ALL Intune assets (BUG-001 — MAC not stored by UAI). Remove any mention of 'show the IP address' or 'show network location' from your script. The demo story today is compliance state + threat signal correlation — not network location.</w:t>
+            </w:r>
+          </w:p>
+        </w:tc>
+      </w:tr>
+      <w:tr>
+        <w:tc>
+          <w:tcPr>
+            <w:tcW w:type="dxa" w:w="9746"/>
+            <w:gridSpan w:val="2"/>
+            <w:shd w:val="clear" w:color="auto" w:fill="1B5E20"/>
+          </w:tcPr>
+          <w:p>
+            <w:r>
+              <w:rPr>
+                <w:b/>
+                <w:i w:val="0"/>
+                <w:color w:val="FFFFFF"/>
+                <w:sz w:val="20"/>
+              </w:rPr>
+              <w:t>SECTION A  —  WHAT YOU CAN DEMO TODAY</w:t>
+            </w:r>
+          </w:p>
+        </w:tc>
+      </w:tr>
+      <w:tr>
+        <w:tc>
+          <w:tcPr>
+            <w:tcW w:type="dxa" w:w="4873"/>
+            <w:shd w:val="clear" w:color="auto" w:fill="F5F5F5"/>
+          </w:tcPr>
+          <w:p>
+            <w:r>
+              <w:rPr>
+                <w:b/>
+                <w:i w:val="0"/>
+                <w:color w:val="000000"/>
+                <w:sz w:val="18"/>
+              </w:rPr>
+              <w:t>STEP 1</w:t>
               <w:br/>
-            </w:r>
+              <w:t>Set the scene</w:t>
+            </w:r>
+          </w:p>
+        </w:tc>
+        <w:tc>
+          <w:tcPr>
+            <w:tcW w:type="dxa" w:w="4873"/>
+            <w:shd w:val="clear" w:color="auto" w:fill="FFFFFF"/>
+          </w:tcPr>
+          <w:p>
             <w:r>
               <w:rPr>
                 <w:b w:val="0"/>
                 <w:i w:val="0"/>
-                <w:sz w:val="18"/>
-              </w:rPr>
-              <w:t>3. ⚠️  VERIFY BEFORE DEMO: In UAI Assets, run the filter:</w:t>
-            </w:r>
-            <w:r>
+                <w:color w:val="000000"/>
+                <w:sz w:val="18"/>
+              </w:rPr>
+              <w:t>Navigate to UAI → Asset Insights → Assets.</w:t>
               <w:br/>
-            </w:r>
+              <w:t>Show the full fleet: 763 Microsoft Intune-managed devices — Windows laptops, VDI machines, Android phones.</w:t>
+              <w:br/>
+              <w:br/>
+              <w:t>Say: "Every one of these devices is enrolled in your MDM. Intune knows their compliance state. UAI takes that compliance signal and puts it on the same canvas as your network."</w:t>
+            </w:r>
+          </w:p>
+        </w:tc>
+      </w:tr>
+      <w:tr>
+        <w:tc>
+          <w:tcPr>
+            <w:tcW w:type="dxa" w:w="4873"/>
+            <w:shd w:val="clear" w:color="auto" w:fill="F5F5F5"/>
+          </w:tcPr>
+          <w:p>
+            <w:r>
+              <w:rPr>
+                <w:b/>
+                <w:i w:val="0"/>
+                <w:color w:val="000000"/>
+                <w:sz w:val="18"/>
+              </w:rPr>
+              <w:t>STEP 2</w:t>
+              <w:br/>
+              <w:t>Surface noncompliant devices</w:t>
+            </w:r>
+          </w:p>
+        </w:tc>
+        <w:tc>
+          <w:tcPr>
+            <w:tcW w:type="dxa" w:w="4873"/>
+            <w:shd w:val="clear" w:color="auto" w:fill="FFFFFF"/>
+          </w:tcPr>
+          <w:p>
             <w:r>
               <w:rPr>
                 <w:b w:val="0"/>
                 <w:i w:val="0"/>
-                <w:sz w:val="18"/>
-              </w:rPr>
-              <w:t xml:space="preserve">       asset.Classifications IN ["Noncompliant"]</w:t>
-            </w:r>
-            <w:r>
+                <w:color w:val="000000"/>
+                <w:sz w:val="18"/>
+              </w:rPr>
+              <w:t>Filter by Compliance State: noncompliant (62 devices appear).</w:t>
               <w:br/>
-            </w:r>
+              <w:br/>
+              <w:t>Say: "62 devices are actively violating your MDM policy right now. That's 8% of your managed fleet. Let's look at what we actually know about them."</w:t>
+            </w:r>
+          </w:p>
+        </w:tc>
+      </w:tr>
+      <w:tr>
+        <w:tc>
+          <w:tcPr>
+            <w:tcW w:type="dxa" w:w="4873"/>
+            <w:shd w:val="clear" w:color="auto" w:fill="EEF3F8"/>
+          </w:tcPr>
+          <w:p>
+            <w:r>
+              <w:rPr>
+                <w:b/>
+                <w:i w:val="0"/>
+                <w:color w:val="000000"/>
+                <w:sz w:val="18"/>
+              </w:rPr>
+              <w:t>↳ Say this</w:t>
+            </w:r>
+          </w:p>
+        </w:tc>
+        <w:tc>
+          <w:tcPr>
+            <w:tcW w:type="dxa" w:w="4873"/>
+            <w:shd w:val="clear" w:color="auto" w:fill="EEF3F8"/>
+          </w:tcPr>
+          <w:p>
             <w:r>
               <w:rPr>
                 <w:b w:val="0"/>
                 <w:i w:val="0"/>
-                <w:sz w:val="18"/>
-              </w:rPr>
-              <w:t xml:space="preserve">   Confirm that Intune noncompliant devices appear (62 expected). UAI's classification engine</w:t>
-            </w:r>
-            <w:r>
+                <w:color w:val="000000"/>
+                <w:sz w:val="18"/>
+              </w:rPr>
+              <w:t>"Notice what UAI adds that Intune alone cannot: whether these devices are Windows laptops, VDI machines, or Android phones — and which are corporate-owned vs BYOD. The compliance violation is the same fact, but the risk profile is very different."</w:t>
+            </w:r>
+          </w:p>
+        </w:tc>
+      </w:tr>
+      <w:tr>
+        <w:tc>
+          <w:tcPr>
+            <w:tcW w:type="dxa" w:w="4873"/>
+            <w:shd w:val="clear" w:color="auto" w:fill="F5F5F5"/>
+          </w:tcPr>
+          <w:p>
+            <w:r>
+              <w:rPr>
+                <w:b/>
+                <w:i w:val="0"/>
+                <w:color w:val="000000"/>
+                <w:sz w:val="18"/>
+              </w:rPr>
+              <w:t>STEP 3</w:t>
               <w:br/>
-            </w:r>
+              <w:t>Grace period urgency</w:t>
+            </w:r>
+          </w:p>
+        </w:tc>
+        <w:tc>
+          <w:tcPr>
+            <w:tcW w:type="dxa" w:w="4873"/>
+            <w:shd w:val="clear" w:color="auto" w:fill="FFFFFF"/>
+          </w:tcPr>
+          <w:p>
             <w:r>
               <w:rPr>
                 <w:b w:val="0"/>
                 <w:i w:val="0"/>
-                <w:sz w:val="18"/>
-              </w:rPr>
-              <w:t xml:space="preserve">   reads the Intune complianceState field — but this must be verified on each tenant.</w:t>
-            </w:r>
-            <w:r>
+                <w:color w:val="000000"/>
+                <w:sz w:val="18"/>
+              </w:rPr>
+              <w:t>Change the filter to inGracePeriod compliance state (62 devices).</w:t>
               <w:br/>
-            </w:r>
+              <w:br/>
+              <w:t>Say: "These 62 are on a countdown. They're not yet blocked — but the policy grace period is ticking. Three of them expire TODAY: lsys-sgp-lap-0018, lsys-nyc-lap-0360, lsys-sfo-and-1435. After today, Intune marks them noncompliant and — depending on Conditional Access — they may lose access to corporate resources."</w:t>
+            </w:r>
+          </w:p>
+        </w:tc>
+      </w:tr>
+      <w:tr>
+        <w:tc>
+          <w:tcPr>
+            <w:tcW w:type="dxa" w:w="4873"/>
+            <w:shd w:val="clear" w:color="auto" w:fill="F5F5F5"/>
+          </w:tcPr>
+          <w:p>
+            <w:r>
+              <w:rPr>
+                <w:b/>
+                <w:i w:val="0"/>
+                <w:color w:val="000000"/>
+                <w:sz w:val="18"/>
+              </w:rPr>
+              <w:t>STEP 4</w:t>
+              <w:br/>
+              <w:t>CrowdStrike cross-vendor</w:t>
+            </w:r>
+          </w:p>
+        </w:tc>
+        <w:tc>
+          <w:tcPr>
+            <w:tcW w:type="dxa" w:w="4873"/>
+            <w:shd w:val="clear" w:color="auto" w:fill="FFFFFF"/>
+          </w:tcPr>
+          <w:p>
             <w:r>
               <w:rPr>
                 <w:b w:val="0"/>
                 <w:i w:val="0"/>
-                <w:sz w:val="18"/>
-              </w:rPr>
-              <w:t xml:space="preserve">   If no results: open any known noncompliant device directly by hostname (see Step 2 fallback).</w:t>
-            </w:r>
-            <w:r>
+                <w:color w:val="000000"/>
+                <w:sz w:val="18"/>
+              </w:rPr>
+              <w:t>Click into any noncompliant Windows laptop. Scroll to the Sources section.</w:t>
               <w:br/>
-            </w:r>
+              <w:t>Show that the device also appears in CrowdStrike Falcon.</w:t>
+              <w:br/>
+              <w:br/>
+              <w:t>Say: "44 of these noncompliant Windows devices are also visible in CrowdStrike Falcon. UAI correlates both sources on the same asset — you get one record, not two separate alerts. Intune says the device is out of policy. CrowdStrike shows its threat posture. Together, that's the full risk picture."</w:t>
+            </w:r>
+          </w:p>
+        </w:tc>
+      </w:tr>
+      <w:tr>
+        <w:tc>
+          <w:tcPr>
+            <w:tcW w:type="dxa" w:w="4873"/>
+            <w:shd w:val="clear" w:color="auto" w:fill="F5F5F5"/>
+          </w:tcPr>
+          <w:p>
+            <w:r>
+              <w:rPr>
+                <w:b/>
+                <w:i w:val="0"/>
+                <w:color w:val="000000"/>
+                <w:sz w:val="18"/>
+              </w:rPr>
+              <w:t>STEP 5</w:t>
+              <w:br/>
+              <w:t>Threat signal</w:t>
+            </w:r>
+          </w:p>
+        </w:tc>
+        <w:tc>
+          <w:tcPr>
+            <w:tcW w:type="dxa" w:w="4873"/>
+            <w:shd w:val="clear" w:color="auto" w:fill="FFFFFF"/>
+          </w:tcPr>
+          <w:p>
             <w:r>
               <w:rPr>
                 <w:b w:val="0"/>
                 <w:i w:val="0"/>
-                <w:sz w:val="18"/>
-              </w:rPr>
-              <w:t>4. Pre-load the Classification filter view with results visible.</w:t>
-            </w:r>
-            <w:r>
+                <w:color w:val="000000"/>
+                <w:sz w:val="18"/>
+              </w:rPr>
+              <w:t>Open a noncompliant Windows device → Properties → partner_reported_threat_state.</w:t>
               <w:br/>
-            </w:r>
+              <w:t>Show: unknown.</w:t>
+              <w:br/>
+              <w:br/>
+              <w:t>Then open a compliant Windows device → same field.</w:t>
+              <w:br/>
+              <w:t>Show: secure.</w:t>
+              <w:br/>
+              <w:br/>
+              <w:t>Say: "For devices that are CrowdStrike-protected and compliant, the threat signal is clean — 'secure'. For noncompliant devices, the signal is 'unknown' — CrowdStrike can't confirm the agent is reporting correctly. That's a compounding risk: out of policy AND the endpoint protection signal is dark."</w:t>
+            </w:r>
+          </w:p>
+        </w:tc>
+      </w:tr>
+      <w:tr>
+        <w:tc>
+          <w:tcPr>
+            <w:tcW w:type="dxa" w:w="4873"/>
+            <w:shd w:val="clear" w:color="auto" w:fill="EEF3F8"/>
+          </w:tcPr>
+          <w:p>
+            <w:r>
+              <w:rPr>
+                <w:b/>
+                <w:i w:val="0"/>
+                <w:color w:val="000000"/>
+                <w:sz w:val="18"/>
+              </w:rPr>
+              <w:t>↳ Talking point</w:t>
+            </w:r>
+          </w:p>
+        </w:tc>
+        <w:tc>
+          <w:tcPr>
+            <w:tcW w:type="dxa" w:w="4873"/>
+            <w:shd w:val="clear" w:color="auto" w:fill="EEF3F8"/>
+          </w:tcPr>
+          <w:p>
             <w:r>
               <w:rPr>
                 <w:b w:val="0"/>
                 <w:i w:val="0"/>
-                <w:sz w:val="18"/>
-              </w:rPr>
-              <w:t>5. Have a second tab open on lsys-sfo-lap-0014 (Properties panel showing complianceState).</w:t>
+                <w:color w:val="000000"/>
+                <w:sz w:val="18"/>
+              </w:rPr>
+              <w:t>"This is not just an MDM finding. This is a network and endpoint risk finding. Infoblox sees the device across MDM and EDR simultaneously."</w:t>
             </w:r>
           </w:p>
         </w:tc>
@@ -3835,44 +4144,40 @@
       <w:tr>
         <w:tc>
           <w:tcPr>
-            <w:tcW w:w="1800" w:type="dxa"/>
-            <w:shd w:val="clear" w:color="auto" w:fill="FFF8E1"/>
+            <w:tcW w:type="dxa" w:w="4873"/>
+            <w:shd w:val="clear" w:color="auto" w:fill="F5F5F5"/>
           </w:tcPr>
           <w:p>
             <w:r>
               <w:rPr>
                 <w:b/>
-                <w:color w:val="4A3000"/>
-                <w:sz w:val="18"/>
-              </w:rPr>
-              <w:t>Hook</w:t>
-            </w:r>
-            <w:r>
+                <w:i w:val="0"/>
+                <w:color w:val="000000"/>
+                <w:sz w:val="18"/>
+              </w:rPr>
+              <w:t>STEP 6</w:t>
               <w:br/>
-            </w:r>
-            <w:r>
-              <w:rPr>
-                <w:b/>
-                <w:color w:val="4A3000"/>
-                <w:sz w:val="18"/>
-              </w:rPr>
-              <w:t>(opening)</w:t>
-            </w:r>
-          </w:p>
-        </w:tc>
-        <w:tc>
-          <w:tcPr>
-            <w:tcW w:w="6500" w:type="dxa"/>
-            <w:shd w:val="clear" w:color="auto" w:fill="FFFDE7"/>
-          </w:tcPr>
-          <w:p>
-            <w:r>
-              <w:rPr>
-                <w:b/>
-                <w:color w:val="4A3000"/>
-                <w:sz w:val="18"/>
-              </w:rPr>
-              <w:t>"I want to show you what happens when your MDM tool tells you a device is out of compliance — but your network doesn't know that yet."</w:t>
+              <w:t>VDI anomaly</w:t>
+            </w:r>
+          </w:p>
+        </w:tc>
+        <w:tc>
+          <w:tcPr>
+            <w:tcW w:type="dxa" w:w="4873"/>
+            <w:shd w:val="clear" w:color="auto" w:fill="FFFFFF"/>
+          </w:tcPr>
+          <w:p>
+            <w:r>
+              <w:rPr>
+                <w:b w:val="0"/>
+                <w:i w:val="0"/>
+                <w:color w:val="000000"/>
+                <w:sz w:val="18"/>
+              </w:rPr>
+              <w:t>Search hostname: lsys-lon-vdi-0929 or lsys-sfo-vdi-0904 (noncompliant VDI devices).</w:t>
+              <w:br/>
+              <w:br/>
+              <w:t>Say: "VDI machines failing compliance is a different category of risk — these are shared infrastructure endpoints, not personal laptops. If a VDI image is noncompliant, every session running on it inherits that posture."</w:t>
             </w:r>
           </w:p>
         </w:tc>
@@ -3880,58 +4185,19 @@
       <w:tr>
         <w:tc>
           <w:tcPr>
-            <w:tcW w:w="1800" w:type="dxa"/>
-            <w:shd w:val="clear" w:color="auto" w:fill="E8F0F8"/>
+            <w:tcW w:type="dxa" w:w="9746"/>
+            <w:gridSpan w:val="2"/>
+            <w:shd w:val="clear" w:color="auto" w:fill="37474F"/>
           </w:tcPr>
           <w:p>
             <w:r>
               <w:rPr>
                 <w:b/>
-                <w:sz w:val="18"/>
-              </w:rPr>
-              <w:t>STEP 1</w:t>
-            </w:r>
-            <w:r>
-              <w:br/>
-            </w:r>
-            <w:r>
-              <w:rPr>
-                <w:b/>
-                <w:sz w:val="18"/>
-              </w:rPr>
-              <w:t>Set the scene</w:t>
-            </w:r>
-          </w:p>
-        </w:tc>
-        <w:tc>
-          <w:tcPr>
-            <w:tcW w:w="6500" w:type="dxa"/>
-            <w:shd w:val="clear" w:color="auto" w:fill="F5F8FC"/>
-          </w:tcPr>
-          <w:p>
-            <w:r>
-              <w:rPr>
-                <w:sz w:val="18"/>
-              </w:rPr>
-              <w:t>Navigate to UAI → Assets. Show the full fleet: 763 Microsoft Intune-managed devices.</w:t>
-            </w:r>
-            <w:r>
-              <w:br/>
-            </w:r>
-            <w:r>
-              <w:rPr>
-                <w:sz w:val="18"/>
-              </w:rPr>
-              <w:t>Say: "Luminary Systems has enrolled 763 endpoints into Intune — laptops, VDI, and Android phones.</w:t>
-            </w:r>
-            <w:r>
-              <w:br/>
-            </w:r>
-            <w:r>
-              <w:rPr>
-                <w:sz w:val="18"/>
-              </w:rPr>
-              <w:t>That's your managed estate. Now let me show you what Intune is quietly flagging."</w:t>
+                <w:i w:val="0"/>
+                <w:color w:val="FFFFFF"/>
+                <w:sz w:val="20"/>
+              </w:rPr>
+              <w:t>DISCOVERY QUESTIONS</w:t>
             </w:r>
           </w:p>
         </w:tc>
@@ -3939,184 +4205,585 @@
       <w:tr>
         <w:tc>
           <w:tcPr>
-            <w:tcW w:w="1800" w:type="dxa"/>
-            <w:shd w:val="clear" w:color="auto" w:fill="E8F0F8"/>
+            <w:tcW w:type="dxa" w:w="4873"/>
+            <w:shd w:val="clear" w:color="auto" w:fill="F5F5F5"/>
           </w:tcPr>
           <w:p>
             <w:r>
               <w:rPr>
                 <w:b/>
                 <w:i w:val="0"/>
-                <w:sz w:val="18"/>
-              </w:rPr>
-              <w:t>STEP 2</w:t>
-            </w:r>
-            <w:r>
+                <w:color w:val="000000"/>
+                <w:sz w:val="18"/>
+              </w:rPr>
+              <w:t>Questions to ask</w:t>
+            </w:r>
+          </w:p>
+        </w:tc>
+        <w:tc>
+          <w:tcPr>
+            <w:tcW w:type="dxa" w:w="4873"/>
+            <w:shd w:val="clear" w:color="auto" w:fill="FFFFFF"/>
+          </w:tcPr>
+          <w:p>
+            <w:r>
+              <w:rPr>
+                <w:b w:val="0"/>
+                <w:i w:val="0"/>
+                <w:color w:val="000000"/>
+                <w:sz w:val="18"/>
+              </w:rPr>
+              <w:t>1. "How do you currently identify which noncompliant Intune devices are actively being used — not just enrolled?"</w:t>
               <w:br/>
-            </w:r>
+              <w:t>2. "When a device hits grace period expiry, how long before your team knows — and how do you find it on the network?"</w:t>
+              <w:br/>
+              <w:t>3. "If a device is noncompliant AND its EDR agent goes dark, what's your current detection time?"</w:t>
+            </w:r>
+          </w:p>
+        </w:tc>
+      </w:tr>
+      <w:tr>
+        <w:tc>
+          <w:tcPr>
+            <w:tcW w:type="dxa" w:w="9746"/>
+            <w:gridSpan w:val="2"/>
+            <w:shd w:val="clear" w:color="auto" w:fill="C62828"/>
+          </w:tcPr>
+          <w:p>
             <w:r>
               <w:rPr>
                 <w:b/>
                 <w:i w:val="0"/>
-                <w:sz w:val="18"/>
-              </w:rPr>
-              <w:t>Surface the</w:t>
-            </w:r>
-            <w:r>
-              <w:br/>
-            </w:r>
+                <w:color w:val="FFFFFF"/>
+                <w:sz w:val="20"/>
+              </w:rPr>
+              <w:t>SECTION B  —  WHAT IS NOT POSSIBLE TODAY (UAI Connector Gaps)</w:t>
+            </w:r>
+          </w:p>
+        </w:tc>
+      </w:tr>
+      <w:tr>
+        <w:tc>
+          <w:tcPr>
+            <w:tcW w:type="dxa" w:w="4873"/>
+            <w:shd w:val="clear" w:color="auto" w:fill="F5F5F5"/>
+          </w:tcPr>
+          <w:p>
             <w:r>
               <w:rPr>
                 <w:b/>
                 <w:i w:val="0"/>
-                <w:sz w:val="18"/>
-              </w:rPr>
-              <w:t>noncompliant</w:t>
-            </w:r>
-            <w:r>
-              <w:br/>
-            </w:r>
+                <w:color w:val="000000"/>
+                <w:sz w:val="18"/>
+              </w:rPr>
+              <w:t>Context</w:t>
+            </w:r>
+          </w:p>
+        </w:tc>
+        <w:tc>
+          <w:tcPr>
+            <w:tcW w:type="dxa" w:w="4873"/>
+            <w:shd w:val="clear" w:color="auto" w:fill="FDECEA"/>
+          </w:tcPr>
+          <w:p>
+            <w:r>
+              <w:rPr>
+                <w:b w:val="0"/>
+                <w:i w:val="0"/>
+                <w:color w:val="000000"/>
+                <w:sz w:val="18"/>
+              </w:rPr>
+              <w:t>The Intune mock API returns rich data for all fields below. UAI fetches them in its $select but does not store them due to connector mapping bugs (BUG-001 to BUG-007 in Intune_Bugs.xlsx). Do NOT attempt to demo these — they will show blank/null in the portal and undermine the story.</w:t>
+            </w:r>
+          </w:p>
+        </w:tc>
+      </w:tr>
+      <w:tr>
+        <w:tc>
+          <w:tcPr>
+            <w:tcW w:type="dxa" w:w="4873"/>
+            <w:shd w:val="clear" w:color="auto" w:fill="FDECEA"/>
+          </w:tcPr>
+          <w:p>
             <w:r>
               <w:rPr>
                 <w:b/>
                 <w:i w:val="0"/>
-                <w:sz w:val="18"/>
-              </w:rPr>
-              <w:t>devices</w:t>
-            </w:r>
-          </w:p>
-        </w:tc>
-        <w:tc>
-          <w:tcPr>
-            <w:tcW w:w="6500" w:type="dxa"/>
-            <w:shd w:val="clear" w:color="auto" w:fill="F5F8FC"/>
+                <w:color w:val="000000"/>
+                <w:sz w:val="18"/>
+              </w:rPr>
+              <w:t>IP Address / Location / Region</w:t>
+              <w:br/>
+              <w:t>(BUG-001)</w:t>
+            </w:r>
+          </w:p>
+        </w:tc>
+        <w:tc>
+          <w:tcPr>
+            <w:tcW w:type="dxa" w:w="4873"/>
+            <w:shd w:val="clear" w:color="auto" w:fill="FDECEA"/>
           </w:tcPr>
           <w:p>
             <w:r>
               <w:rPr>
                 <w:b w:val="0"/>
                 <w:i w:val="0"/>
-                <w:sz w:val="18"/>
-              </w:rPr>
-              <w:t>In UAI → Assets, use the Classification filter:</w:t>
-            </w:r>
-            <w:r>
+                <w:color w:val="000000"/>
+                <w:sz w:val="18"/>
+              </w:rPr>
+              <w:t>Mock returns correct MAC address → should resolve to IP via DHCP. UAI stores empty MAC. All Intune assets show no IP, no Location, no Region. Cannot show network presence.</w:t>
+            </w:r>
+          </w:p>
+        </w:tc>
+      </w:tr>
+      <w:tr>
+        <w:tc>
+          <w:tcPr>
+            <w:tcW w:type="dxa" w:w="4873"/>
+            <w:shd w:val="clear" w:color="auto" w:fill="FDECEA"/>
+          </w:tcPr>
+          <w:p>
+            <w:r>
+              <w:rPr>
+                <w:b/>
+                <w:i w:val="0"/>
+                <w:color w:val="000000"/>
+                <w:sz w:val="18"/>
+              </w:rPr>
+              <w:t>WHY the device is noncompliant</w:t>
               <w:br/>
-            </w:r>
+              <w:t>(BUG-003)</w:t>
+            </w:r>
+          </w:p>
+        </w:tc>
+        <w:tc>
+          <w:tcPr>
+            <w:tcW w:type="dxa" w:w="4873"/>
+            <w:shd w:val="clear" w:color="auto" w:fill="FDECEA"/>
+          </w:tcPr>
+          <w:p>
             <w:r>
               <w:rPr>
                 <w:b w:val="0"/>
                 <w:i w:val="0"/>
-                <w:sz w:val="18"/>
-              </w:rPr>
-              <w:t xml:space="preserve">   asset.Classifications IN ["Noncompliant"]</w:t>
-            </w:r>
-            <w:r>
+                <w:color w:val="000000"/>
+                <w:sz w:val="18"/>
+              </w:rPr>
+              <w:t>Mock returns deviceHealthAttestationState with BitLocker status, Secure Boot state, TPM version. UAI discards the entire object (null). Cannot explain the compliance failure.</w:t>
+            </w:r>
+          </w:p>
+        </w:tc>
+      </w:tr>
+      <w:tr>
+        <w:tc>
+          <w:tcPr>
+            <w:tcW w:type="dxa" w:w="4873"/>
+            <w:shd w:val="clear" w:color="auto" w:fill="FFFDE7"/>
+          </w:tcPr>
+          <w:p>
+            <w:r>
+              <w:rPr>
+                <w:b/>
+                <w:i w:val="0"/>
+                <w:color w:val="000000"/>
+                <w:sz w:val="18"/>
+              </w:rPr>
+              <w:t>Enrollment profile</w:t>
               <w:br/>
-            </w:r>
+              <w:t>(BUG-004)</w:t>
+            </w:r>
+          </w:p>
+        </w:tc>
+        <w:tc>
+          <w:tcPr>
+            <w:tcW w:type="dxa" w:w="4873"/>
+            <w:shd w:val="clear" w:color="auto" w:fill="FFFDE7"/>
+          </w:tcPr>
+          <w:p>
             <w:r>
               <w:rPr>
                 <w:b w:val="0"/>
                 <w:i w:val="0"/>
-                <w:sz w:val="18"/>
-              </w:rPr>
-            </w:r>
-            <w:r>
+                <w:color w:val="000000"/>
+                <w:sz w:val="18"/>
+              </w:rPr>
+              <w:t>Mock returns Autopilot profile name (Luminary-Autopilot-Corporate, etc.). UAI stores empty string. Cannot differentiate enrollment type.</w:t>
+            </w:r>
+          </w:p>
+        </w:tc>
+      </w:tr>
+      <w:tr>
+        <w:tc>
+          <w:tcPr>
+            <w:tcW w:type="dxa" w:w="4873"/>
+            <w:shd w:val="clear" w:color="auto" w:fill="FFFDE7"/>
+          </w:tcPr>
+          <w:p>
+            <w:r>
+              <w:rPr>
+                <w:b/>
+                <w:i w:val="0"/>
+                <w:color w:val="000000"/>
+                <w:sz w:val="18"/>
+              </w:rPr>
+              <w:t>MDM cert expiry</w:t>
               <w:br/>
-            </w:r>
+              <w:t>(BUG-005)</w:t>
+            </w:r>
+          </w:p>
+        </w:tc>
+        <w:tc>
+          <w:tcPr>
+            <w:tcW w:type="dxa" w:w="4873"/>
+            <w:shd w:val="clear" w:color="auto" w:fill="FFFDE7"/>
+          </w:tcPr>
+          <w:p>
             <w:r>
               <w:rPr>
                 <w:b w:val="0"/>
                 <w:i w:val="0"/>
-                <w:sz w:val="18"/>
-              </w:rPr>
-              <w:t>This is the primary UAI path for surfacing compliance violations — the same view used</w:t>
-            </w:r>
-            <w:r>
+                <w:color w:val="000000"/>
+                <w:sz w:val="18"/>
+              </w:rPr>
+              <w:t>Mock returns cert expiration date. UAI stores null. Cannot show proactive cert management story.</w:t>
+            </w:r>
+          </w:p>
+        </w:tc>
+      </w:tr>
+      <w:tr>
+        <w:tc>
+          <w:tcPr>
+            <w:tcW w:type="dxa" w:w="4873"/>
+            <w:shd w:val="clear" w:color="auto" w:fill="FFFDE7"/>
+          </w:tcPr>
+          <w:p>
+            <w:r>
+              <w:rPr>
+                <w:b/>
+                <w:i w:val="0"/>
+                <w:color w:val="000000"/>
+                <w:sz w:val="18"/>
+              </w:rPr>
+              <w:t>RAM / Memory</w:t>
               <w:br/>
-            </w:r>
+              <w:t>(BUG-002)</w:t>
+            </w:r>
+          </w:p>
+        </w:tc>
+        <w:tc>
+          <w:tcPr>
+            <w:tcW w:type="dxa" w:w="4873"/>
+            <w:shd w:val="clear" w:color="auto" w:fill="FFFDE7"/>
+          </w:tcPr>
+          <w:p>
             <w:r>
               <w:rPr>
                 <w:b w:val="0"/>
                 <w:i w:val="0"/>
-                <w:sz w:val="18"/>
-              </w:rPr>
-              <w:t>for GCP, Azure, and AWS noncompliance. UAI's classification engine reads the Intune</w:t>
-            </w:r>
-            <w:r>
+                <w:color w:val="000000"/>
+                <w:sz w:val="18"/>
+              </w:rPr>
+              <w:t>Mock returns correct physicalMemoryInBytes. UAI stores '0'. Cannot show hardware specs.</w:t>
+            </w:r>
+          </w:p>
+        </w:tc>
+      </w:tr>
+      <w:tr>
+        <w:tc>
+          <w:tcPr>
+            <w:tcW w:type="dxa" w:w="9746"/>
+            <w:gridSpan w:val="2"/>
+            <w:shd w:val="clear" w:color="auto" w:fill="006064"/>
+          </w:tcPr>
+          <w:p>
+            <w:r>
+              <w:rPr>
+                <w:b/>
+                <w:i w:val="0"/>
+                <w:color w:val="FFFFFF"/>
+                <w:sz w:val="20"/>
+              </w:rPr>
+              <w:t>SECTION C  —  WHAT BECOMES POSSIBLE ONCE UAI FIXES THE CONNECTOR</w:t>
+            </w:r>
+          </w:p>
+        </w:tc>
+      </w:tr>
+      <w:tr>
+        <w:tc>
+          <w:tcPr>
+            <w:tcW w:type="dxa" w:w="4873"/>
+            <w:shd w:val="clear" w:color="auto" w:fill="F5F5F5"/>
+          </w:tcPr>
+          <w:p>
+            <w:r>
+              <w:rPr>
+                <w:b/>
+                <w:i w:val="0"/>
+                <w:color w:val="000000"/>
+                <w:sz w:val="18"/>
+              </w:rPr>
+              <w:t>Network location story</w:t>
               <w:br/>
-            </w:r>
+              <w:t>(after BUG-001 fix)</w:t>
+            </w:r>
+          </w:p>
+        </w:tc>
+        <w:tc>
+          <w:tcPr>
+            <w:tcW w:type="dxa" w:w="4873"/>
+            <w:shd w:val="clear" w:color="auto" w:fill="FFFFFF"/>
+          </w:tcPr>
+          <w:p>
             <w:r>
               <w:rPr>
                 <w:b w:val="0"/>
                 <w:i w:val="0"/>
-                <w:sz w:val="18"/>
-              </w:rPr>
-              <w:t>complianceState field and applies the "Noncompliant" label automatically.</w:t>
-            </w:r>
-            <w:r>
+                <w:color w:val="000000"/>
+                <w:sz w:val="18"/>
+              </w:rPr>
+              <w:t>Show noncompliant devices on a map. "This device is noncompliant AND it's physically in the Singapore office on subnet 10.22.4.0/24. Your network team can isolate it."</w:t>
+            </w:r>
+          </w:p>
+        </w:tc>
+      </w:tr>
+      <w:tr>
+        <w:tc>
+          <w:tcPr>
+            <w:tcW w:type="dxa" w:w="4873"/>
+            <w:shd w:val="clear" w:color="auto" w:fill="F5F5F5"/>
+          </w:tcPr>
+          <w:p>
+            <w:r>
+              <w:rPr>
+                <w:b/>
+                <w:i w:val="0"/>
+                <w:color w:val="000000"/>
+                <w:sz w:val="18"/>
+              </w:rPr>
+              <w:t>Root cause of noncompliance</w:t>
               <w:br/>
-            </w:r>
+              <w:t>(after BUG-003 fix)</w:t>
+            </w:r>
+          </w:p>
+        </w:tc>
+        <w:tc>
+          <w:tcPr>
+            <w:tcW w:type="dxa" w:w="4873"/>
+            <w:shd w:val="clear" w:color="auto" w:fill="FFFFFF"/>
+          </w:tcPr>
+          <w:p>
             <w:r>
               <w:rPr>
                 <w:b w:val="0"/>
                 <w:i w:val="0"/>
-                <w:sz w:val="18"/>
-              </w:rPr>
-            </w:r>
-            <w:r>
+                <w:color w:val="000000"/>
+                <w:sz w:val="18"/>
+              </w:rPr>
+              <w:t>Open a noncompliant device → show deviceHealthAttestationState: BitLocker OFF, Secure Boot disabled, TPM 1.2. "UAI doesn't just tell you the device is out of policy — it tells you exactly why, without opening Intune."</w:t>
+            </w:r>
+          </w:p>
+        </w:tc>
+      </w:tr>
+      <w:tr>
+        <w:tc>
+          <w:tcPr>
+            <w:tcW w:type="dxa" w:w="4873"/>
+            <w:shd w:val="clear" w:color="auto" w:fill="F5F5F5"/>
+          </w:tcPr>
+          <w:p>
+            <w:r>
+              <w:rPr>
+                <w:b/>
+                <w:i w:val="0"/>
+                <w:color w:val="000000"/>
+                <w:sz w:val="18"/>
+              </w:rPr>
+              <w:t>Proactive cert management</w:t>
               <w:br/>
-            </w:r>
+              <w:t>(after BUG-005 fix)</w:t>
+            </w:r>
+          </w:p>
+        </w:tc>
+        <w:tc>
+          <w:tcPr>
+            <w:tcW w:type="dxa" w:w="4873"/>
+            <w:shd w:val="clear" w:color="auto" w:fill="FFFFFF"/>
+          </w:tcPr>
+          <w:p>
             <w:r>
               <w:rPr>
                 <w:b w:val="0"/>
                 <w:i w:val="0"/>
-                <w:sz w:val="18"/>
-              </w:rPr>
-              <w:t>62 devices should appear (44 Windows + 18 Android across SFO, BLR, NYC, LON, AMS, SGP).</w:t>
-            </w:r>
-            <w:r>
+                <w:color w:val="000000"/>
+                <w:sz w:val="18"/>
+              </w:rPr>
+              <w:t>Filter devices whose management cert expires in the next 30 days. "Before UAI, this required an Intune report or a PowerShell script. Here it's a one-click filter across your entire fleet."</w:t>
+            </w:r>
+          </w:p>
+        </w:tc>
+      </w:tr>
+      <w:tr>
+        <w:tc>
+          <w:tcPr>
+            <w:tcW w:type="dxa" w:w="4873"/>
+            <w:shd w:val="clear" w:color="auto" w:fill="F5F5F5"/>
+          </w:tcPr>
+          <w:p>
+            <w:r>
+              <w:rPr>
+                <w:b/>
+                <w:i w:val="0"/>
+                <w:color w:val="000000"/>
+                <w:sz w:val="18"/>
+              </w:rPr>
+              <w:t>Corp vs BYOD risk segmentation</w:t>
               <w:br/>
-            </w:r>
+              <w:t>(after BUG-004 fix)</w:t>
+            </w:r>
+          </w:p>
+        </w:tc>
+        <w:tc>
+          <w:tcPr>
+            <w:tcW w:type="dxa" w:w="4873"/>
+            <w:shd w:val="clear" w:color="auto" w:fill="FFFFFF"/>
+          </w:tcPr>
+          <w:p>
             <w:r>
               <w:rPr>
                 <w:b w:val="0"/>
                 <w:i w:val="0"/>
-                <w:sz w:val="18"/>
-              </w:rPr>
-            </w:r>
-            <w:r>
-              <w:br/>
-            </w:r>
+                <w:color w:val="000000"/>
+                <w:sz w:val="18"/>
+              </w:rPr>
+              <w:t>Filter noncompliant BYOD-enrolled devices separately from corporate Autopilot devices. Different remediation paths, different risk owners.</w:t>
+            </w:r>
+          </w:p>
+        </w:tc>
+      </w:tr>
+      <w:tr>
+        <w:tc>
+          <w:tcPr>
+            <w:tcW w:type="dxa" w:w="9746"/>
+            <w:gridSpan w:val="2"/>
+            <w:shd w:val="clear" w:color="auto" w:fill="37474F"/>
+          </w:tcPr>
+          <w:p>
+            <w:r>
+              <w:rPr>
+                <w:b/>
+                <w:i w:val="0"/>
+                <w:color w:val="FFFFFF"/>
+                <w:sz w:val="20"/>
+              </w:rPr>
+              <w:t>OBJECTIONS</w:t>
+            </w:r>
+          </w:p>
+        </w:tc>
+      </w:tr>
+      <w:tr>
+        <w:tc>
+          <w:tcPr>
+            <w:tcW w:type="dxa" w:w="4873"/>
+            <w:shd w:val="clear" w:color="auto" w:fill="F5F5F5"/>
+          </w:tcPr>
+          <w:p>
+            <w:r>
+              <w:rPr>
+                <w:b/>
+                <w:i w:val="0"/>
+                <w:color w:val="000000"/>
+                <w:sz w:val="18"/>
+              </w:rPr>
+              <w:t>"We already have Intune Conditional Access"</w:t>
+            </w:r>
+          </w:p>
+        </w:tc>
+        <w:tc>
+          <w:tcPr>
+            <w:tcW w:type="dxa" w:w="4873"/>
+            <w:shd w:val="clear" w:color="auto" w:fill="FFFFFF"/>
+          </w:tcPr>
+          <w:p>
             <w:r>
               <w:rPr>
                 <w:b w:val="0"/>
                 <w:i w:val="0"/>
-                <w:sz w:val="18"/>
-              </w:rPr>
-              <w:t>Say: "62 devices are classified as Noncompliant in UAI right now. That's 8% of the</w:t>
-            </w:r>
-            <w:r>
-              <w:br/>
-            </w:r>
+                <w:color w:val="000000"/>
+                <w:sz w:val="18"/>
+              </w:rPr>
+              <w:t>"Conditional Access is a policy enforcement gate — it blocks or allows. UAI is context enrichment — it tells you WHERE that noncompliant device is on your network, WHAT other security tools see it, and HOW LONG it's been in that state. They do different jobs."</w:t>
+            </w:r>
+          </w:p>
+        </w:tc>
+      </w:tr>
+      <w:tr>
+        <w:tc>
+          <w:tcPr>
+            <w:tcW w:type="dxa" w:w="4873"/>
+            <w:shd w:val="clear" w:color="auto" w:fill="F5F5F5"/>
+          </w:tcPr>
+          <w:p>
+            <w:r>
+              <w:rPr>
+                <w:b/>
+                <w:i w:val="0"/>
+                <w:color w:val="000000"/>
+                <w:sz w:val="18"/>
+              </w:rPr>
+              <w:t>"Can't we get this from SIEM?"</w:t>
+            </w:r>
+          </w:p>
+        </w:tc>
+        <w:tc>
+          <w:tcPr>
+            <w:tcW w:type="dxa" w:w="4873"/>
+            <w:shd w:val="clear" w:color="auto" w:fill="FFFFFF"/>
+          </w:tcPr>
+          <w:p>
             <w:r>
               <w:rPr>
                 <w:b w:val="0"/>
                 <w:i w:val="0"/>
-                <w:sz w:val="18"/>
-              </w:rPr>
-              <w:t>Intune-managed fleet violating MDM policy. But Intune alone can't answer the question</w:t>
-            </w:r>
-            <w:r>
-              <w:br/>
-            </w:r>
+                <w:color w:val="000000"/>
+                <w:sz w:val="18"/>
+              </w:rPr>
+              <w:t>"SIEM aggregates events after they happen. UAI maintains a live asset inventory — compliance state, threat signal, and network presence in one record, updated on every sync. No correlation query needed."</w:t>
+            </w:r>
+          </w:p>
+        </w:tc>
+      </w:tr>
+      <w:tr>
+        <w:tc>
+          <w:tcPr>
+            <w:tcW w:type="dxa" w:w="4873"/>
+            <w:shd w:val="clear" w:color="auto" w:fill="F5F5F5"/>
+          </w:tcPr>
+          <w:p>
+            <w:r>
+              <w:rPr>
+                <w:b/>
+                <w:i w:val="0"/>
+                <w:color w:val="000000"/>
+                <w:sz w:val="18"/>
+              </w:rPr>
+              <w:t>"The IP and location fields are blank"</w:t>
+            </w:r>
+          </w:p>
+        </w:tc>
+        <w:tc>
+          <w:tcPr>
+            <w:tcW w:type="dxa" w:w="4873"/>
+            <w:shd w:val="clear" w:color="auto" w:fill="FFFFFF"/>
+          </w:tcPr>
+          <w:p>
             <w:r>
               <w:rPr>
                 <w:b w:val="0"/>
                 <w:i w:val="0"/>
-                <w:sz w:val="18"/>
-              </w:rPr>
-              <w:t>that matters most..."</w:t>
+                <w:color w:val="000000"/>
+                <w:sz w:val="18"/>
+              </w:rPr>
+              <w:t>"Good catch — that's a known UAI connector issue we're tracking. The mock returns correct MAC data; UAI's Intune connector isn't storing it yet. Bug is filed. Once fixed, MAC-to-DHCP correlation lights up IP and location for all Intune assets."</w:t>
             </w:r>
           </w:p>
         </w:tc>
@@ -4124,34 +4791,19 @@
       <w:tr>
         <w:tc>
           <w:tcPr>
-            <w:tcW w:w="1800" w:type="dxa"/>
-            <w:shd w:val="clear" w:color="auto" w:fill="FFF8E1"/>
-          </w:tcPr>
-          <w:p>
-            <w:r>
-              <w:rPr>
-                <w:b/>
-                <w:color w:val="4A3000"/>
-                <w:sz w:val="18"/>
-              </w:rPr>
-              <w:t>↳ Say this</w:t>
-            </w:r>
-          </w:p>
-        </w:tc>
-        <w:tc>
-          <w:tcPr>
-            <w:tcW w:w="6500" w:type="dxa"/>
-            <w:shd w:val="clear" w:color="auto" w:fill="FFFDE7"/>
+            <w:tcW w:type="dxa" w:w="9746"/>
+            <w:gridSpan w:val="2"/>
+            <w:shd w:val="clear" w:color="auto" w:fill="1B3A5C"/>
           </w:tcPr>
           <w:p>
             <w:r>
               <w:rPr>
                 <w:b/>
                 <w:i w:val="0"/>
-                <w:color w:val="4A3000"/>
-                <w:sz w:val="18"/>
-              </w:rPr>
-              <w:t>"Are these devices actually on the network right now — or are they just enrolled but sitting in a drawer?"</w:t>
+                <w:color w:val="FFFFFF"/>
+                <w:sz w:val="20"/>
+              </w:rPr>
+              <w:t>CLOSE</w:t>
             </w:r>
           </w:p>
         </w:tc>
@@ -4159,1184 +4811,40 @@
       <w:tr>
         <w:tc>
           <w:tcPr>
-            <w:tcW w:w="1800" w:type="dxa"/>
-            <w:shd w:val="clear" w:color="auto" w:fill="E8F0F8"/>
+            <w:tcW w:type="dxa" w:w="4873"/>
+            <w:shd w:val="clear" w:color="auto" w:fill="F5F5F5"/>
           </w:tcPr>
           <w:p>
             <w:r>
               <w:rPr>
                 <w:b/>
-                <w:sz w:val="18"/>
-              </w:rPr>
-              <w:t>STEP 3</w:t>
-            </w:r>
-            <w:r>
-              <w:br/>
-            </w:r>
-            <w:r>
-              <w:rPr>
-                <w:b/>
-                <w:sz w:val="18"/>
-              </w:rPr>
-              <w:t>Show network</w:t>
-            </w:r>
-            <w:r>
-              <w:br/>
-            </w:r>
-            <w:r>
-              <w:rPr>
-                <w:b/>
-                <w:sz w:val="18"/>
-              </w:rPr>
-              <w:t>presence</w:t>
-            </w:r>
-          </w:p>
-        </w:tc>
-        <w:tc>
-          <w:tcPr>
-            <w:tcW w:w="6500" w:type="dxa"/>
-            <w:shd w:val="clear" w:color="auto" w:fill="F5F8FC"/>
-          </w:tcPr>
-          <w:p>
-            <w:r>
-              <w:rPr>
-                <w:sz w:val="18"/>
-              </w:rPr>
-              <w:t>Click into lsys-sfo-lap-0014 (noncompliant, San Francisco).</w:t>
-            </w:r>
-            <w:r>
-              <w:br/>
-            </w:r>
-            <w:r>
-              <w:rPr>
-                <w:sz w:val="18"/>
-              </w:rPr>
-              <w:t>Show the IP address and Last Seen timestamp populated from DHCP/IPAM.</w:t>
-            </w:r>
-            <w:r>
-              <w:br/>
-            </w:r>
-            <w:r>
-              <w:rPr>
-                <w:sz w:val="18"/>
-              </w:rPr>
-              <w:t>Say: "This device is noncompliant — and it has an active lease. It checked in with DHCP 40 minutes ago. It is on your network right now, in violation of your own security policy."</w:t>
-            </w:r>
-          </w:p>
-        </w:tc>
-      </w:tr>
-      <w:tr>
-        <w:tc>
-          <w:tcPr>
-            <w:tcW w:w="1800" w:type="dxa"/>
-            <w:shd w:val="clear" w:color="auto" w:fill="FFF8E1"/>
-          </w:tcPr>
-          <w:p>
-            <w:r>
-              <w:rPr>
-                <w:b/>
-                <w:color w:val="4A3000"/>
-                <w:sz w:val="18"/>
-              </w:rPr>
-              <w:t>↳ Pause here</w:t>
-            </w:r>
-          </w:p>
-        </w:tc>
-        <w:tc>
-          <w:tcPr>
-            <w:tcW w:w="6500" w:type="dxa"/>
-            <w:shd w:val="clear" w:color="auto" w:fill="FFFDE7"/>
-          </w:tcPr>
-          <w:p>
-            <w:r>
-              <w:rPr>
-                <w:color w:val="4A3000"/>
-                <w:sz w:val="18"/>
-              </w:rPr>
-              <w:t>Let this sink in. Most customers have never connected these two data points before. The room usually goes quiet. If not — ask: "In your environment, how would you find this today?"</w:t>
-            </w:r>
-          </w:p>
-        </w:tc>
-      </w:tr>
-      <w:tr>
-        <w:tc>
-          <w:tcPr>
-            <w:tcW w:w="1800" w:type="dxa"/>
-            <w:shd w:val="clear" w:color="auto" w:fill="E8F0F8"/>
-          </w:tcPr>
-          <w:p>
-            <w:r>
-              <w:rPr>
-                <w:b/>
-                <w:sz w:val="18"/>
-              </w:rPr>
-              <w:t>STEP 4</w:t>
-            </w:r>
-            <w:r>
-              <w:br/>
-            </w:r>
-            <w:r>
-              <w:rPr>
-                <w:b/>
-                <w:sz w:val="18"/>
-              </w:rPr>
-              <w:t>Cross-vendor</w:t>
-            </w:r>
-            <w:r>
-              <w:br/>
-            </w:r>
-            <w:r>
-              <w:rPr>
-                <w:b/>
-                <w:sz w:val="18"/>
-              </w:rPr>
-              <w:t>correlation</w:t>
-            </w:r>
-          </w:p>
-        </w:tc>
-        <w:tc>
-          <w:tcPr>
-            <w:tcW w:w="6500" w:type="dxa"/>
-            <w:shd w:val="clear" w:color="auto" w:fill="F5F8FC"/>
-          </w:tcPr>
-          <w:p>
-            <w:r>
-              <w:rPr>
-                <w:sz w:val="18"/>
-              </w:rPr>
-              <w:t>Scroll to the "Sources" section of the same device record.</w:t>
-            </w:r>
-            <w:r>
-              <w:br/>
-            </w:r>
-            <w:r>
-              <w:rPr>
-                <w:sz w:val="18"/>
-              </w:rPr>
-              <w:t>Show it is correlated across Intune AND CrowdStrike Falcon.</w:t>
-            </w:r>
-            <w:r>
-              <w:br/>
-            </w:r>
-            <w:r>
-              <w:rPr>
-                <w:sz w:val="18"/>
-              </w:rPr>
-              <w:t>Say: "Now look at this — CrowdStrike is also seeing this endpoint. Two independent security platforms, both pointing at the same machine. Intune says it's out of compliance. CrowdStrike confirms it's active. This is not a false positive. This is your highest-confidence risk signal."</w:t>
-            </w:r>
-          </w:p>
-        </w:tc>
-      </w:tr>
-      <w:tr>
-        <w:tc>
-          <w:tcPr>
-            <w:tcW w:w="1800" w:type="dxa"/>
-            <w:shd w:val="clear" w:color="auto" w:fill="FFF8E1"/>
-          </w:tcPr>
-          <w:p>
-            <w:r>
-              <w:rPr>
-                <w:b/>
-                <w:color w:val="4A3000"/>
-                <w:sz w:val="18"/>
-              </w:rPr>
-              <w:t>↳ Talking point</w:t>
-            </w:r>
-          </w:p>
-        </w:tc>
-        <w:tc>
-          <w:tcPr>
-            <w:tcW w:w="6500" w:type="dxa"/>
-            <w:shd w:val="clear" w:color="auto" w:fill="FFFDE7"/>
-          </w:tcPr>
-          <w:p>
-            <w:r>
-              <w:rPr>
-                <w:b/>
-                <w:color w:val="4A3000"/>
-                <w:sz w:val="18"/>
-              </w:rPr>
-              <w:t>"Most tools give you alerts. UAI gives you corroborated evidence. One source is a flag. Two sources is a finding."</w:t>
-            </w:r>
-          </w:p>
-        </w:tc>
-      </w:tr>
-      <w:tr>
-        <w:tc>
-          <w:tcPr>
-            <w:tcW w:w="1800" w:type="dxa"/>
-            <w:shd w:val="clear" w:color="auto" w:fill="E8F0F8"/>
-          </w:tcPr>
-          <w:p>
-            <w:r>
-              <w:rPr>
-                <w:b/>
-                <w:sz w:val="18"/>
-              </w:rPr>
-              <w:t>STEP 5</w:t>
-            </w:r>
-            <w:r>
-              <w:br/>
-            </w:r>
-            <w:r>
-              <w:rPr>
-                <w:b/>
-                <w:sz w:val="18"/>
-              </w:rPr>
-              <w:t>Grace period</w:t>
-            </w:r>
-            <w:r>
-              <w:br/>
-            </w:r>
-            <w:r>
-              <w:rPr>
-                <w:b/>
-                <w:sz w:val="18"/>
-              </w:rPr>
-              <w:t>timer</w:t>
-            </w:r>
-          </w:p>
-        </w:tc>
-        <w:tc>
-          <w:tcPr>
-            <w:tcW w:w="6500" w:type="dxa"/>
-            <w:shd w:val="clear" w:color="auto" w:fill="F5F8FC"/>
+                <w:i w:val="0"/>
+                <w:color w:val="000000"/>
+                <w:sz w:val="18"/>
+              </w:rPr>
+              <w:t>Close line</w:t>
+            </w:r>
+          </w:p>
+        </w:tc>
+        <w:tc>
+          <w:tcPr>
+            <w:tcW w:type="dxa" w:w="4873"/>
+            <w:shd w:val="clear" w:color="auto" w:fill="FFFFFF"/>
           </w:tcPr>
           <w:p>
             <w:r>
               <w:rPr>
                 <w:b w:val="0"/>
                 <w:i w:val="0"/>
-                <w:sz w:val="18"/>
-              </w:rPr>
-              <w:t>In UAI Assets, update the Classification filter to:</w:t>
-            </w:r>
-            <w:r>
-              <w:br/>
-            </w:r>
-            <w:r>
-              <w:rPr>
-                <w:b w:val="0"/>
-                <w:i w:val="0"/>
-                <w:sz w:val="18"/>
-              </w:rPr>
-              <w:t xml:space="preserve">   asset.Classifications IN ["Noncompliant", "GracePeriod"]</w:t>
-            </w:r>
-            <w:r>
-              <w:br/>
-            </w:r>
-            <w:r>
-              <w:rPr>
-                <w:b w:val="0"/>
-                <w:i w:val="0"/>
-                <w:sz w:val="18"/>
-              </w:rPr>
-              <w:t>or switch to a Properties filter for complianceState = inGracePeriod if available.</w:t>
-            </w:r>
-            <w:r>
-              <w:br/>
-            </w:r>
-            <w:r>
-              <w:rPr>
-                <w:b w:val="0"/>
-                <w:i w:val="0"/>
-                <w:sz w:val="18"/>
-              </w:rPr>
-              <w:t>Sort by grace period expiry ascending.</w:t>
-            </w:r>
-            <w:r>
-              <w:br/>
-            </w:r>
-            <w:r>
-              <w:rPr>
-                <w:b w:val="0"/>
-                <w:i w:val="0"/>
-                <w:sz w:val="18"/>
-              </w:rPr>
-            </w:r>
-            <w:r>
-              <w:br/>
-            </w:r>
-            <w:r>
-              <w:rPr>
-                <w:b w:val="0"/>
-                <w:i w:val="0"/>
-                <w:sz w:val="18"/>
-              </w:rPr>
-              <w:t>Say: "These 62 devices got a deadline. IT said 'fix it or you're blocked.'</w:t>
-            </w:r>
-            <w:r>
-              <w:br/>
-            </w:r>
-            <w:r>
-              <w:rPr>
-                <w:b w:val="0"/>
-                <w:i w:val="0"/>
-                <w:sz w:val="18"/>
-              </w:rPr>
-              <w:t>3 of them hit that deadline today — they haven't remediated, and they're still</w:t>
-            </w:r>
-            <w:r>
-              <w:br/>
-            </w:r>
-            <w:r>
-              <w:rPr>
-                <w:b w:val="0"/>
-                <w:i w:val="0"/>
-                <w:sz w:val="18"/>
-              </w:rPr>
-              <w:t>on the network."</w:t>
-            </w:r>
-            <w:r>
-              <w:br/>
-            </w:r>
-            <w:r>
-              <w:rPr>
-                <w:b w:val="0"/>
-                <w:i w:val="0"/>
-                <w:sz w:val="18"/>
-              </w:rPr>
-            </w:r>
-            <w:r>
-              <w:br/>
-            </w:r>
-            <w:r>
-              <w:rPr>
-                <w:b w:val="0"/>
-                <w:i w:val="0"/>
-                <w:sz w:val="18"/>
-              </w:rPr>
-              <w:t>Point to hostnames: lsys-sgp-lap-0018 (SGP), lsys-nyc-lap-0360 (NYC), lsys-sfo-and-1435 (SFO).</w:t>
-            </w:r>
-            <w:r>
-              <w:br/>
-            </w:r>
-            <w:r>
-              <w:rPr>
-                <w:b w:val="0"/>
-                <w:i w:val="0"/>
-                <w:sz w:val="18"/>
-              </w:rPr>
-              <w:t>"Singapore. New York. San Francisco. Different sites, same problem, same day."</w:t>
-            </w:r>
-          </w:p>
-        </w:tc>
-      </w:tr>
-      <w:tr>
-        <w:tc>
-          <w:tcPr>
-            <w:tcW w:w="1800" w:type="dxa"/>
-            <w:shd w:val="clear" w:color="auto" w:fill="FFF8E1"/>
-          </w:tcPr>
-          <w:p>
-            <w:r>
-              <w:rPr>
-                <w:b/>
-                <w:color w:val="4A3000"/>
-                <w:sz w:val="18"/>
-              </w:rPr>
-              <w:lastRenderedPageBreak/>
-              <w:t>↳ Say this</w:t>
-            </w:r>
-          </w:p>
-        </w:tc>
-        <w:tc>
-          <w:tcPr>
-            <w:tcW w:w="6500" w:type="dxa"/>
-            <w:shd w:val="clear" w:color="auto" w:fill="FFFDE7"/>
-          </w:tcPr>
-          <w:p>
-            <w:r>
-              <w:rPr>
-                <w:b/>
-                <w:color w:val="4A3000"/>
-                <w:sz w:val="18"/>
-              </w:rPr>
-              <w:t>"With Infoblox, your remediation deadline isn't just a date in Intune. It becomes a network event. The moment that grace period expires, we know exactly which subnet that device is on — and your NAC or firewall can act on it."</w:t>
-            </w:r>
-          </w:p>
-        </w:tc>
-      </w:tr>
-      <w:tr>
-        <w:tc>
-          <w:tcPr>
-            <w:tcW w:w="1800" w:type="dxa"/>
-            <w:shd w:val="clear" w:color="auto" w:fill="E8F0F8"/>
-          </w:tcPr>
-          <w:p>
-            <w:r>
-              <w:rPr>
-                <w:b/>
-                <w:sz w:val="18"/>
-              </w:rPr>
-              <w:t>STEP 6</w:t>
-            </w:r>
-            <w:r>
-              <w:br/>
-            </w:r>
-            <w:r>
-              <w:rPr>
-                <w:b/>
-                <w:sz w:val="18"/>
-              </w:rPr>
-              <w:t>Anomaly —</w:t>
-            </w:r>
-            <w:r>
-              <w:br/>
-            </w:r>
-            <w:r>
-              <w:rPr>
-                <w:b/>
-                <w:sz w:val="18"/>
-              </w:rPr>
-              <w:t>noncompliant</w:t>
-            </w:r>
-            <w:r>
-              <w:br/>
-            </w:r>
-            <w:r>
-              <w:rPr>
-                <w:b/>
-                <w:sz w:val="18"/>
-              </w:rPr>
-              <w:t>VDI</w:t>
-            </w:r>
-          </w:p>
-        </w:tc>
-        <w:tc>
-          <w:tcPr>
-            <w:tcW w:w="6500" w:type="dxa"/>
-            <w:shd w:val="clear" w:color="auto" w:fill="F5F8FC"/>
-          </w:tcPr>
-          <w:p>
-            <w:r>
-              <w:rPr>
-                <w:b w:val="0"/>
-                <w:i w:val="0"/>
-                <w:sz w:val="18"/>
-              </w:rPr>
-              <w:t>Search by hostname directly: lsys-lon-vdi-0929 or lsys-sfo-vdi-0904.</w:t>
-            </w:r>
-            <w:r>
-              <w:br/>
-            </w:r>
-            <w:r>
-              <w:rPr>
-                <w:b w:val="0"/>
-                <w:i w:val="0"/>
-                <w:sz w:val="18"/>
-              </w:rPr>
-              <w:t>Open the Properties panel → confirm complianceState = noncompliant + enrollmentType = windowsCoManagement.</w:t>
-            </w:r>
-            <w:r>
-              <w:br/>
-            </w:r>
-            <w:r>
-              <w:rPr>
-                <w:b w:val="0"/>
-                <w:i w:val="0"/>
-                <w:sz w:val="18"/>
-              </w:rPr>
-            </w:r>
-            <w:r>
-              <w:br/>
-            </w:r>
-            <w:r>
-              <w:rPr>
-                <w:b w:val="0"/>
-                <w:i w:val="0"/>
-                <w:sz w:val="18"/>
-              </w:rPr>
-              <w:t>Say: "These two are VDI sessions — virtual desktops provisioned from a gold image.</w:t>
-            </w:r>
-            <w:r>
-              <w:br/>
-            </w:r>
-            <w:r>
-              <w:rPr>
-                <w:b w:val="0"/>
-                <w:i w:val="0"/>
-                <w:sz w:val="18"/>
-              </w:rPr>
-              <w:t>Gold images are hardened before deployment. They should never be noncompliant.</w:t>
-            </w:r>
-            <w:r>
-              <w:br/>
-            </w:r>
-            <w:r>
-              <w:rPr>
-                <w:b w:val="0"/>
-                <w:i w:val="0"/>
-                <w:sz w:val="18"/>
-              </w:rPr>
-              <w:t>So why are these two failing? Tampered session? Rogue image? Someone bypassed</w:t>
-            </w:r>
-            <w:r>
-              <w:br/>
-            </w:r>
-            <w:r>
-              <w:rPr>
-                <w:b w:val="0"/>
-                <w:i w:val="0"/>
-                <w:sz w:val="18"/>
-              </w:rPr>
-              <w:t>the provisioning pipeline? This anomaly gets buried in a 763-device Intune export.</w:t>
-            </w:r>
-            <w:r>
-              <w:br/>
-            </w:r>
-            <w:r>
-              <w:rPr>
-                <w:b w:val="0"/>
-                <w:i w:val="0"/>
-                <w:sz w:val="18"/>
-              </w:rPr>
-              <w:t>In UAI it surfaces immediately."</w:t>
-            </w:r>
-          </w:p>
-        </w:tc>
-      </w:tr>
-      <w:tr>
-        <w:tc>
-          <w:tcPr>
-            <w:tcW w:w="1800" w:type="dxa"/>
-            <w:shd w:val="clear" w:color="auto" w:fill="E8F0F8"/>
-          </w:tcPr>
-          <w:p>
-            <w:r>
-              <w:rPr>
-                <w:b/>
-                <w:sz w:val="18"/>
-              </w:rPr>
-              <w:t>STEP 7</w:t>
-            </w:r>
-            <w:r>
-              <w:br/>
-            </w:r>
-            <w:r>
-              <w:rPr>
-                <w:b/>
-                <w:sz w:val="18"/>
-              </w:rPr>
-              <w:t>BYOD risk</w:t>
-            </w:r>
-          </w:p>
-        </w:tc>
-        <w:tc>
-          <w:tcPr>
-            <w:tcW w:w="6500" w:type="dxa"/>
-            <w:shd w:val="clear" w:color="auto" w:fill="F5F8FC"/>
-          </w:tcPr>
-          <w:p>
-            <w:r>
-              <w:rPr>
-                <w:b w:val="0"/>
-                <w:i w:val="0"/>
-                <w:sz w:val="18"/>
-              </w:rPr>
-              <w:t>Search by hostname: lsys-lon-and-1357, lsys-lon-and-1371, lsys-nyc-and-1213, lsys-sfo-and-1293.</w:t>
-            </w:r>
-            <w:r>
-              <w:br/>
-            </w:r>
-            <w:r>
-              <w:rPr>
-                <w:b w:val="0"/>
-                <w:i w:val="0"/>
-                <w:sz w:val="18"/>
-              </w:rPr>
-              <w:t>Open Properties panel → confirm: managedDeviceOwnerType = personal + complianceState = noncompliant.</w:t>
-            </w:r>
-            <w:r>
-              <w:br/>
-            </w:r>
-            <w:r>
-              <w:rPr>
-                <w:b w:val="0"/>
-                <w:i w:val="0"/>
-                <w:sz w:val="18"/>
-              </w:rPr>
-            </w:r>
-            <w:r>
-              <w:br/>
-            </w:r>
-            <w:r>
-              <w:rPr>
-                <w:b w:val="0"/>
-                <w:i w:val="0"/>
-                <w:sz w:val="18"/>
-              </w:rPr>
-              <w:t>Say: "Personal devices — employee-owned Android phones enrolled via BYOD.</w:t>
-            </w:r>
-            <w:r>
-              <w:br/>
-            </w:r>
-            <w:r>
-              <w:rPr>
-                <w:b w:val="0"/>
-                <w:i w:val="0"/>
-                <w:sz w:val="18"/>
-              </w:rPr>
-              <w:t>They're noncompliant, they're personal-owned, and they're accessing corporate resources</w:t>
-            </w:r>
-            <w:r>
-              <w:br/>
-            </w:r>
-            <w:r>
-              <w:rPr>
-                <w:b w:val="0"/>
-                <w:i w:val="0"/>
-                <w:sz w:val="18"/>
-              </w:rPr>
-              <w:t>on your network right now. Your MDM says they shouldn't be.</w:t>
-            </w:r>
-            <w:r>
-              <w:br/>
-            </w:r>
-            <w:r>
-              <w:rPr>
-                <w:b w:val="0"/>
-                <w:i w:val="0"/>
-                <w:sz w:val="18"/>
-              </w:rPr>
-              <w:t>Your network doesn't know that yet. We fix that."</w:t>
-            </w:r>
-          </w:p>
-        </w:tc>
-      </w:tr>
-      <w:tr>
-        <w:tc>
-          <w:tcPr>
-            <w:tcW w:w="1800" w:type="dxa"/>
-            <w:shd w:val="clear" w:color="auto" w:fill="FFF3E0"/>
-          </w:tcPr>
-          <w:p>
-            <w:r>
-              <w:rPr>
-                <w:b/>
-                <w:color w:val="5D3A00"/>
-                <w:sz w:val="18"/>
-              </w:rPr>
-              <w:t>DISCOVERY</w:t>
-            </w:r>
-            <w:r>
-              <w:br/>
-            </w:r>
-            <w:r>
-              <w:rPr>
-                <w:b/>
-                <w:color w:val="5D3A00"/>
-                <w:sz w:val="18"/>
-              </w:rPr>
-              <w:t>QUESTIONS</w:t>
-            </w:r>
-          </w:p>
-        </w:tc>
-        <w:tc>
-          <w:tcPr>
-            <w:tcW w:w="6500" w:type="dxa"/>
-            <w:shd w:val="clear" w:color="auto" w:fill="FFF8F0"/>
-          </w:tcPr>
-          <w:p>
-            <w:r>
-              <w:rPr>
-                <w:color w:val="3A2600"/>
-                <w:sz w:val="18"/>
-              </w:rPr>
-              <w:t>1. "How do you currently know which noncompliant Intune devices are physically on the network vs. just enrolled?"</w:t>
-            </w:r>
-            <w:r>
-              <w:br/>
-            </w:r>
-            <w:r>
-              <w:rPr>
-                <w:color w:val="3A2600"/>
-                <w:sz w:val="18"/>
-              </w:rPr>
-              <w:t>2. "When a device hits its compliance deadline, how long does it take your team to locate it on the network?"</w:t>
-            </w:r>
-            <w:r>
-              <w:br/>
-            </w:r>
-            <w:r>
-              <w:rPr>
-                <w:color w:val="3A2600"/>
-                <w:sz w:val="18"/>
-              </w:rPr>
-              <w:t>3. "Do you have any visibility into whether a BYOD device that fails compliance is still connected to corp Wi-Fi?"</w:t>
-            </w:r>
-            <w:r>
-              <w:br/>
-            </w:r>
-            <w:r>
-              <w:rPr>
-                <w:color w:val="3A2600"/>
-                <w:sz w:val="18"/>
-              </w:rPr>
-              <w:t>4. "Who owns the handoff between your MDM team and your network team when a device goes rogue?"</w:t>
-            </w:r>
-            <w:r>
-              <w:br/>
-            </w:r>
-            <w:r>
-              <w:rPr>
-                <w:color w:val="3A2600"/>
-                <w:sz w:val="18"/>
-              </w:rPr>
-              <w:t>5. "Have you ever had an incident where a noncompliant device was later tied to a breach or data exfiltration?"</w:t>
-            </w:r>
-          </w:p>
-        </w:tc>
-      </w:tr>
-      <w:tr>
-        <w:tc>
-          <w:tcPr>
-            <w:tcW w:w="1800" w:type="dxa"/>
-            <w:shd w:val="clear" w:color="auto" w:fill="FDEDEA"/>
-          </w:tcPr>
-          <w:p>
-            <w:r>
-              <w:rPr>
-                <w:b/>
-                <w:color w:val="6B0000"/>
-                <w:sz w:val="18"/>
-              </w:rPr>
-              <w:t>OBJECTION</w:t>
-            </w:r>
-            <w:r>
-              <w:br/>
-            </w:r>
-            <w:r>
-              <w:rPr>
-                <w:b/>
-                <w:color w:val="6B0000"/>
-                <w:sz w:val="18"/>
-              </w:rPr>
-              <w:t>"We already</w:t>
-            </w:r>
-            <w:r>
-              <w:br/>
-            </w:r>
-            <w:r>
-              <w:rPr>
-                <w:b/>
-                <w:color w:val="6B0000"/>
-                <w:sz w:val="18"/>
-              </w:rPr>
-              <w:t>have Intune</w:t>
-            </w:r>
-            <w:r>
-              <w:br/>
-            </w:r>
-            <w:r>
-              <w:rPr>
-                <w:b/>
-                <w:color w:val="6B0000"/>
-                <w:sz w:val="18"/>
-              </w:rPr>
-              <w:t>Conditional</w:t>
-            </w:r>
-            <w:r>
-              <w:br/>
-            </w:r>
-            <w:r>
-              <w:rPr>
-                <w:b/>
-                <w:color w:val="6B0000"/>
-                <w:sz w:val="18"/>
-              </w:rPr>
-              <w:t>Access"</w:t>
-            </w:r>
-          </w:p>
-        </w:tc>
-        <w:tc>
-          <w:tcPr>
-            <w:tcW w:w="6500" w:type="dxa"/>
-            <w:shd w:val="clear" w:color="auto" w:fill="FBE9E7"/>
-          </w:tcPr>
-          <w:p>
-            <w:r>
-              <w:rPr>
-                <w:color w:val="3A0000"/>
-                <w:sz w:val="18"/>
-              </w:rPr>
-              <w:t>Response: "Conditional Access is a policy engine — it decides whether a device can authenticate to a specific app. But it doesn't answer where that device is on the network, or whether it's reached an IP it shouldn't have before Conditional Access kicked in. UAI fills the gap between the auth event and the network event."</w:t>
-            </w:r>
-          </w:p>
-        </w:tc>
-      </w:tr>
-      <w:tr>
-        <w:tc>
-          <w:tcPr>
-            <w:tcW w:w="1800" w:type="dxa"/>
-            <w:shd w:val="clear" w:color="auto" w:fill="FDEDEA"/>
-          </w:tcPr>
-          <w:p>
-            <w:r>
-              <w:rPr>
-                <w:b/>
-                <w:color w:val="6B0000"/>
-                <w:sz w:val="18"/>
-              </w:rPr>
-              <w:t>OBJECTION</w:t>
-            </w:r>
-            <w:r>
-              <w:br/>
-            </w:r>
-            <w:r>
-              <w:rPr>
-                <w:b/>
-                <w:color w:val="6B0000"/>
-                <w:sz w:val="18"/>
-              </w:rPr>
-              <w:t>"We can pull</w:t>
-            </w:r>
-            <w:r>
-              <w:br/>
-            </w:r>
-            <w:r>
-              <w:rPr>
-                <w:b/>
-                <w:color w:val="6B0000"/>
-                <w:sz w:val="18"/>
-              </w:rPr>
-              <w:t>this from</w:t>
-            </w:r>
-            <w:r>
-              <w:br/>
-            </w:r>
-            <w:r>
-              <w:rPr>
-                <w:b/>
-                <w:color w:val="6B0000"/>
-                <w:sz w:val="18"/>
-              </w:rPr>
-              <w:t>SIEM"</w:t>
-            </w:r>
-          </w:p>
-        </w:tc>
-        <w:tc>
-          <w:tcPr>
-            <w:tcW w:w="6500" w:type="dxa"/>
-            <w:shd w:val="clear" w:color="auto" w:fill="FBE9E7"/>
-          </w:tcPr>
-          <w:p>
-            <w:r>
-              <w:rPr>
-                <w:color w:val="3A0000"/>
-                <w:sz w:val="18"/>
-              </w:rPr>
-              <w:t>Response: "Your SIEM correlates events — after they happen. UAI shows you asset context in real time: is this device on the network right now, on which subnet, with which IP. That's the difference between forensics and prevention."</w:t>
-            </w:r>
-          </w:p>
-        </w:tc>
-      </w:tr>
-      <w:tr>
-        <w:tc>
-          <w:tcPr>
-            <w:tcW w:w="1800" w:type="dxa"/>
-            <w:shd w:val="clear" w:color="auto" w:fill="FDEDEA"/>
-          </w:tcPr>
-          <w:p>
-            <w:r>
-              <w:rPr>
-                <w:b/>
-                <w:color w:val="6B0000"/>
-                <w:sz w:val="18"/>
-              </w:rPr>
-              <w:t>OBJECTION</w:t>
-            </w:r>
-            <w:r>
-              <w:br/>
-            </w:r>
-            <w:r>
-              <w:rPr>
-                <w:b/>
-                <w:color w:val="6B0000"/>
-                <w:sz w:val="18"/>
-              </w:rPr>
-              <w:t>"We use</w:t>
-            </w:r>
-            <w:r>
-              <w:br/>
-            </w:r>
-            <w:r>
-              <w:rPr>
-                <w:b/>
-                <w:color w:val="6B0000"/>
-                <w:sz w:val="18"/>
-              </w:rPr>
-              <w:t>Microsoft</w:t>
-            </w:r>
-            <w:r>
-              <w:br/>
-            </w:r>
-            <w:r>
-              <w:rPr>
-                <w:b/>
-                <w:color w:val="6B0000"/>
-                <w:sz w:val="18"/>
-              </w:rPr>
-              <w:t>Defender for</w:t>
-            </w:r>
-            <w:r>
-              <w:br/>
-            </w:r>
-            <w:r>
-              <w:rPr>
-                <w:b/>
-                <w:color w:val="6B0000"/>
-                <w:sz w:val="18"/>
-              </w:rPr>
-              <w:t>Endpoint"</w:t>
-            </w:r>
-          </w:p>
-        </w:tc>
-        <w:tc>
-          <w:tcPr>
-            <w:tcW w:w="6500" w:type="dxa"/>
-            <w:shd w:val="clear" w:color="auto" w:fill="FBE9E7"/>
-          </w:tcPr>
-          <w:p>
-            <w:r>
-              <w:rPr>
-                <w:color w:val="3A0000"/>
-                <w:sz w:val="18"/>
-              </w:rPr>
-              <w:t>Response: "Defender tells you about endpoint posture. We tell you about network posture. A device can be Defender-healthy and still be on the wrong VLAN, violating segmentation policy, or about to lose its Intune compliance. These are complementary signals — UAI brings them together with your DHCP/IPAM ground truth."</w:t>
-            </w:r>
-          </w:p>
-        </w:tc>
-      </w:tr>
-      <w:tr>
-        <w:tc>
-          <w:tcPr>
-            <w:tcW w:w="1800" w:type="dxa"/>
-            <w:shd w:val="clear" w:color="auto" w:fill="EDE7F6"/>
-          </w:tcPr>
-          <w:p>
-            <w:r>
-              <w:rPr>
-                <w:b/>
-                <w:color w:val="2C0066"/>
-                <w:sz w:val="18"/>
-              </w:rPr>
-              <w:t>CLOSE</w:t>
-            </w:r>
-          </w:p>
-        </w:tc>
-        <w:tc>
-          <w:tcPr>
-            <w:tcW w:w="6500" w:type="dxa"/>
-            <w:shd w:val="clear" w:color="auto" w:fill="F3EFFF"/>
-          </w:tcPr>
-          <w:p>
-            <w:r>
-              <w:rPr>
-                <w:b/>
-                <w:color w:val="2C0066"/>
-                <w:sz w:val="18"/>
-              </w:rPr>
-              <w:t xml:space="preserve">"What you just saw is Infoblox turning your Intune compliance data into a network action. 62 noncompliant devices, located on the network, corroborated by CrowdStrike, 3 of them past their deadline today. Your security team now has the who, the what, and the where — in a single view. </w:t>
-            </w:r>
-            <w:r>
-              <w:br/>
-            </w:r>
-            <w:r>
-              <w:rPr>
-                <w:b/>
-                <w:color w:val="2C0066"/>
-                <w:sz w:val="18"/>
-              </w:rPr>
-              <w:t>The question is: what happens in your environment when a device fails compliance and nobody knows where it is?"</w:t>
-            </w:r>
-          </w:p>
-        </w:tc>
-      </w:tr>
-      <w:tr>
-        <w:tc>
-          <w:tcPr>
-            <w:tcW w:w="4873" w:type="dxa"/>
-            <w:shd w:val="clear" w:color="auto" w:fill="FFFFFF"/>
-          </w:tcPr>
-          <w:p/>
-        </w:tc>
-        <w:tc>
-          <w:tcPr>
-            <w:tcW w:w="4873" w:type="dxa"/>
-            <w:shd w:val="clear" w:color="auto" w:fill="FFFFFF"/>
-          </w:tcPr>
-          <w:p/>
-        </w:tc>
-      </w:tr>
-      <w:tr>
-        <w:tc>
-          <w:tcPr>
-            <w:tcW w:type="dxa" w:w="4251"/>
-            <w:shd w:val="clear" w:color="auto" w:fill="FFF3CD"/>
-          </w:tcPr>
-          <w:p>
-            <w:r>
-              <w:rPr>
-                <w:b/>
-                <w:i w:val="0"/>
-                <w:color w:val="7A4A00"/>
-                <w:sz w:val="18"/>
-              </w:rPr>
-              <w:t>⚠️  SE VERIFICATION</w:t>
-            </w:r>
-            <w:r>
-              <w:br/>
-            </w:r>
-            <w:r>
-              <w:rPr>
-                <w:b/>
-                <w:i w:val="0"/>
-                <w:color w:val="7A4A00"/>
-                <w:sz w:val="18"/>
-              </w:rPr>
-              <w:t>NOTE</w:t>
-            </w:r>
-          </w:p>
-        </w:tc>
-        <w:tc>
-          <w:tcPr>
-            <w:tcW w:type="dxa" w:w="5711"/>
-            <w:shd w:val="clear" w:color="auto" w:fill="FFF3CD"/>
-          </w:tcPr>
-          <w:p>
-            <w:r>
-              <w:rPr>
-                <w:b w:val="0"/>
-                <w:i w:val="0"/>
-                <w:color w:val="4A2800"/>
-                <w:sz w:val="18"/>
-              </w:rPr>
-              <w:t>BEFORE RUNNING THIS DEMO: Confirm that Intune noncompliant devices appear under</w:t>
-            </w:r>
-            <w:r>
-              <w:br/>
-            </w:r>
-            <w:r>
-              <w:rPr>
-                <w:b w:val="0"/>
-                <w:i w:val="0"/>
-                <w:color w:val="4A2800"/>
-                <w:sz w:val="18"/>
-              </w:rPr>
-              <w:t>asset.Classifications IN ["Noncompliant"] in the target tenant.</w:t>
-            </w:r>
-            <w:r>
-              <w:br/>
-            </w:r>
-            <w:r>
-              <w:rPr>
-                <w:b w:val="0"/>
-                <w:i w:val="0"/>
-                <w:color w:val="4A2800"/>
-                <w:sz w:val="18"/>
-              </w:rPr>
-            </w:r>
-            <w:r>
-              <w:br/>
-            </w:r>
-            <w:r>
-              <w:rPr>
-                <w:b w:val="0"/>
-                <w:i w:val="0"/>
-                <w:color w:val="4A2800"/>
-                <w:sz w:val="18"/>
-              </w:rPr>
-              <w:t>What we know: complianceState is returned on every Intune list call — UAI receives it.</w:t>
-            </w:r>
-            <w:r>
-              <w:br/>
-            </w:r>
-            <w:r>
-              <w:rPr>
-                <w:b w:val="0"/>
-                <w:i w:val="0"/>
-                <w:color w:val="4A2800"/>
-                <w:sz w:val="18"/>
-              </w:rPr>
-              <w:t>What needs verification: whether UAI's classification engine maps it to "Noncompliant" label</w:t>
-            </w:r>
-            <w:r>
-              <w:br/>
-            </w:r>
-            <w:r>
-              <w:rPr>
-                <w:b w:val="0"/>
-                <w:i w:val="0"/>
-                <w:color w:val="4A2800"/>
-                <w:sz w:val="18"/>
-              </w:rPr>
-              <w:t>for MDM/API-integration sources (confirmed for GCP cloud assets; Intune not yet verified).</w:t>
-            </w:r>
-            <w:r>
-              <w:br/>
-            </w:r>
-            <w:r>
-              <w:rPr>
-                <w:b w:val="0"/>
-                <w:i w:val="0"/>
-                <w:color w:val="4A2800"/>
-                <w:sz w:val="18"/>
-              </w:rPr>
-            </w:r>
-            <w:r>
-              <w:br/>
-            </w:r>
-            <w:r>
-              <w:rPr>
-                <w:b w:val="0"/>
-                <w:i w:val="0"/>
-                <w:color w:val="4A2800"/>
-                <w:sz w:val="18"/>
-              </w:rPr>
-              <w:t>Fallback if classification is not auto-assigned:</w:t>
-            </w:r>
-            <w:r>
-              <w:br/>
-            </w:r>
-            <w:r>
-              <w:rPr>
-                <w:b w:val="0"/>
-                <w:i w:val="0"/>
-                <w:color w:val="4A2800"/>
-                <w:sz w:val="18"/>
-              </w:rPr>
-              <w:t xml:space="preserve">  • Open individual noncompliant devices by hostname and show complianceState in the Properties panel.</w:t>
-            </w:r>
-            <w:r>
-              <w:br/>
-            </w:r>
-            <w:r>
-              <w:rPr>
-                <w:b w:val="0"/>
-                <w:i w:val="0"/>
-                <w:color w:val="4A2800"/>
-                <w:sz w:val="18"/>
-              </w:rPr>
-              <w:t xml:space="preserve">  • Pivot the demo to: "UAI captures this field — this is the raw signal Classification rules</w:t>
-            </w:r>
-            <w:r>
-              <w:br/>
-            </w:r>
-            <w:r>
-              <w:rPr>
-                <w:b w:val="0"/>
-                <w:i w:val="0"/>
-                <w:color w:val="4A2800"/>
-                <w:sz w:val="18"/>
-              </w:rPr>
-              <w:t xml:space="preserve">    would act on. Here's how you'd build that rule." → turns a gap into a forward-looking story.</w:t>
+                <w:color w:val="000000"/>
+                <w:sz w:val="18"/>
+              </w:rPr>
+              <w:t>"What you saw today is Infoblox taking your Intune compliance data — something you already have — and surfacing it as a network risk signal. Noncompliant devices aren't just an MDM problem anymore. They're network-visible assets with a known location, a CrowdStrike threat rating, and a countdown timer. That's the story we're building toward — and even today, without IP location, the compliance + threat correlation stands on its own."</w:t>
             </w:r>
           </w:p>
         </w:tc>
       </w:tr>
     </w:tbl>
-    <w:p/>
     <w:sectPr>
       <w:footerReference w:type="even" r:id="rId8"/>
       <w:footerReference w:type="default" r:id="rId9"/>

--- a/fixes/assets_of_interest_tracker.docx
+++ b/fixes/assets_of_interest_tracker.docx
@@ -950,6 +950,32 @@
           <w:p>
             <w:r>
               <w:t>2026-07-04</w:t>
+            </w:r>
+          </w:p>
+        </w:tc>
+      </w:tr>
+      <w:tr>
+        <w:tc>
+          <w:tcPr>
+            <w:tcW w:type="dxa" w:w="9962"/>
+            <w:gridSpan w:val="6"/>
+            <w:shd w:val="clear" w:color="auto" w:fill="EEF3F8"/>
+          </w:tcPr>
+          <w:p>
+            <w:r>
+              <w:rPr>
+                <w:b/>
+                <w:color w:val="1B3A5C"/>
+                <w:sz w:val="17"/>
+              </w:rPr>
+              <w:t xml:space="preserve">📁  Related Documents: </w:t>
+            </w:r>
+            <w:r>
+              <w:rPr>
+                <w:color w:val="37474F"/>
+                <w:sz w:val="17"/>
+              </w:rPr>
+              <w:t>SE Demo Guide → UAI_Integrations_Playbook.docx  ·  Intune Connector Bugs → Intune_Bugs.xlsx  (both in this folder)</w:t>
             </w:r>
           </w:p>
         </w:tc>
@@ -3442,1406 +3468,6 @@
             <w:gridSpan w:val="2"/>
           </w:tcPr>
           <w:p/>
-        </w:tc>
-      </w:tr>
-    </w:tbl>
-    <w:p/>
-    <w:p>
-      <w:r>
-        <w:rPr>
-          <w:b/>
-          <w:color w:val="0D2B4E"/>
-          <w:sz w:val="26"/>
-        </w:rPr>
-        <w:t>4. Blocked Findings — Required Work</w:t>
-      </w:r>
-    </w:p>
-    <w:p>
-      <w:pPr>
-        <w:pStyle w:val="ListBullet"/>
-      </w:pPr>
-      <w:r>
-        <w:rPr>
-          <w:b/>
-          <w:color w:val="C0392B"/>
-        </w:rPr>
-        <w:t>Finding #1 — Windows missing CrowdStrike (+8 rows)</w:t>
-      </w:r>
-      <w:r>
-        <w:rPr>
-          <w:b/>
-          <w:color w:val="C0392B"/>
-        </w:rPr>
-        <w:br/>
-      </w:r>
-      <w:r>
-        <w:rPr>
-          <w:sz w:val="18"/>
-        </w:rPr>
-        <w:t>14 win_laptop rows lack CrowdStrike in seen_by (target ~22). Edit seen_by on 8 more rows to remove crowdstrike while keeping intune/tenable/mist/meraki.</w:t>
-      </w:r>
-    </w:p>
-    <w:p>
-      <w:pPr>
-        <w:pStyle w:val="ListBullet"/>
-      </w:pPr>
-      <w:r>
-        <w:rPr>
-          <w:b/>
-          <w:color w:val="C0392B"/>
-        </w:rPr>
-        <w:t>Finding #3 — Wrong OS version in ServiceNow</w:t>
-      </w:r>
-      <w:r>
-        <w:rPr>
-          <w:b/>
-          <w:color w:val="C0392B"/>
-        </w:rPr>
-        <w:br/>
-      </w:r>
-      <w:r>
-        <w:rPr>
-          <w:sz w:val="18"/>
-        </w:rPr>
-        <w:t>Add cmdb_os column to xlsx (~32 rows with stale value). Update ServiceNow generator to output cmdb_os for the CMDB CI operatingSystem field.</w:t>
-      </w:r>
-    </w:p>
-    <w:p>
-      <w:pPr>
-        <w:pStyle w:val="ListBullet"/>
-      </w:pPr>
-      <w:r>
-        <w:rPr>
-          <w:b/>
-          <w:color w:val="C0392B"/>
-        </w:rPr>
-        <w:t>Finding #4 — Wrong install_status in ServiceNow</w:t>
-      </w:r>
-      <w:r>
-        <w:rPr>
-          <w:b/>
-          <w:color w:val="C0392B"/>
-        </w:rPr>
-        <w:br/>
-      </w:r>
-      <w:r>
-        <w:rPr>
-          <w:sz w:val="18"/>
-        </w:rPr>
-        <w:t>Add install_status column to xlsx (~18 rows set to "Retired"/"In Stock"). Update ServiceNow generator to include field in CI output.</w:t>
-      </w:r>
-    </w:p>
-    <w:p>
-      <w:pPr>
-        <w:pStyle w:val="ListBullet"/>
-      </w:pPr>
-      <w:r>
-        <w:rPr>
-          <w:b/>
-          <w:color w:val="C0392B"/>
-        </w:rPr>
-        <w:t>Finding #7 — IoT devices on the wrong subnet</w:t>
-      </w:r>
-      <w:r>
-        <w:rPr>
-          <w:b/>
-          <w:color w:val="C0392B"/>
-        </w:rPr>
-        <w:br/>
-      </w:r>
-      <w:r>
-        <w:rPr>
-          <w:sz w:val="18"/>
-        </w:rPr>
-        <w:t>Pick ~13 iot rows, set ip_address to Corporate VLAN IP (e.g. 10.11.1.x for Meraki SFO). Ordr must report the same wrong-subnet IPs.</w:t>
-      </w:r>
-    </w:p>
-    <w:p/>
-    <w:p>
-      <w:pPr>
-        <w:jc w:val="center"/>
-      </w:pPr>
-      <w:r>
-        <w:rPr>
-          <w:i/>
-          <w:color w:val="888888"/>
-          <w:sz w:val="16"/>
-        </w:rPr>
-        <w:t>SCENARIO = intentional demo engineering.  CORRECTION = data quality fix.  Update this log on every change.</w:t>
-      </w:r>
-    </w:p>
-    <w:p/>
-    <w:p/>
-    <w:p/>
-    <w:p/>
-    <w:p>
-      <w:r>
-        <w:rPr>
-          <w:b/>
-          <w:color w:val="0D2B4E"/>
-          <w:sz w:val="26"/>
-        </w:rPr>
-        <w:lastRenderedPageBreak/>
-        <w:t>5. Sales Talk Tracks — SE Demo Guide</w:t>
-      </w:r>
-    </w:p>
-    <w:p>
-      <w:r>
-        <w:rPr>
-          <w:color w:val="555555"/>
-          <w:sz w:val="18"/>
-        </w:rPr>
-        <w:t>Step-by-step demo scripts for Sales Engineers. Each entry covers setup, click path, what to say, discovery questions, and objection handling. Vendor coverage added one by one — see section heading for current count.</w:t>
-      </w:r>
-    </w:p>
-    <w:p/>
-    <w:p/>
-    <w:p/>
-    <w:tbl>
-      <w:tblPr>
-        <w:tblStyle w:val="TableGrid"/>
-        <w:tblW w:type="auto" w:w="0"/>
-        <w:tblLook w:firstColumn="1" w:firstRow="1" w:lastColumn="0" w:lastRow="0" w:noHBand="0" w:noVBand="1" w:val="04A0"/>
-      </w:tblPr>
-      <w:tblGrid>
-        <w:gridCol w:w="4873"/>
-        <w:gridCol w:w="4873"/>
-      </w:tblGrid>
-      <w:tr>
-        <w:tc>
-          <w:tcPr>
-            <w:tcW w:type="dxa" w:w="9746"/>
-            <w:gridSpan w:val="2"/>
-            <w:shd w:val="clear" w:color="auto" w:fill="1B3A5C"/>
-          </w:tcPr>
-          <w:p>
-            <w:r>
-              <w:rPr>
-                <w:b/>
-                <w:i w:val="0"/>
-                <w:color w:val="FFFFFF"/>
-                <w:sz w:val="20"/>
-              </w:rPr>
-              <w:t>TALK TRACK #1  ·  Microsoft Intune  ·  Asset of Interest — Noncompliant Devices  ·  Updated 2026-07-04</w:t>
-            </w:r>
-          </w:p>
-        </w:tc>
-      </w:tr>
-      <w:tr>
-        <w:tc>
-          <w:tcPr>
-            <w:tcW w:type="dxa" w:w="4873"/>
-            <w:shd w:val="clear" w:color="auto" w:fill="F5F5F5"/>
-          </w:tcPr>
-          <w:p>
-            <w:r>
-              <w:rPr>
-                <w:b/>
-                <w:i w:val="0"/>
-                <w:color w:val="000000"/>
-                <w:sz w:val="18"/>
-              </w:rPr>
-              <w:t>Audience</w:t>
-            </w:r>
-          </w:p>
-        </w:tc>
-        <w:tc>
-          <w:tcPr>
-            <w:tcW w:type="dxa" w:w="4873"/>
-            <w:shd w:val="clear" w:color="auto" w:fill="FFFFFF"/>
-          </w:tcPr>
-          <w:p>
-            <w:r>
-              <w:rPr>
-                <w:b w:val="0"/>
-                <w:i w:val="0"/>
-                <w:color w:val="000000"/>
-                <w:sz w:val="18"/>
-              </w:rPr>
-              <w:t>Security architects, IT operations leads, risk/compliance owners.</w:t>
-            </w:r>
-          </w:p>
-        </w:tc>
-      </w:tr>
-      <w:tr>
-        <w:tc>
-          <w:tcPr>
-            <w:tcW w:type="dxa" w:w="4873"/>
-            <w:shd w:val="clear" w:color="auto" w:fill="F5F5F5"/>
-          </w:tcPr>
-          <w:p>
-            <w:r>
-              <w:rPr>
-                <w:b/>
-                <w:i w:val="0"/>
-                <w:color w:val="000000"/>
-                <w:sz w:val="18"/>
-              </w:rPr>
-              <w:t>Duration</w:t>
-            </w:r>
-          </w:p>
-        </w:tc>
-        <w:tc>
-          <w:tcPr>
-            <w:tcW w:type="dxa" w:w="4873"/>
-            <w:shd w:val="clear" w:color="auto" w:fill="FFFFFF"/>
-          </w:tcPr>
-          <w:p>
-            <w:r>
-              <w:rPr>
-                <w:b w:val="0"/>
-                <w:i w:val="0"/>
-                <w:color w:val="000000"/>
-                <w:sz w:val="18"/>
-              </w:rPr>
-              <w:t>6–10 min for Section A (today's demo). Expands to 15–20 min once UAI connector bugs are resolved.</w:t>
-            </w:r>
-          </w:p>
-        </w:tc>
-      </w:tr>
-      <w:tr>
-        <w:tc>
-          <w:tcPr>
-            <w:tcW w:type="dxa" w:w="4873"/>
-            <w:shd w:val="clear" w:color="auto" w:fill="C62828"/>
-          </w:tcPr>
-          <w:p>
-            <w:r>
-              <w:rPr>
-                <w:b/>
-                <w:i w:val="0"/>
-                <w:color w:val="FFFFFF"/>
-                <w:sz w:val="18"/>
-              </w:rPr>
-              <w:t>Status</w:t>
-            </w:r>
-          </w:p>
-        </w:tc>
-        <w:tc>
-          <w:tcPr>
-            <w:tcW w:type="dxa" w:w="4873"/>
-            <w:shd w:val="clear" w:color="auto" w:fill="FFFFFF"/>
-          </w:tcPr>
-          <w:p>
-            <w:r>
-              <w:rPr>
-                <w:b w:val="0"/>
-                <w:i w:val="0"/>
-                <w:color w:val="000000"/>
-                <w:sz w:val="18"/>
-              </w:rPr>
-              <w:t>PARTIAL — IP, Location, WHY-noncompliant and several enriched fields are NOT visible in UAI due to known connector bugs (BUG-001 to BUG-007 in Intune_Bugs.xlsx). Demo story is adjusted accordingly.</w:t>
-            </w:r>
-          </w:p>
-        </w:tc>
-      </w:tr>
-      <w:tr>
-        <w:tc>
-          <w:tcPr>
-            <w:tcW w:type="dxa" w:w="9746"/>
-            <w:gridSpan w:val="2"/>
-            <w:shd w:val="clear" w:color="auto" w:fill="37474F"/>
-          </w:tcPr>
-          <w:p>
-            <w:r>
-              <w:rPr>
-                <w:b/>
-                <w:i w:val="0"/>
-                <w:color w:val="FFFFFF"/>
-                <w:sz w:val="20"/>
-              </w:rPr>
-              <w:t>PRE-DEMO SETUP</w:t>
-            </w:r>
-          </w:p>
-        </w:tc>
-      </w:tr>
-      <w:tr>
-        <w:tc>
-          <w:tcPr>
-            <w:tcW w:type="dxa" w:w="4873"/>
-            <w:shd w:val="clear" w:color="auto" w:fill="F5F5F5"/>
-          </w:tcPr>
-          <w:p>
-            <w:r>
-              <w:rPr>
-                <w:b/>
-                <w:i w:val="0"/>
-                <w:color w:val="000000"/>
-                <w:sz w:val="18"/>
-              </w:rPr>
-              <w:t>Setup steps</w:t>
-            </w:r>
-          </w:p>
-        </w:tc>
-        <w:tc>
-          <w:tcPr>
-            <w:tcW w:type="dxa" w:w="4873"/>
-            <w:shd w:val="clear" w:color="auto" w:fill="FFFFFF"/>
-          </w:tcPr>
-          <w:p>
-            <w:r>
-              <w:rPr>
-                <w:b w:val="0"/>
-                <w:i w:val="0"/>
-                <w:color w:val="000000"/>
-                <w:sz w:val="18"/>
-              </w:rPr>
-              <w:t>1. Run Autowire → Microsoft Intune from the Mock Deployer (MicrosoftIntune_Job must exist and show last sync &lt; 2 hrs ago)</w:t>
-              <w:br/>
-              <w:t>2. In UAI → Assets, confirm 763 Microsoft Intune devices are visible</w:t>
-              <w:br/>
-              <w:t>3. Filter by complianceState — confirm ~62 noncompliant and ~62 inGracePeriod devices appear</w:t>
-              <w:br/>
-              <w:t>4. Confirm partner_reported_threat_state is visible in at least one device's Properties panel</w:t>
-            </w:r>
-          </w:p>
-        </w:tc>
-      </w:tr>
-      <w:tr>
-        <w:tc>
-          <w:tcPr>
-            <w:tcW w:type="dxa" w:w="4873"/>
-            <w:shd w:val="clear" w:color="auto" w:fill="FFF3CD"/>
-          </w:tcPr>
-          <w:p>
-            <w:r>
-              <w:rPr>
-                <w:b/>
-                <w:i w:val="0"/>
-                <w:color w:val="000000"/>
-                <w:sz w:val="18"/>
-              </w:rPr>
-              <w:t>⚠️  Critical reality check</w:t>
-            </w:r>
-          </w:p>
-        </w:tc>
-        <w:tc>
-          <w:tcPr>
-            <w:tcW w:type="dxa" w:w="4873"/>
-            <w:shd w:val="clear" w:color="auto" w:fill="FFF3CD"/>
-          </w:tcPr>
-          <w:p>
-            <w:r>
-              <w:rPr>
-                <w:b w:val="0"/>
-                <w:i w:val="0"/>
-                <w:color w:val="000000"/>
-                <w:sz w:val="18"/>
-              </w:rPr>
-              <w:t>IP Address, Location and Region are BLANK for ALL Intune assets (BUG-001 — MAC not stored by UAI). Remove any mention of 'show the IP address' or 'show network location' from your script. The demo story today is compliance state + threat signal correlation — not network location.</w:t>
-            </w:r>
-          </w:p>
-        </w:tc>
-      </w:tr>
-      <w:tr>
-        <w:tc>
-          <w:tcPr>
-            <w:tcW w:type="dxa" w:w="9746"/>
-            <w:gridSpan w:val="2"/>
-            <w:shd w:val="clear" w:color="auto" w:fill="1B5E20"/>
-          </w:tcPr>
-          <w:p>
-            <w:r>
-              <w:rPr>
-                <w:b/>
-                <w:i w:val="0"/>
-                <w:color w:val="FFFFFF"/>
-                <w:sz w:val="20"/>
-              </w:rPr>
-              <w:t>SECTION A  —  WHAT YOU CAN DEMO TODAY</w:t>
-            </w:r>
-          </w:p>
-        </w:tc>
-      </w:tr>
-      <w:tr>
-        <w:tc>
-          <w:tcPr>
-            <w:tcW w:type="dxa" w:w="4873"/>
-            <w:shd w:val="clear" w:color="auto" w:fill="F5F5F5"/>
-          </w:tcPr>
-          <w:p>
-            <w:r>
-              <w:rPr>
-                <w:b/>
-                <w:i w:val="0"/>
-                <w:color w:val="000000"/>
-                <w:sz w:val="18"/>
-              </w:rPr>
-              <w:t>STEP 1</w:t>
-              <w:br/>
-              <w:t>Set the scene</w:t>
-            </w:r>
-          </w:p>
-        </w:tc>
-        <w:tc>
-          <w:tcPr>
-            <w:tcW w:type="dxa" w:w="4873"/>
-            <w:shd w:val="clear" w:color="auto" w:fill="FFFFFF"/>
-          </w:tcPr>
-          <w:p>
-            <w:r>
-              <w:rPr>
-                <w:b w:val="0"/>
-                <w:i w:val="0"/>
-                <w:color w:val="000000"/>
-                <w:sz w:val="18"/>
-              </w:rPr>
-              <w:t>Navigate to UAI → Asset Insights → Assets.</w:t>
-              <w:br/>
-              <w:t>Show the full fleet: 763 Microsoft Intune-managed devices — Windows laptops, VDI machines, Android phones.</w:t>
-              <w:br/>
-              <w:br/>
-              <w:t>Say: "Every one of these devices is enrolled in your MDM. Intune knows their compliance state. UAI takes that compliance signal and puts it on the same canvas as your network."</w:t>
-            </w:r>
-          </w:p>
-        </w:tc>
-      </w:tr>
-      <w:tr>
-        <w:tc>
-          <w:tcPr>
-            <w:tcW w:type="dxa" w:w="4873"/>
-            <w:shd w:val="clear" w:color="auto" w:fill="F5F5F5"/>
-          </w:tcPr>
-          <w:p>
-            <w:r>
-              <w:rPr>
-                <w:b/>
-                <w:i w:val="0"/>
-                <w:color w:val="000000"/>
-                <w:sz w:val="18"/>
-              </w:rPr>
-              <w:t>STEP 2</w:t>
-              <w:br/>
-              <w:t>Surface noncompliant devices</w:t>
-            </w:r>
-          </w:p>
-        </w:tc>
-        <w:tc>
-          <w:tcPr>
-            <w:tcW w:type="dxa" w:w="4873"/>
-            <w:shd w:val="clear" w:color="auto" w:fill="FFFFFF"/>
-          </w:tcPr>
-          <w:p>
-            <w:r>
-              <w:rPr>
-                <w:b w:val="0"/>
-                <w:i w:val="0"/>
-                <w:color w:val="000000"/>
-                <w:sz w:val="18"/>
-              </w:rPr>
-              <w:t>Filter by Compliance State: noncompliant (62 devices appear).</w:t>
-              <w:br/>
-              <w:br/>
-              <w:t>Say: "62 devices are actively violating your MDM policy right now. That's 8% of your managed fleet. Let's look at what we actually know about them."</w:t>
-            </w:r>
-          </w:p>
-        </w:tc>
-      </w:tr>
-      <w:tr>
-        <w:tc>
-          <w:tcPr>
-            <w:tcW w:type="dxa" w:w="4873"/>
-            <w:shd w:val="clear" w:color="auto" w:fill="EEF3F8"/>
-          </w:tcPr>
-          <w:p>
-            <w:r>
-              <w:rPr>
-                <w:b/>
-                <w:i w:val="0"/>
-                <w:color w:val="000000"/>
-                <w:sz w:val="18"/>
-              </w:rPr>
-              <w:t>↳ Say this</w:t>
-            </w:r>
-          </w:p>
-        </w:tc>
-        <w:tc>
-          <w:tcPr>
-            <w:tcW w:type="dxa" w:w="4873"/>
-            <w:shd w:val="clear" w:color="auto" w:fill="EEF3F8"/>
-          </w:tcPr>
-          <w:p>
-            <w:r>
-              <w:rPr>
-                <w:b w:val="0"/>
-                <w:i w:val="0"/>
-                <w:color w:val="000000"/>
-                <w:sz w:val="18"/>
-              </w:rPr>
-              <w:t>"Notice what UAI adds that Intune alone cannot: whether these devices are Windows laptops, VDI machines, or Android phones — and which are corporate-owned vs BYOD. The compliance violation is the same fact, but the risk profile is very different."</w:t>
-            </w:r>
-          </w:p>
-        </w:tc>
-      </w:tr>
-      <w:tr>
-        <w:tc>
-          <w:tcPr>
-            <w:tcW w:type="dxa" w:w="4873"/>
-            <w:shd w:val="clear" w:color="auto" w:fill="F5F5F5"/>
-          </w:tcPr>
-          <w:p>
-            <w:r>
-              <w:rPr>
-                <w:b/>
-                <w:i w:val="0"/>
-                <w:color w:val="000000"/>
-                <w:sz w:val="18"/>
-              </w:rPr>
-              <w:t>STEP 3</w:t>
-              <w:br/>
-              <w:t>Grace period urgency</w:t>
-            </w:r>
-          </w:p>
-        </w:tc>
-        <w:tc>
-          <w:tcPr>
-            <w:tcW w:type="dxa" w:w="4873"/>
-            <w:shd w:val="clear" w:color="auto" w:fill="FFFFFF"/>
-          </w:tcPr>
-          <w:p>
-            <w:r>
-              <w:rPr>
-                <w:b w:val="0"/>
-                <w:i w:val="0"/>
-                <w:color w:val="000000"/>
-                <w:sz w:val="18"/>
-              </w:rPr>
-              <w:t>Change the filter to inGracePeriod compliance state (62 devices).</w:t>
-              <w:br/>
-              <w:br/>
-              <w:t>Say: "These 62 are on a countdown. They're not yet blocked — but the policy grace period is ticking. Three of them expire TODAY: lsys-sgp-lap-0018, lsys-nyc-lap-0360, lsys-sfo-and-1435. After today, Intune marks them noncompliant and — depending on Conditional Access — they may lose access to corporate resources."</w:t>
-            </w:r>
-          </w:p>
-        </w:tc>
-      </w:tr>
-      <w:tr>
-        <w:tc>
-          <w:tcPr>
-            <w:tcW w:type="dxa" w:w="4873"/>
-            <w:shd w:val="clear" w:color="auto" w:fill="F5F5F5"/>
-          </w:tcPr>
-          <w:p>
-            <w:r>
-              <w:rPr>
-                <w:b/>
-                <w:i w:val="0"/>
-                <w:color w:val="000000"/>
-                <w:sz w:val="18"/>
-              </w:rPr>
-              <w:t>STEP 4</w:t>
-              <w:br/>
-              <w:t>CrowdStrike cross-vendor</w:t>
-            </w:r>
-          </w:p>
-        </w:tc>
-        <w:tc>
-          <w:tcPr>
-            <w:tcW w:type="dxa" w:w="4873"/>
-            <w:shd w:val="clear" w:color="auto" w:fill="FFFFFF"/>
-          </w:tcPr>
-          <w:p>
-            <w:r>
-              <w:rPr>
-                <w:b w:val="0"/>
-                <w:i w:val="0"/>
-                <w:color w:val="000000"/>
-                <w:sz w:val="18"/>
-              </w:rPr>
-              <w:t>Click into any noncompliant Windows laptop. Scroll to the Sources section.</w:t>
-              <w:br/>
-              <w:t>Show that the device also appears in CrowdStrike Falcon.</w:t>
-              <w:br/>
-              <w:br/>
-              <w:t>Say: "44 of these noncompliant Windows devices are also visible in CrowdStrike Falcon. UAI correlates both sources on the same asset — you get one record, not two separate alerts. Intune says the device is out of policy. CrowdStrike shows its threat posture. Together, that's the full risk picture."</w:t>
-            </w:r>
-          </w:p>
-        </w:tc>
-      </w:tr>
-      <w:tr>
-        <w:tc>
-          <w:tcPr>
-            <w:tcW w:type="dxa" w:w="4873"/>
-            <w:shd w:val="clear" w:color="auto" w:fill="F5F5F5"/>
-          </w:tcPr>
-          <w:p>
-            <w:r>
-              <w:rPr>
-                <w:b/>
-                <w:i w:val="0"/>
-                <w:color w:val="000000"/>
-                <w:sz w:val="18"/>
-              </w:rPr>
-              <w:t>STEP 5</w:t>
-              <w:br/>
-              <w:t>Threat signal</w:t>
-            </w:r>
-          </w:p>
-        </w:tc>
-        <w:tc>
-          <w:tcPr>
-            <w:tcW w:type="dxa" w:w="4873"/>
-            <w:shd w:val="clear" w:color="auto" w:fill="FFFFFF"/>
-          </w:tcPr>
-          <w:p>
-            <w:r>
-              <w:rPr>
-                <w:b w:val="0"/>
-                <w:i w:val="0"/>
-                <w:color w:val="000000"/>
-                <w:sz w:val="18"/>
-              </w:rPr>
-              <w:t>Open a noncompliant Windows device → Properties → partner_reported_threat_state.</w:t>
-              <w:br/>
-              <w:t>Show: unknown.</w:t>
-              <w:br/>
-              <w:br/>
-              <w:t>Then open a compliant Windows device → same field.</w:t>
-              <w:br/>
-              <w:t>Show: secure.</w:t>
-              <w:br/>
-              <w:br/>
-              <w:t>Say: "For devices that are CrowdStrike-protected and compliant, the threat signal is clean — 'secure'. For noncompliant devices, the signal is 'unknown' — CrowdStrike can't confirm the agent is reporting correctly. That's a compounding risk: out of policy AND the endpoint protection signal is dark."</w:t>
-            </w:r>
-          </w:p>
-        </w:tc>
-      </w:tr>
-      <w:tr>
-        <w:tc>
-          <w:tcPr>
-            <w:tcW w:type="dxa" w:w="4873"/>
-            <w:shd w:val="clear" w:color="auto" w:fill="EEF3F8"/>
-          </w:tcPr>
-          <w:p>
-            <w:r>
-              <w:rPr>
-                <w:b/>
-                <w:i w:val="0"/>
-                <w:color w:val="000000"/>
-                <w:sz w:val="18"/>
-              </w:rPr>
-              <w:t>↳ Talking point</w:t>
-            </w:r>
-          </w:p>
-        </w:tc>
-        <w:tc>
-          <w:tcPr>
-            <w:tcW w:type="dxa" w:w="4873"/>
-            <w:shd w:val="clear" w:color="auto" w:fill="EEF3F8"/>
-          </w:tcPr>
-          <w:p>
-            <w:r>
-              <w:rPr>
-                <w:b w:val="0"/>
-                <w:i w:val="0"/>
-                <w:color w:val="000000"/>
-                <w:sz w:val="18"/>
-              </w:rPr>
-              <w:t>"This is not just an MDM finding. This is a network and endpoint risk finding. Infoblox sees the device across MDM and EDR simultaneously."</w:t>
-            </w:r>
-          </w:p>
-        </w:tc>
-      </w:tr>
-      <w:tr>
-        <w:tc>
-          <w:tcPr>
-            <w:tcW w:type="dxa" w:w="4873"/>
-            <w:shd w:val="clear" w:color="auto" w:fill="F5F5F5"/>
-          </w:tcPr>
-          <w:p>
-            <w:r>
-              <w:rPr>
-                <w:b/>
-                <w:i w:val="0"/>
-                <w:color w:val="000000"/>
-                <w:sz w:val="18"/>
-              </w:rPr>
-              <w:t>STEP 6</w:t>
-              <w:br/>
-              <w:t>VDI anomaly</w:t>
-            </w:r>
-          </w:p>
-        </w:tc>
-        <w:tc>
-          <w:tcPr>
-            <w:tcW w:type="dxa" w:w="4873"/>
-            <w:shd w:val="clear" w:color="auto" w:fill="FFFFFF"/>
-          </w:tcPr>
-          <w:p>
-            <w:r>
-              <w:rPr>
-                <w:b w:val="0"/>
-                <w:i w:val="0"/>
-                <w:color w:val="000000"/>
-                <w:sz w:val="18"/>
-              </w:rPr>
-              <w:t>Search hostname: lsys-lon-vdi-0929 or lsys-sfo-vdi-0904 (noncompliant VDI devices).</w:t>
-              <w:br/>
-              <w:br/>
-              <w:t>Say: "VDI machines failing compliance is a different category of risk — these are shared infrastructure endpoints, not personal laptops. If a VDI image is noncompliant, every session running on it inherits that posture."</w:t>
-            </w:r>
-          </w:p>
-        </w:tc>
-      </w:tr>
-      <w:tr>
-        <w:tc>
-          <w:tcPr>
-            <w:tcW w:type="dxa" w:w="9746"/>
-            <w:gridSpan w:val="2"/>
-            <w:shd w:val="clear" w:color="auto" w:fill="37474F"/>
-          </w:tcPr>
-          <w:p>
-            <w:r>
-              <w:rPr>
-                <w:b/>
-                <w:i w:val="0"/>
-                <w:color w:val="FFFFFF"/>
-                <w:sz w:val="20"/>
-              </w:rPr>
-              <w:t>DISCOVERY QUESTIONS</w:t>
-            </w:r>
-          </w:p>
-        </w:tc>
-      </w:tr>
-      <w:tr>
-        <w:tc>
-          <w:tcPr>
-            <w:tcW w:type="dxa" w:w="4873"/>
-            <w:shd w:val="clear" w:color="auto" w:fill="F5F5F5"/>
-          </w:tcPr>
-          <w:p>
-            <w:r>
-              <w:rPr>
-                <w:b/>
-                <w:i w:val="0"/>
-                <w:color w:val="000000"/>
-                <w:sz w:val="18"/>
-              </w:rPr>
-              <w:t>Questions to ask</w:t>
-            </w:r>
-          </w:p>
-        </w:tc>
-        <w:tc>
-          <w:tcPr>
-            <w:tcW w:type="dxa" w:w="4873"/>
-            <w:shd w:val="clear" w:color="auto" w:fill="FFFFFF"/>
-          </w:tcPr>
-          <w:p>
-            <w:r>
-              <w:rPr>
-                <w:b w:val="0"/>
-                <w:i w:val="0"/>
-                <w:color w:val="000000"/>
-                <w:sz w:val="18"/>
-              </w:rPr>
-              <w:t>1. "How do you currently identify which noncompliant Intune devices are actively being used — not just enrolled?"</w:t>
-              <w:br/>
-              <w:t>2. "When a device hits grace period expiry, how long before your team knows — and how do you find it on the network?"</w:t>
-              <w:br/>
-              <w:t>3. "If a device is noncompliant AND its EDR agent goes dark, what's your current detection time?"</w:t>
-            </w:r>
-          </w:p>
-        </w:tc>
-      </w:tr>
-      <w:tr>
-        <w:tc>
-          <w:tcPr>
-            <w:tcW w:type="dxa" w:w="9746"/>
-            <w:gridSpan w:val="2"/>
-            <w:shd w:val="clear" w:color="auto" w:fill="C62828"/>
-          </w:tcPr>
-          <w:p>
-            <w:r>
-              <w:rPr>
-                <w:b/>
-                <w:i w:val="0"/>
-                <w:color w:val="FFFFFF"/>
-                <w:sz w:val="20"/>
-              </w:rPr>
-              <w:t>SECTION B  —  WHAT IS NOT POSSIBLE TODAY (UAI Connector Gaps)</w:t>
-            </w:r>
-          </w:p>
-        </w:tc>
-      </w:tr>
-      <w:tr>
-        <w:tc>
-          <w:tcPr>
-            <w:tcW w:type="dxa" w:w="4873"/>
-            <w:shd w:val="clear" w:color="auto" w:fill="F5F5F5"/>
-          </w:tcPr>
-          <w:p>
-            <w:r>
-              <w:rPr>
-                <w:b/>
-                <w:i w:val="0"/>
-                <w:color w:val="000000"/>
-                <w:sz w:val="18"/>
-              </w:rPr>
-              <w:t>Context</w:t>
-            </w:r>
-          </w:p>
-        </w:tc>
-        <w:tc>
-          <w:tcPr>
-            <w:tcW w:type="dxa" w:w="4873"/>
-            <w:shd w:val="clear" w:color="auto" w:fill="FDECEA"/>
-          </w:tcPr>
-          <w:p>
-            <w:r>
-              <w:rPr>
-                <w:b w:val="0"/>
-                <w:i w:val="0"/>
-                <w:color w:val="000000"/>
-                <w:sz w:val="18"/>
-              </w:rPr>
-              <w:t>The Intune mock API returns rich data for all fields below. UAI fetches them in its $select but does not store them due to connector mapping bugs (BUG-001 to BUG-007 in Intune_Bugs.xlsx). Do NOT attempt to demo these — they will show blank/null in the portal and undermine the story.</w:t>
-            </w:r>
-          </w:p>
-        </w:tc>
-      </w:tr>
-      <w:tr>
-        <w:tc>
-          <w:tcPr>
-            <w:tcW w:type="dxa" w:w="4873"/>
-            <w:shd w:val="clear" w:color="auto" w:fill="FDECEA"/>
-          </w:tcPr>
-          <w:p>
-            <w:r>
-              <w:rPr>
-                <w:b/>
-                <w:i w:val="0"/>
-                <w:color w:val="000000"/>
-                <w:sz w:val="18"/>
-              </w:rPr>
-              <w:t>IP Address / Location / Region</w:t>
-              <w:br/>
-              <w:t>(BUG-001)</w:t>
-            </w:r>
-          </w:p>
-        </w:tc>
-        <w:tc>
-          <w:tcPr>
-            <w:tcW w:type="dxa" w:w="4873"/>
-            <w:shd w:val="clear" w:color="auto" w:fill="FDECEA"/>
-          </w:tcPr>
-          <w:p>
-            <w:r>
-              <w:rPr>
-                <w:b w:val="0"/>
-                <w:i w:val="0"/>
-                <w:color w:val="000000"/>
-                <w:sz w:val="18"/>
-              </w:rPr>
-              <w:t>Mock returns correct MAC address → should resolve to IP via DHCP. UAI stores empty MAC. All Intune assets show no IP, no Location, no Region. Cannot show network presence.</w:t>
-            </w:r>
-          </w:p>
-        </w:tc>
-      </w:tr>
-      <w:tr>
-        <w:tc>
-          <w:tcPr>
-            <w:tcW w:type="dxa" w:w="4873"/>
-            <w:shd w:val="clear" w:color="auto" w:fill="FDECEA"/>
-          </w:tcPr>
-          <w:p>
-            <w:r>
-              <w:rPr>
-                <w:b/>
-                <w:i w:val="0"/>
-                <w:color w:val="000000"/>
-                <w:sz w:val="18"/>
-              </w:rPr>
-              <w:t>WHY the device is noncompliant</w:t>
-              <w:br/>
-              <w:t>(BUG-003)</w:t>
-            </w:r>
-          </w:p>
-        </w:tc>
-        <w:tc>
-          <w:tcPr>
-            <w:tcW w:type="dxa" w:w="4873"/>
-            <w:shd w:val="clear" w:color="auto" w:fill="FDECEA"/>
-          </w:tcPr>
-          <w:p>
-            <w:r>
-              <w:rPr>
-                <w:b w:val="0"/>
-                <w:i w:val="0"/>
-                <w:color w:val="000000"/>
-                <w:sz w:val="18"/>
-              </w:rPr>
-              <w:t>Mock returns deviceHealthAttestationState with BitLocker status, Secure Boot state, TPM version. UAI discards the entire object (null). Cannot explain the compliance failure.</w:t>
-            </w:r>
-          </w:p>
-        </w:tc>
-      </w:tr>
-      <w:tr>
-        <w:tc>
-          <w:tcPr>
-            <w:tcW w:type="dxa" w:w="4873"/>
-            <w:shd w:val="clear" w:color="auto" w:fill="FFFDE7"/>
-          </w:tcPr>
-          <w:p>
-            <w:r>
-              <w:rPr>
-                <w:b/>
-                <w:i w:val="0"/>
-                <w:color w:val="000000"/>
-                <w:sz w:val="18"/>
-              </w:rPr>
-              <w:t>Enrollment profile</w:t>
-              <w:br/>
-              <w:t>(BUG-004)</w:t>
-            </w:r>
-          </w:p>
-        </w:tc>
-        <w:tc>
-          <w:tcPr>
-            <w:tcW w:type="dxa" w:w="4873"/>
-            <w:shd w:val="clear" w:color="auto" w:fill="FFFDE7"/>
-          </w:tcPr>
-          <w:p>
-            <w:r>
-              <w:rPr>
-                <w:b w:val="0"/>
-                <w:i w:val="0"/>
-                <w:color w:val="000000"/>
-                <w:sz w:val="18"/>
-              </w:rPr>
-              <w:t>Mock returns Autopilot profile name (Luminary-Autopilot-Corporate, etc.). UAI stores empty string. Cannot differentiate enrollment type.</w:t>
-            </w:r>
-          </w:p>
-        </w:tc>
-      </w:tr>
-      <w:tr>
-        <w:tc>
-          <w:tcPr>
-            <w:tcW w:type="dxa" w:w="4873"/>
-            <w:shd w:val="clear" w:color="auto" w:fill="FFFDE7"/>
-          </w:tcPr>
-          <w:p>
-            <w:r>
-              <w:rPr>
-                <w:b/>
-                <w:i w:val="0"/>
-                <w:color w:val="000000"/>
-                <w:sz w:val="18"/>
-              </w:rPr>
-              <w:t>MDM cert expiry</w:t>
-              <w:br/>
-              <w:t>(BUG-005)</w:t>
-            </w:r>
-          </w:p>
-        </w:tc>
-        <w:tc>
-          <w:tcPr>
-            <w:tcW w:type="dxa" w:w="4873"/>
-            <w:shd w:val="clear" w:color="auto" w:fill="FFFDE7"/>
-          </w:tcPr>
-          <w:p>
-            <w:r>
-              <w:rPr>
-                <w:b w:val="0"/>
-                <w:i w:val="0"/>
-                <w:color w:val="000000"/>
-                <w:sz w:val="18"/>
-              </w:rPr>
-              <w:t>Mock returns cert expiration date. UAI stores null. Cannot show proactive cert management story.</w:t>
-            </w:r>
-          </w:p>
-        </w:tc>
-      </w:tr>
-      <w:tr>
-        <w:tc>
-          <w:tcPr>
-            <w:tcW w:type="dxa" w:w="4873"/>
-            <w:shd w:val="clear" w:color="auto" w:fill="FFFDE7"/>
-          </w:tcPr>
-          <w:p>
-            <w:r>
-              <w:rPr>
-                <w:b/>
-                <w:i w:val="0"/>
-                <w:color w:val="000000"/>
-                <w:sz w:val="18"/>
-              </w:rPr>
-              <w:t>RAM / Memory</w:t>
-              <w:br/>
-              <w:t>(BUG-002)</w:t>
-            </w:r>
-          </w:p>
-        </w:tc>
-        <w:tc>
-          <w:tcPr>
-            <w:tcW w:type="dxa" w:w="4873"/>
-            <w:shd w:val="clear" w:color="auto" w:fill="FFFDE7"/>
-          </w:tcPr>
-          <w:p>
-            <w:r>
-              <w:rPr>
-                <w:b w:val="0"/>
-                <w:i w:val="0"/>
-                <w:color w:val="000000"/>
-                <w:sz w:val="18"/>
-              </w:rPr>
-              <w:t>Mock returns correct physicalMemoryInBytes. UAI stores '0'. Cannot show hardware specs.</w:t>
-            </w:r>
-          </w:p>
-        </w:tc>
-      </w:tr>
-      <w:tr>
-        <w:tc>
-          <w:tcPr>
-            <w:tcW w:type="dxa" w:w="9746"/>
-            <w:gridSpan w:val="2"/>
-            <w:shd w:val="clear" w:color="auto" w:fill="006064"/>
-          </w:tcPr>
-          <w:p>
-            <w:r>
-              <w:rPr>
-                <w:b/>
-                <w:i w:val="0"/>
-                <w:color w:val="FFFFFF"/>
-                <w:sz w:val="20"/>
-              </w:rPr>
-              <w:t>SECTION C  —  WHAT BECOMES POSSIBLE ONCE UAI FIXES THE CONNECTOR</w:t>
-            </w:r>
-          </w:p>
-        </w:tc>
-      </w:tr>
-      <w:tr>
-        <w:tc>
-          <w:tcPr>
-            <w:tcW w:type="dxa" w:w="4873"/>
-            <w:shd w:val="clear" w:color="auto" w:fill="F5F5F5"/>
-          </w:tcPr>
-          <w:p>
-            <w:r>
-              <w:rPr>
-                <w:b/>
-                <w:i w:val="0"/>
-                <w:color w:val="000000"/>
-                <w:sz w:val="18"/>
-              </w:rPr>
-              <w:t>Network location story</w:t>
-              <w:br/>
-              <w:t>(after BUG-001 fix)</w:t>
-            </w:r>
-          </w:p>
-        </w:tc>
-        <w:tc>
-          <w:tcPr>
-            <w:tcW w:type="dxa" w:w="4873"/>
-            <w:shd w:val="clear" w:color="auto" w:fill="FFFFFF"/>
-          </w:tcPr>
-          <w:p>
-            <w:r>
-              <w:rPr>
-                <w:b w:val="0"/>
-                <w:i w:val="0"/>
-                <w:color w:val="000000"/>
-                <w:sz w:val="18"/>
-              </w:rPr>
-              <w:t>Show noncompliant devices on a map. "This device is noncompliant AND it's physically in the Singapore office on subnet 10.22.4.0/24. Your network team can isolate it."</w:t>
-            </w:r>
-          </w:p>
-        </w:tc>
-      </w:tr>
-      <w:tr>
-        <w:tc>
-          <w:tcPr>
-            <w:tcW w:type="dxa" w:w="4873"/>
-            <w:shd w:val="clear" w:color="auto" w:fill="F5F5F5"/>
-          </w:tcPr>
-          <w:p>
-            <w:r>
-              <w:rPr>
-                <w:b/>
-                <w:i w:val="0"/>
-                <w:color w:val="000000"/>
-                <w:sz w:val="18"/>
-              </w:rPr>
-              <w:t>Root cause of noncompliance</w:t>
-              <w:br/>
-              <w:t>(after BUG-003 fix)</w:t>
-            </w:r>
-          </w:p>
-        </w:tc>
-        <w:tc>
-          <w:tcPr>
-            <w:tcW w:type="dxa" w:w="4873"/>
-            <w:shd w:val="clear" w:color="auto" w:fill="FFFFFF"/>
-          </w:tcPr>
-          <w:p>
-            <w:r>
-              <w:rPr>
-                <w:b w:val="0"/>
-                <w:i w:val="0"/>
-                <w:color w:val="000000"/>
-                <w:sz w:val="18"/>
-              </w:rPr>
-              <w:t>Open a noncompliant device → show deviceHealthAttestationState: BitLocker OFF, Secure Boot disabled, TPM 1.2. "UAI doesn't just tell you the device is out of policy — it tells you exactly why, without opening Intune."</w:t>
-            </w:r>
-          </w:p>
-        </w:tc>
-      </w:tr>
-      <w:tr>
-        <w:tc>
-          <w:tcPr>
-            <w:tcW w:type="dxa" w:w="4873"/>
-            <w:shd w:val="clear" w:color="auto" w:fill="F5F5F5"/>
-          </w:tcPr>
-          <w:p>
-            <w:r>
-              <w:rPr>
-                <w:b/>
-                <w:i w:val="0"/>
-                <w:color w:val="000000"/>
-                <w:sz w:val="18"/>
-              </w:rPr>
-              <w:t>Proactive cert management</w:t>
-              <w:br/>
-              <w:t>(after BUG-005 fix)</w:t>
-            </w:r>
-          </w:p>
-        </w:tc>
-        <w:tc>
-          <w:tcPr>
-            <w:tcW w:type="dxa" w:w="4873"/>
-            <w:shd w:val="clear" w:color="auto" w:fill="FFFFFF"/>
-          </w:tcPr>
-          <w:p>
-            <w:r>
-              <w:rPr>
-                <w:b w:val="0"/>
-                <w:i w:val="0"/>
-                <w:color w:val="000000"/>
-                <w:sz w:val="18"/>
-              </w:rPr>
-              <w:t>Filter devices whose management cert expires in the next 30 days. "Before UAI, this required an Intune report or a PowerShell script. Here it's a one-click filter across your entire fleet."</w:t>
-            </w:r>
-          </w:p>
-        </w:tc>
-      </w:tr>
-      <w:tr>
-        <w:tc>
-          <w:tcPr>
-            <w:tcW w:type="dxa" w:w="4873"/>
-            <w:shd w:val="clear" w:color="auto" w:fill="F5F5F5"/>
-          </w:tcPr>
-          <w:p>
-            <w:r>
-              <w:rPr>
-                <w:b/>
-                <w:i w:val="0"/>
-                <w:color w:val="000000"/>
-                <w:sz w:val="18"/>
-              </w:rPr>
-              <w:t>Corp vs BYOD risk segmentation</w:t>
-              <w:br/>
-              <w:t>(after BUG-004 fix)</w:t>
-            </w:r>
-          </w:p>
-        </w:tc>
-        <w:tc>
-          <w:tcPr>
-            <w:tcW w:type="dxa" w:w="4873"/>
-            <w:shd w:val="clear" w:color="auto" w:fill="FFFFFF"/>
-          </w:tcPr>
-          <w:p>
-            <w:r>
-              <w:rPr>
-                <w:b w:val="0"/>
-                <w:i w:val="0"/>
-                <w:color w:val="000000"/>
-                <w:sz w:val="18"/>
-              </w:rPr>
-              <w:t>Filter noncompliant BYOD-enrolled devices separately from corporate Autopilot devices. Different remediation paths, different risk owners.</w:t>
-            </w:r>
-          </w:p>
-        </w:tc>
-      </w:tr>
-      <w:tr>
-        <w:tc>
-          <w:tcPr>
-            <w:tcW w:type="dxa" w:w="9746"/>
-            <w:gridSpan w:val="2"/>
-            <w:shd w:val="clear" w:color="auto" w:fill="37474F"/>
-          </w:tcPr>
-          <w:p>
-            <w:r>
-              <w:rPr>
-                <w:b/>
-                <w:i w:val="0"/>
-                <w:color w:val="FFFFFF"/>
-                <w:sz w:val="20"/>
-              </w:rPr>
-              <w:t>OBJECTIONS</w:t>
-            </w:r>
-          </w:p>
-        </w:tc>
-      </w:tr>
-      <w:tr>
-        <w:tc>
-          <w:tcPr>
-            <w:tcW w:type="dxa" w:w="4873"/>
-            <w:shd w:val="clear" w:color="auto" w:fill="F5F5F5"/>
-          </w:tcPr>
-          <w:p>
-            <w:r>
-              <w:rPr>
-                <w:b/>
-                <w:i w:val="0"/>
-                <w:color w:val="000000"/>
-                <w:sz w:val="18"/>
-              </w:rPr>
-              <w:t>"We already have Intune Conditional Access"</w:t>
-            </w:r>
-          </w:p>
-        </w:tc>
-        <w:tc>
-          <w:tcPr>
-            <w:tcW w:type="dxa" w:w="4873"/>
-            <w:shd w:val="clear" w:color="auto" w:fill="FFFFFF"/>
-          </w:tcPr>
-          <w:p>
-            <w:r>
-              <w:rPr>
-                <w:b w:val="0"/>
-                <w:i w:val="0"/>
-                <w:color w:val="000000"/>
-                <w:sz w:val="18"/>
-              </w:rPr>
-              <w:t>"Conditional Access is a policy enforcement gate — it blocks or allows. UAI is context enrichment — it tells you WHERE that noncompliant device is on your network, WHAT other security tools see it, and HOW LONG it's been in that state. They do different jobs."</w:t>
-            </w:r>
-          </w:p>
-        </w:tc>
-      </w:tr>
-      <w:tr>
-        <w:tc>
-          <w:tcPr>
-            <w:tcW w:type="dxa" w:w="4873"/>
-            <w:shd w:val="clear" w:color="auto" w:fill="F5F5F5"/>
-          </w:tcPr>
-          <w:p>
-            <w:r>
-              <w:rPr>
-                <w:b/>
-                <w:i w:val="0"/>
-                <w:color w:val="000000"/>
-                <w:sz w:val="18"/>
-              </w:rPr>
-              <w:t>"Can't we get this from SIEM?"</w:t>
-            </w:r>
-          </w:p>
-        </w:tc>
-        <w:tc>
-          <w:tcPr>
-            <w:tcW w:type="dxa" w:w="4873"/>
-            <w:shd w:val="clear" w:color="auto" w:fill="FFFFFF"/>
-          </w:tcPr>
-          <w:p>
-            <w:r>
-              <w:rPr>
-                <w:b w:val="0"/>
-                <w:i w:val="0"/>
-                <w:color w:val="000000"/>
-                <w:sz w:val="18"/>
-              </w:rPr>
-              <w:t>"SIEM aggregates events after they happen. UAI maintains a live asset inventory — compliance state, threat signal, and network presence in one record, updated on every sync. No correlation query needed."</w:t>
-            </w:r>
-          </w:p>
-        </w:tc>
-      </w:tr>
-      <w:tr>
-        <w:tc>
-          <w:tcPr>
-            <w:tcW w:type="dxa" w:w="4873"/>
-            <w:shd w:val="clear" w:color="auto" w:fill="F5F5F5"/>
-          </w:tcPr>
-          <w:p>
-            <w:r>
-              <w:rPr>
-                <w:b/>
-                <w:i w:val="0"/>
-                <w:color w:val="000000"/>
-                <w:sz w:val="18"/>
-              </w:rPr>
-              <w:t>"The IP and location fields are blank"</w:t>
-            </w:r>
-          </w:p>
-        </w:tc>
-        <w:tc>
-          <w:tcPr>
-            <w:tcW w:type="dxa" w:w="4873"/>
-            <w:shd w:val="clear" w:color="auto" w:fill="FFFFFF"/>
-          </w:tcPr>
-          <w:p>
-            <w:r>
-              <w:rPr>
-                <w:b w:val="0"/>
-                <w:i w:val="0"/>
-                <w:color w:val="000000"/>
-                <w:sz w:val="18"/>
-              </w:rPr>
-              <w:t>"Good catch — that's a known UAI connector issue we're tracking. The mock returns correct MAC data; UAI's Intune connector isn't storing it yet. Bug is filed. Once fixed, MAC-to-DHCP correlation lights up IP and location for all Intune assets."</w:t>
-            </w:r>
-          </w:p>
-        </w:tc>
-      </w:tr>
-      <w:tr>
-        <w:tc>
-          <w:tcPr>
-            <w:tcW w:type="dxa" w:w="9746"/>
-            <w:gridSpan w:val="2"/>
-            <w:shd w:val="clear" w:color="auto" w:fill="1B3A5C"/>
-          </w:tcPr>
-          <w:p>
-            <w:r>
-              <w:rPr>
-                <w:b/>
-                <w:i w:val="0"/>
-                <w:color w:val="FFFFFF"/>
-                <w:sz w:val="20"/>
-              </w:rPr>
-              <w:t>CLOSE</w:t>
-            </w:r>
-          </w:p>
-        </w:tc>
-      </w:tr>
-      <w:tr>
-        <w:tc>
-          <w:tcPr>
-            <w:tcW w:type="dxa" w:w="4873"/>
-            <w:shd w:val="clear" w:color="auto" w:fill="F5F5F5"/>
-          </w:tcPr>
-          <w:p>
-            <w:r>
-              <w:rPr>
-                <w:b/>
-                <w:i w:val="0"/>
-                <w:color w:val="000000"/>
-                <w:sz w:val="18"/>
-              </w:rPr>
-              <w:t>Close line</w:t>
-            </w:r>
-          </w:p>
-        </w:tc>
-        <w:tc>
-          <w:tcPr>
-            <w:tcW w:type="dxa" w:w="4873"/>
-            <w:shd w:val="clear" w:color="auto" w:fill="FFFFFF"/>
-          </w:tcPr>
-          <w:p>
-            <w:r>
-              <w:rPr>
-                <w:b w:val="0"/>
-                <w:i w:val="0"/>
-                <w:color w:val="000000"/>
-                <w:sz w:val="18"/>
-              </w:rPr>
-              <w:t>"What you saw today is Infoblox taking your Intune compliance data — something you already have — and surfacing it as a network risk signal. Noncompliant devices aren't just an MDM problem anymore. They're network-visible assets with a known location, a CrowdStrike threat rating, and a countdown timer. That's the story we're building toward — and even today, without IP location, the compliance + threat correlation stands on its own."</w:t>
-            </w:r>
-          </w:p>
         </w:tc>
       </w:tr>
     </w:tbl>

--- a/fixes/assets_of_interest_tracker.docx
+++ b/fixes/assets_of_interest_tracker.docx
@@ -3468,6 +3468,324 @@
             <w:gridSpan w:val="2"/>
           </w:tcPr>
           <w:p/>
+        </w:tc>
+      </w:tr>
+      <w:tr>
+        <w:tc>
+          <w:tcPr>
+            <w:shd w:val="clear" w:color="auto" w:fill="4A0072"/>
+            <w:tcW w:w="2880" w:type="dxa"/>
+          </w:tcPr>
+          <w:p>
+            <w:pPr>
+              <w:spacing w:before="0" w:after="0"/>
+            </w:pPr>
+            <w:r>
+              <w:rPr>
+                <w:rFonts w:ascii="Calibri" w:hAnsi="Calibri"/>
+                <w:b/>
+                <w:color w:val="FFFFFF"/>
+                <w:sz w:val="20"/>
+              </w:rPr>
+              <w:t>[SCENARIO]  SCENARIO-003  ·  CrowdStrike Falcon — Endpoint Inventory Coverage</w:t>
+            </w:r>
+          </w:p>
+        </w:tc>
+        <w:tc>
+          <w:tcPr>
+            <w:shd w:val="clear" w:color="auto" w:fill="4A0072"/>
+            <w:tcW w:w="7200" w:type="dxa"/>
+          </w:tcPr>
+          <w:p>
+            <w:pPr>
+              <w:spacing w:before="0" w:after="0"/>
+            </w:pPr>
+            <w:r>
+              <w:rPr>
+                <w:rFonts w:ascii="Calibri" w:hAnsi="Calibri"/>
+                <w:b/>
+                <w:color w:val="FFFFFF"/>
+                <w:sz w:val="18"/>
+              </w:rPr>
+            </w:r>
+          </w:p>
+        </w:tc>
+      </w:tr>
+      <w:tr>
+        <w:tc>
+          <w:tcPr>
+            <w:tcW w:type="dxa" w:w="1984"/>
+            <w:shd w:val="clear" w:color="auto" w:fill="EEF3F8"/>
+          </w:tcPr>
+          <w:p>
+            <w:pPr>
+              <w:spacing w:before="0" w:after="0"/>
+            </w:pPr>
+            <w:r>
+              <w:rPr>
+                <w:rFonts w:ascii="Calibri" w:hAnsi="Calibri"/>
+                <w:b w:val="0"/>
+                <w:sz w:val="18"/>
+              </w:rPr>
+              <w:t>Scenario</w:t>
+            </w:r>
+          </w:p>
+        </w:tc>
+        <w:tc>
+          <w:tcPr>
+            <w:tcW w:type="dxa" w:w="5953"/>
+            <w:shd w:val="clear" w:color="auto" w:fill="FFFFFF"/>
+          </w:tcPr>
+          <w:p>
+            <w:pPr>
+              <w:spacing w:before="0" w:after="0"/>
+            </w:pPr>
+            <w:r>
+              <w:rPr>
+                <w:rFonts w:ascii="Calibri" w:hAnsi="Calibri"/>
+                <w:b w:val="0"/>
+                <w:sz w:val="18"/>
+              </w:rPr>
+              <w:t>Identify endpoints with multi-source coverage: CrowdStrike Falcon + ServiceNow + Mist + Ordr — find devices seen by all four tools for highest-confidence inventory</w:t>
+            </w:r>
+          </w:p>
+        </w:tc>
+      </w:tr>
+      <w:tr>
+        <w:tc>
+          <w:tcPr>
+            <w:tcW w:type="dxa" w:w="1984"/>
+            <w:shd w:val="clear" w:color="auto" w:fill="EEF3F8"/>
+          </w:tcPr>
+          <w:p>
+            <w:pPr>
+              <w:spacing w:before="0" w:after="0"/>
+            </w:pPr>
+            <w:r>
+              <w:rPr>
+                <w:rFonts w:ascii="Calibri" w:hAnsi="Calibri"/>
+                <w:b w:val="0"/>
+                <w:sz w:val="18"/>
+              </w:rPr>
+              <w:t>Status</w:t>
+            </w:r>
+          </w:p>
+        </w:tc>
+        <w:tc>
+          <w:tcPr>
+            <w:tcW w:type="dxa" w:w="5953"/>
+            <w:shd w:val="clear" w:color="auto" w:fill="E8F5E9"/>
+          </w:tcPr>
+          <w:p>
+            <w:pPr>
+              <w:spacing w:before="0" w:after="0"/>
+            </w:pPr>
+            <w:r>
+              <w:rPr>
+                <w:rFonts w:ascii="Calibri" w:hAnsi="Calibri"/>
+                <w:b/>
+                <w:color w:val="1B5E20"/>
+                <w:sz w:val="18"/>
+              </w:rPr>
+              <w:t>READY — 999 CS endpoints live, multi-source merge confirmed for Luminary fleet</w:t>
+            </w:r>
+          </w:p>
+        </w:tc>
+      </w:tr>
+      <w:tr>
+        <w:tc>
+          <w:tcPr>
+            <w:tcW w:type="dxa" w:w="1984"/>
+            <w:shd w:val="clear" w:color="auto" w:fill="EEF3F8"/>
+          </w:tcPr>
+          <w:p>
+            <w:pPr>
+              <w:spacing w:before="0" w:after="0"/>
+            </w:pPr>
+            <w:r>
+              <w:rPr>
+                <w:rFonts w:ascii="Calibri" w:hAnsi="Calibri"/>
+                <w:b w:val="0"/>
+                <w:sz w:val="18"/>
+              </w:rPr>
+              <w:t>UAI Demo Action</w:t>
+            </w:r>
+          </w:p>
+        </w:tc>
+        <w:tc>
+          <w:tcPr>
+            <w:tcW w:type="dxa" w:w="5953"/>
+            <w:shd w:val="clear" w:color="auto" w:fill="FFFFFF"/>
+          </w:tcPr>
+          <w:p>
+            <w:pPr>
+              <w:spacing w:before="0" w:after="0"/>
+            </w:pPr>
+            <w:r>
+              <w:rPr>
+                <w:rFonts w:ascii="Calibri" w:hAnsi="Calibri"/>
+                <w:b w:val="0"/>
+                <w:sz w:val="18"/>
+              </w:rPr>
+              <w:t>Asset Insights → Assets → Source: CrowdStrike Falcon → Select lsys-blr-lap-0001 → show Sources: CS + ServiceNow + Mist + Ordr merged. Highlight OS string 'Windows 11 Pro (Build 26100) - Kernel 10.0.26100.7623' and dual IP visibility.</w:t>
+            </w:r>
+          </w:p>
+        </w:tc>
+      </w:tr>
+      <w:tr>
+        <w:tc>
+          <w:tcPr>
+            <w:tcW w:type="dxa" w:w="1984"/>
+            <w:shd w:val="clear" w:color="auto" w:fill="EEF3F8"/>
+          </w:tcPr>
+          <w:p>
+            <w:pPr>
+              <w:spacing w:before="0" w:after="0"/>
+            </w:pPr>
+            <w:r>
+              <w:rPr>
+                <w:rFonts w:ascii="Calibri" w:hAnsi="Calibri"/>
+                <w:b w:val="0"/>
+                <w:sz w:val="18"/>
+              </w:rPr>
+              <w:t>Blocked/Pending</w:t>
+            </w:r>
+          </w:p>
+        </w:tc>
+        <w:tc>
+          <w:tcPr>
+            <w:tcW w:type="dxa" w:w="5953"/>
+            <w:shd w:val="clear" w:color="auto" w:fill="FFFFFF"/>
+          </w:tcPr>
+          <w:p>
+            <w:pPr>
+              <w:spacing w:before="0" w:after="0"/>
+            </w:pPr>
+            <w:r>
+              <w:rPr>
+                <w:rFonts w:ascii="Calibri" w:hAnsi="Calibri"/>
+                <w:b w:val="0"/>
+                <w:sz w:val="18"/>
+              </w:rPr>
+              <w:t>BUG-001: Alert data not surfaced · BUG-002: Containment status not mapped · BUGs 003-006: Security field gaps. See CrowdStrike_Falcon_Bugs.xlsx.</w:t>
+            </w:r>
+          </w:p>
+        </w:tc>
+      </w:tr>
+      <w:tr>
+        <w:tc>
+          <w:tcPr>
+            <w:tcW w:type="dxa" w:w="1984"/>
+            <w:shd w:val="clear" w:color="auto" w:fill="EEF3F8"/>
+          </w:tcPr>
+          <w:p>
+            <w:pPr>
+              <w:spacing w:before="0" w:after="0"/>
+            </w:pPr>
+            <w:r>
+              <w:rPr>
+                <w:rFonts w:ascii="Calibri" w:hAnsi="Calibri"/>
+                <w:b w:val="0"/>
+                <w:sz w:val="18"/>
+              </w:rPr>
+              <w:t>Mock Data</w:t>
+            </w:r>
+          </w:p>
+        </w:tc>
+        <w:tc>
+          <w:tcPr>
+            <w:tcW w:type="dxa" w:w="5953"/>
+            <w:shd w:val="clear" w:color="auto" w:fill="FFFFFF"/>
+          </w:tcPr>
+          <w:p>
+            <w:pPr>
+              <w:spacing w:before="0" w:after="0"/>
+            </w:pPr>
+            <w:r>
+              <w:rPr>
+                <w:rFonts w:ascii="Calibri" w:hAnsi="Calibri"/>
+                <w:b w:val="0"/>
+                <w:sz w:val="18"/>
+              </w:rPr>
+              <w:t>999 devices (Windows 11 + macOS 15), 103 alerts (3 severities), zone groups: APAC/EMEA/Americas. All CS fields in raw_provider_data; security fields not yet mapped to UAI attributes.</w:t>
+            </w:r>
+          </w:p>
+        </w:tc>
+      </w:tr>
+      <w:tr>
+        <w:tc>
+          <w:tcPr>
+            <w:tcW w:type="dxa" w:w="1984"/>
+            <w:shd w:val="clear" w:color="auto" w:fill="EEF3F8"/>
+          </w:tcPr>
+          <w:p>
+            <w:pPr>
+              <w:spacing w:before="0" w:after="0"/>
+            </w:pPr>
+            <w:r>
+              <w:rPr>
+                <w:rFonts w:ascii="Calibri" w:hAnsi="Calibri"/>
+                <w:b w:val="0"/>
+                <w:sz w:val="18"/>
+              </w:rPr>
+              <w:t>Date Added</w:t>
+            </w:r>
+          </w:p>
+        </w:tc>
+        <w:tc>
+          <w:tcPr>
+            <w:tcW w:type="dxa" w:w="5953"/>
+            <w:shd w:val="clear" w:color="auto" w:fill="FFFFFF"/>
+          </w:tcPr>
+          <w:p>
+            <w:pPr>
+              <w:spacing w:before="0" w:after="0"/>
+            </w:pPr>
+            <w:r>
+              <w:rPr>
+                <w:rFonts w:ascii="Calibri" w:hAnsi="Calibri"/>
+                <w:b w:val="0"/>
+                <w:sz w:val="18"/>
+              </w:rPr>
+              <w:t>2026-07-04</w:t>
+            </w:r>
+          </w:p>
+        </w:tc>
+      </w:tr>
+      <w:tr>
+        <w:tc>
+          <w:tcPr>
+            <w:tcW w:type="dxa" w:w="1984"/>
+          </w:tcPr>
+          <w:p>
+            <w:pPr>
+              <w:spacing w:before="0" w:after="0"/>
+            </w:pPr>
+            <w:r>
+              <w:rPr>
+                <w:rFonts w:ascii="Calibri" w:hAnsi="Calibri"/>
+                <w:b w:val="0"/>
+                <w:sz w:val="18"/>
+              </w:rPr>
+            </w:r>
+          </w:p>
+        </w:tc>
+        <w:tc>
+          <w:tcPr>
+            <w:tcW w:type="dxa" w:w="5953"/>
+          </w:tcPr>
+          <w:p>
+            <w:pPr>
+              <w:spacing w:before="0" w:after="0"/>
+            </w:pPr>
+            <w:r>
+              <w:rPr>
+                <w:rFonts w:ascii="Calibri" w:hAnsi="Calibri"/>
+                <w:b w:val="0"/>
+                <w:sz w:val="18"/>
+              </w:rPr>
+            </w:r>
+          </w:p>
         </w:tc>
       </w:tr>
     </w:tbl>

--- a/fixes/assets_of_interest_tracker.docx
+++ b/fixes/assets_of_interest_tracker.docx
@@ -3784,6 +3784,302 @@
                 <w:b w:val="0"/>
                 <w:sz w:val="18"/>
               </w:rPr>
+            </w:r>
+          </w:p>
+        </w:tc>
+      </w:tr>
+      <w:tr>
+        <w:tc>
+          <w:tcPr>
+            <w:tcW w:type="dxa" w:w="1984"/>
+            <w:shd w:val="clear" w:color="auto" w:fill="4A0072"/>
+          </w:tcPr>
+          <w:p>
+            <w:pPr>
+              <w:spacing w:before="40" w:after="40"/>
+            </w:pPr>
+            <w:r/>
+            <w:r>
+              <w:rPr>
+                <w:rFonts w:ascii="Calibri" w:hAnsi="Calibri"/>
+                <w:b/>
+                <w:color w:val="FFFFFF"/>
+                <w:sz w:val="22"/>
+              </w:rPr>
+              <w:t>SCENARIO-004  ·  Juniper Mist — Wireless Infrastructure Inventory</w:t>
+            </w:r>
+          </w:p>
+        </w:tc>
+        <w:tc>
+          <w:tcPr>
+            <w:tcW w:type="dxa" w:w="5953"/>
+            <w:shd w:val="clear" w:color="auto" w:fill="4A0072"/>
+          </w:tcPr>
+          <w:p>
+            <w:r/>
+          </w:p>
+        </w:tc>
+      </w:tr>
+      <w:tr>
+        <w:tc>
+          <w:tcPr>
+            <w:tcW w:type="dxa" w:w="2880"/>
+            <w:shd w:val="clear" w:color="auto" w:fill="F3F3F3"/>
+          </w:tcPr>
+          <w:p>
+            <w:pPr>
+              <w:spacing w:before="40" w:after="40"/>
+            </w:pPr>
+            <w:r/>
+            <w:r>
+              <w:rPr>
+                <w:rFonts w:ascii="Calibri" w:hAnsi="Calibri"/>
+                <w:b/>
+                <w:color w:val="000000"/>
+                <w:sz w:val="18"/>
+              </w:rPr>
+              <w:t>Scenario</w:t>
+            </w:r>
+          </w:p>
+        </w:tc>
+        <w:tc>
+          <w:tcPr>
+            <w:tcW w:type="dxa" w:w="7200"/>
+            <w:shd w:val="clear" w:color="auto" w:fill="F3F3F3"/>
+          </w:tcPr>
+          <w:p>
+            <w:pPr>
+              <w:spacing w:before="40" w:after="40"/>
+            </w:pPr>
+            <w:r/>
+            <w:r>
+              <w:rPr>
+                <w:rFonts w:ascii="Calibri" w:hAnsi="Calibri"/>
+                <w:b w:val="0"/>
+                <w:color w:val="000000"/>
+                <w:sz w:val="18"/>
+              </w:rPr>
+              <w:t>Identify Mist-managed APs with high client load (&gt;20 clients) across all 3 sites — cross-reference with IPAM to verify subnet capacity</w:t>
+            </w:r>
+          </w:p>
+        </w:tc>
+      </w:tr>
+      <w:tr>
+        <w:tc>
+          <w:tcPr>
+            <w:tcW w:type="dxa" w:w="2880"/>
+            <w:shd w:val="clear" w:color="auto" w:fill="FFFFFF"/>
+          </w:tcPr>
+          <w:p>
+            <w:pPr>
+              <w:spacing w:before="40" w:after="40"/>
+            </w:pPr>
+            <w:r/>
+            <w:r>
+              <w:rPr>
+                <w:rFonts w:ascii="Calibri" w:hAnsi="Calibri"/>
+                <w:b/>
+                <w:color w:val="000000"/>
+                <w:sz w:val="18"/>
+              </w:rPr>
+              <w:t>Status</w:t>
+            </w:r>
+          </w:p>
+        </w:tc>
+        <w:tc>
+          <w:tcPr>
+            <w:tcW w:type="dxa" w:w="7200"/>
+            <w:shd w:val="clear" w:color="auto" w:fill="FFFFFF"/>
+          </w:tcPr>
+          <w:p>
+            <w:pPr>
+              <w:spacing w:before="40" w:after="40"/>
+            </w:pPr>
+            <w:r/>
+            <w:r>
+              <w:rPr>
+                <w:rFonts w:ascii="Calibri" w:hAnsi="Calibri"/>
+                <w:b w:val="0"/>
+                <w:color w:val="1B5E20"/>
+                <w:sz w:val="18"/>
+              </w:rPr>
+              <w:t>READY — 91 APs live, connected_clients count surfaced in UAI Custom Properties</w:t>
+            </w:r>
+          </w:p>
+        </w:tc>
+      </w:tr>
+      <w:tr>
+        <w:tc>
+          <w:tcPr>
+            <w:tcW w:type="dxa" w:w="2880"/>
+            <w:shd w:val="clear" w:color="auto" w:fill="F3F3F3"/>
+          </w:tcPr>
+          <w:p>
+            <w:pPr>
+              <w:spacing w:before="40" w:after="40"/>
+            </w:pPr>
+            <w:r/>
+            <w:r>
+              <w:rPr>
+                <w:rFonts w:ascii="Calibri" w:hAnsi="Calibri"/>
+                <w:b/>
+                <w:color w:val="000000"/>
+                <w:sz w:val="18"/>
+              </w:rPr>
+              <w:t>UAI Demo Action</w:t>
+            </w:r>
+          </w:p>
+        </w:tc>
+        <w:tc>
+          <w:tcPr>
+            <w:tcW w:type="dxa" w:w="7200"/>
+            <w:shd w:val="clear" w:color="auto" w:fill="F3F3F3"/>
+          </w:tcPr>
+          <w:p>
+            <w:pPr>
+              <w:spacing w:before="40" w:after="40"/>
+            </w:pPr>
+            <w:r/>
+            <w:r>
+              <w:rPr>
+                <w:rFonts w:ascii="Calibri" w:hAnsi="Calibri"/>
+                <w:b w:val="0"/>
+                <w:color w:val="000000"/>
+                <w:sz w:val="18"/>
+              </w:rPr>
+              <w:t>Asset Insights → Assets → Source: Juniper Mist → Category: access_point → open lsys-blr-f2-ap-09 → show Custom Properties: firmware, connected_clients, radio_stat, ip_statistics (multi-VLAN). Highlight username correlation on wireless client lsys-blr-lap-0001 (ssid=Corporate, username=nlange, band=5, protocol=ax).</w:t>
+            </w:r>
+          </w:p>
+        </w:tc>
+      </w:tr>
+      <w:tr>
+        <w:tc>
+          <w:tcPr>
+            <w:tcW w:type="dxa" w:w="2880"/>
+            <w:shd w:val="clear" w:color="auto" w:fill="FFFFFF"/>
+          </w:tcPr>
+          <w:p>
+            <w:pPr>
+              <w:spacing w:before="40" w:after="40"/>
+            </w:pPr>
+            <w:r/>
+            <w:r>
+              <w:rPr>
+                <w:rFonts w:ascii="Calibri" w:hAnsi="Calibri"/>
+                <w:b/>
+                <w:color w:val="000000"/>
+                <w:sz w:val="18"/>
+              </w:rPr>
+              <w:t>Blocked/Pending</w:t>
+            </w:r>
+          </w:p>
+        </w:tc>
+        <w:tc>
+          <w:tcPr>
+            <w:tcW w:type="dxa" w:w="7200"/>
+            <w:shd w:val="clear" w:color="auto" w:fill="FFFFFF"/>
+          </w:tcPr>
+          <w:p>
+            <w:pPr>
+              <w:spacing w:before="40" w:after="40"/>
+            </w:pPr>
+            <w:r/>
+            <w:r>
+              <w:rPr>
+                <w:rFonts w:ascii="Calibri" w:hAnsi="Calibri"/>
+                <w:b w:val="0"/>
+                <w:color w:val="000000"/>
+                <w:sz w:val="18"/>
+              </w:rPr>
+              <w:t>BUG-001: Wireless client first_seen wrong (shows 0001-01-01) · BUG-002: RSSI/SNR not mapped · BUG-003: 41 wired clients not stored · BUG-004: AP Location Details always empty. See Juniper_Mist_Bugs.xlsx.</w:t>
+            </w:r>
+          </w:p>
+        </w:tc>
+      </w:tr>
+      <w:tr>
+        <w:tc>
+          <w:tcPr>
+            <w:tcW w:type="dxa" w:w="2880"/>
+            <w:shd w:val="clear" w:color="auto" w:fill="F3F3F3"/>
+          </w:tcPr>
+          <w:p>
+            <w:pPr>
+              <w:spacing w:before="40" w:after="40"/>
+            </w:pPr>
+            <w:r/>
+            <w:r>
+              <w:rPr>
+                <w:rFonts w:ascii="Calibri" w:hAnsi="Calibri"/>
+                <w:b/>
+                <w:color w:val="000000"/>
+                <w:sz w:val="18"/>
+              </w:rPr>
+              <w:t>Mock Data</w:t>
+            </w:r>
+          </w:p>
+        </w:tc>
+        <w:tc>
+          <w:tcPr>
+            <w:tcW w:type="dxa" w:w="7200"/>
+            <w:shd w:val="clear" w:color="auto" w:fill="F3F3F3"/>
+          </w:tcPr>
+          <w:p>
+            <w:pPr>
+              <w:spacing w:before="40" w:after="40"/>
+            </w:pPr>
+            <w:r/>
+            <w:r>
+              <w:rPr>
+                <w:rFonts w:ascii="Calibri" w:hAnsi="Calibri"/>
+                <w:b w:val="0"/>
+                <w:color w:val="000000"/>
+                <w:sz w:val="18"/>
+              </w:rPr>
+              <w:t>715 assets: 583 wireless + 41 wired + 91 network devices (64 APs, 27 switches). Sites: Bangalore / Amsterdam / Singapore. All AP telemetry in Custom Props; wireless client signal data (RSSI/SNR) not mapped.</w:t>
+            </w:r>
+          </w:p>
+        </w:tc>
+      </w:tr>
+      <w:tr>
+        <w:tc>
+          <w:tcPr>
+            <w:tcW w:type="dxa" w:w="2880"/>
+            <w:shd w:val="clear" w:color="auto" w:fill="FFFFFF"/>
+          </w:tcPr>
+          <w:p>
+            <w:pPr>
+              <w:spacing w:before="40" w:after="40"/>
+            </w:pPr>
+            <w:r/>
+            <w:r>
+              <w:rPr>
+                <w:rFonts w:ascii="Calibri" w:hAnsi="Calibri"/>
+                <w:b/>
+                <w:color w:val="000000"/>
+                <w:sz w:val="18"/>
+              </w:rPr>
+              <w:t>Date Added</w:t>
+            </w:r>
+          </w:p>
+        </w:tc>
+        <w:tc>
+          <w:tcPr>
+            <w:tcW w:type="dxa" w:w="7200"/>
+            <w:shd w:val="clear" w:color="auto" w:fill="FFFFFF"/>
+          </w:tcPr>
+          <w:p>
+            <w:pPr>
+              <w:spacing w:before="40" w:after="40"/>
+            </w:pPr>
+            <w:r/>
+            <w:r>
+              <w:rPr>
+                <w:rFonts w:ascii="Calibri" w:hAnsi="Calibri"/>
+                <w:b w:val="0"/>
+                <w:color w:val="000000"/>
+                <w:sz w:val="18"/>
+              </w:rPr>
+              <w:t>2026-07-04</w:t>
             </w:r>
           </w:p>
         </w:tc>

--- a/fixes/assets_of_interest_tracker.docx
+++ b/fixes/assets_of_interest_tracker.docx
@@ -4075,6 +4075,317 @@
             <w:r>
               <w:rPr>
                 <w:rFonts w:ascii="Calibri" w:hAnsi="Calibri"/>
+                <w:b w:val="0"/>
+                <w:color w:val="000000"/>
+                <w:sz w:val="18"/>
+              </w:rPr>
+              <w:t>2026-07-04</w:t>
+            </w:r>
+          </w:p>
+        </w:tc>
+      </w:tr>
+      <w:tr>
+        <w:tc>
+          <w:tcPr>
+            <w:tcW w:type="dxa" w:w="1984"/>
+          </w:tcPr>
+          <w:p>
+            <w:r/>
+          </w:p>
+        </w:tc>
+        <w:tc>
+          <w:tcPr>
+            <w:tcW w:type="dxa" w:w="5953"/>
+          </w:tcPr>
+          <w:p>
+            <w:r/>
+          </w:p>
+        </w:tc>
+      </w:tr>
+      <w:tr>
+        <w:tc>
+          <w:tcPr>
+            <w:tcW w:type="dxa" w:w="1984"/>
+            <w:shd w:val="clear" w:color="auto" w:fill="4A0072"/>
+          </w:tcPr>
+          <w:p>
+            <w:pPr>
+              <w:jc w:val="left"/>
+            </w:pPr>
+            <w:r/>
+            <w:r>
+              <w:rPr>
+                <w:b/>
+                <w:color w:val="FFFFFF"/>
+                <w:sz w:val="18"/>
+              </w:rPr>
+              <w:t>[SCENARIO]  SCENARIO-005  ·  Cisco Meraki — Network-Connected Device Inventory  ·  2026-07-04</w:t>
+            </w:r>
+          </w:p>
+        </w:tc>
+        <w:tc>
+          <w:tcPr>
+            <w:tcW w:type="dxa" w:w="5953"/>
+            <w:shd w:val="clear" w:color="auto" w:fill="4A0072"/>
+          </w:tcPr>
+          <w:p>
+            <w:pPr>
+              <w:jc w:val="left"/>
+            </w:pPr>
+            <w:r/>
+            <w:r>
+              <w:rPr>
+                <w:b w:val="0"/>
+                <w:color w:val="000000"/>
+                <w:sz w:val="18"/>
+              </w:rPr>
+            </w:r>
+          </w:p>
+        </w:tc>
+      </w:tr>
+      <w:tr>
+        <w:tc>
+          <w:tcPr>
+            <w:tcW w:type="dxa" w:w="1984"/>
+            <w:shd w:val="clear" w:color="auto" w:fill="EEF3F8"/>
+          </w:tcPr>
+          <w:p>
+            <w:pPr>
+              <w:jc w:val="left"/>
+            </w:pPr>
+            <w:r/>
+            <w:r>
+              <w:rPr>
+                <w:b/>
+                <w:color w:val="000000"/>
+                <w:sz w:val="18"/>
+              </w:rPr>
+              <w:t>Scenario</w:t>
+            </w:r>
+          </w:p>
+        </w:tc>
+        <w:tc>
+          <w:tcPr>
+            <w:tcW w:type="dxa" w:w="5953"/>
+            <w:shd w:val="clear" w:color="auto" w:fill="FFFFFF"/>
+          </w:tcPr>
+          <w:p>
+            <w:pPr>
+              <w:jc w:val="left"/>
+            </w:pPr>
+            <w:r/>
+            <w:r>
+              <w:rPr>
+                <w:b w:val="0"/>
+                <w:color w:val="000000"/>
+                <w:sz w:val="18"/>
+              </w:rPr>
+              <w:t>Once BUG-001 and BUG-002 are fixed: show all network-connected assets in UAI — 969 wireless/wired clients (laptops, phones, IoT, clinic) + 155 infrastructure devices (96 APs, 53 switches, 6 MX appliances) across SFO / NYC / LON. Cross-reference Meraki clients against CrowdStrike to surface unprotected endpoints connected through Meraki-managed APs.</w:t>
+            </w:r>
+          </w:p>
+        </w:tc>
+      </w:tr>
+      <w:tr>
+        <w:tc>
+          <w:tcPr>
+            <w:tcW w:type="dxa" w:w="1984"/>
+            <w:shd w:val="clear" w:color="auto" w:fill="EEF3F8"/>
+          </w:tcPr>
+          <w:p>
+            <w:pPr>
+              <w:jc w:val="left"/>
+            </w:pPr>
+            <w:r/>
+            <w:r>
+              <w:rPr>
+                <w:b/>
+                <w:color w:val="000000"/>
+                <w:sz w:val="18"/>
+              </w:rPr>
+              <w:t>Status</w:t>
+            </w:r>
+          </w:p>
+        </w:tc>
+        <w:tc>
+          <w:tcPr>
+            <w:tcW w:type="dxa" w:w="5953"/>
+            <w:shd w:val="clear" w:color="auto" w:fill="FDECEA"/>
+          </w:tcPr>
+          <w:p>
+            <w:pPr>
+              <w:jc w:val="left"/>
+            </w:pPr>
+            <w:r/>
+            <w:r>
+              <w:rPr>
+                <w:b w:val="0"/>
+                <w:color w:val="000000"/>
+                <w:sz w:val="18"/>
+              </w:rPr>
+              <w:t>BLOCKED — 0 of 1,124 assets stored in UAI. BUG-001 (string epoch timestamps on clients) and BUG-002 (empty object_type in job config) both prevent any records from reaching UAI. Connector reports 'Sync completed successfully' at the API level but UAI validation rejects all records.</w:t>
+            </w:r>
+          </w:p>
+        </w:tc>
+      </w:tr>
+      <w:tr>
+        <w:tc>
+          <w:tcPr>
+            <w:tcW w:type="dxa" w:w="1984"/>
+            <w:shd w:val="clear" w:color="auto" w:fill="EEF3F8"/>
+          </w:tcPr>
+          <w:p>
+            <w:pPr>
+              <w:jc w:val="left"/>
+            </w:pPr>
+            <w:r/>
+            <w:r>
+              <w:rPr>
+                <w:b w:val="0"/>
+                <w:color w:val="000000"/>
+                <w:sz w:val="18"/>
+              </w:rPr>
+              <w:t>UAI Demo Action</w:t>
+            </w:r>
+          </w:p>
+        </w:tc>
+        <w:tc>
+          <w:tcPr>
+            <w:tcW w:type="dxa" w:w="5953"/>
+            <w:shd w:val="clear" w:color="auto" w:fill="FFFDE7"/>
+          </w:tcPr>
+          <w:p>
+            <w:pPr>
+              <w:jc w:val="left"/>
+            </w:pPr>
+            <w:r/>
+            <w:r>
+              <w:rPr>
+                <w:b w:val="0"/>
+                <w:color w:val="000000"/>
+                <w:sz w:val="18"/>
+              </w:rPr>
+              <w:t>CURRENTLY: Show CiscoMeraki_Job status (Synced) in CSP Discovery page + /debug/requests (100 API calls). Show mock API device list directly: GET /api/v1/organizations/243503/devices (155 devices). Show lsys-sfo-lap-0005 in UAI via CrowdStrike source and explain 'Meraki sees this same device on Corporate SSID at 10.11.1.2 — once the connector is fixed, that context will be in UAI automatically.' DO NOT navigate to UAI Asset Intelligence searching for Meraki assets — 0 results.</w:t>
+            </w:r>
+          </w:p>
+        </w:tc>
+      </w:tr>
+      <w:tr>
+        <w:tc>
+          <w:tcPr>
+            <w:tcW w:type="dxa" w:w="1984"/>
+            <w:shd w:val="clear" w:color="auto" w:fill="EEF3F8"/>
+          </w:tcPr>
+          <w:p>
+            <w:pPr>
+              <w:jc w:val="left"/>
+            </w:pPr>
+            <w:r/>
+            <w:r>
+              <w:rPr>
+                <w:b w:val="0"/>
+                <w:color w:val="000000"/>
+                <w:sz w:val="18"/>
+              </w:rPr>
+              <w:t>Blocked/Pending</w:t>
+            </w:r>
+          </w:p>
+        </w:tc>
+        <w:tc>
+          <w:tcPr>
+            <w:tcW w:type="dxa" w:w="5953"/>
+            <w:shd w:val="clear" w:color="auto" w:fill="FFFFFF"/>
+          </w:tcPr>
+          <w:p>
+            <w:pPr>
+              <w:jc w:val="left"/>
+            </w:pPr>
+            <w:r/>
+            <w:r>
+              <w:rPr>
+                <w:b w:val="0"/>
+                <w:color w:val="000000"/>
+                <w:sz w:val="18"/>
+              </w:rPr>
+              <w:t>BUG-001 [Critical]: firstSeen/lastSeen returned as STRING epoch ('1782959661') instead of integer — UAI parser rejects all 969 client records. Fix: generate_meraki_data.py must emit int() not str(). BUG-002 [Critical]: CiscoMeraki_Job created with object_type: {} (empty) instead of {version: 1} — device records do not enter UAI asset pipeline. Fix: update store.py, re-run autowire. BUG-003 [High]: client hostname in description field (not name/hostname). BUG-004 [High]: user: null for all clients (PSK-only, no 802.1X). BUG-005 [Medium]: IPAM projection enabled but no federated realm anchor.</w:t>
+            </w:r>
+          </w:p>
+        </w:tc>
+      </w:tr>
+      <w:tr>
+        <w:tc>
+          <w:tcPr>
+            <w:tcW w:type="dxa" w:w="1984"/>
+            <w:shd w:val="clear" w:color="auto" w:fill="EEF3F8"/>
+          </w:tcPr>
+          <w:p>
+            <w:pPr>
+              <w:jc w:val="left"/>
+            </w:pPr>
+            <w:r/>
+            <w:r>
+              <w:rPr>
+                <w:b w:val="0"/>
+                <w:color w:val="000000"/>
+                <w:sz w:val="18"/>
+              </w:rPr>
+              <w:t>Mock Data</w:t>
+            </w:r>
+          </w:p>
+        </w:tc>
+        <w:tc>
+          <w:tcPr>
+            <w:tcW w:type="dxa" w:w="5953"/>
+            <w:shd w:val="clear" w:color="auto" w:fill="FFFFFF"/>
+          </w:tcPr>
+          <w:p>
+            <w:pPr>
+              <w:jc w:val="left"/>
+            </w:pPr>
+            <w:r/>
+            <w:r>
+              <w:rPr>
+                <w:b w:val="0"/>
+                <w:color w:val="000000"/>
+                <w:sz w:val="18"/>
+              </w:rPr>
+              <w:t>969 clients (win_laptop, mac_laptop, mobile_ios, mobile_droid, iot, linux_ws, printer, clinic) + 155 devices (96 MR57 APs, 53 MS225-48 switches, 6 MX450 appliances). 3 networks: London (N_322920021), San Francisco (N_695691719), New York (N_123827610). 7 VLANs: Corporate (1), Mobile (4), Printers (5), APs (6), IoT (8), Clinic (9), Management (99). Mock URL: https://4ndm7ee4pz.us-east-1.awsapprunner.com</w:t>
+            </w:r>
+          </w:p>
+        </w:tc>
+      </w:tr>
+      <w:tr>
+        <w:tc>
+          <w:tcPr>
+            <w:tcW w:type="dxa" w:w="1984"/>
+            <w:shd w:val="clear" w:color="auto" w:fill="EEF3F8"/>
+          </w:tcPr>
+          <w:p>
+            <w:pPr>
+              <w:jc w:val="left"/>
+            </w:pPr>
+            <w:r/>
+            <w:r>
+              <w:rPr>
+                <w:b w:val="0"/>
+                <w:color w:val="000000"/>
+                <w:sz w:val="18"/>
+              </w:rPr>
+              <w:t>Date Added</w:t>
+            </w:r>
+          </w:p>
+        </w:tc>
+        <w:tc>
+          <w:tcPr>
+            <w:tcW w:type="dxa" w:w="5953"/>
+            <w:shd w:val="clear" w:color="auto" w:fill="FFFFFF"/>
+          </w:tcPr>
+          <w:p>
+            <w:pPr>
+              <w:jc w:val="left"/>
+            </w:pPr>
+            <w:r/>
+            <w:r>
+              <w:rPr>
                 <w:b w:val="0"/>
                 <w:color w:val="000000"/>
                 <w:sz w:val="18"/>

--- a/fixes/assets_of_interest_tracker.docx
+++ b/fixes/assets_of_interest_tracker.docx
@@ -949,6 +949,128 @@
           </w:tcPr>
           <w:p>
             <w:r>
+              <w:t>2026-07-04</w:t>
+            </w:r>
+          </w:p>
+        </w:tc>
+      </w:tr>
+      <w:tr>
+        <w:tc>
+          <w:tcPr>
+            <w:tcW w:type="dxa" w:w="1131"/>
+            <w:shd w:val="clear" w:color="auto" w:fill="EEF3F8"/>
+          </w:tcPr>
+          <w:p>
+            <w:pPr>
+              <w:jc w:val="left"/>
+            </w:pPr>
+            <w:r/>
+            <w:r>
+              <w:rPr>
+                <w:b/>
+                <w:color w:val="1B3A5C"/>
+                <w:sz w:val="18"/>
+              </w:rPr>
+              <w:t>9</w:t>
+            </w:r>
+          </w:p>
+        </w:tc>
+        <w:tc>
+          <w:tcPr>
+            <w:tcW w:type="dxa" w:w="2637"/>
+            <w:shd w:val="clear" w:color="auto" w:fill="FFFFFF"/>
+          </w:tcPr>
+          <w:p>
+            <w:pPr>
+              <w:jc w:val="left"/>
+            </w:pPr>
+            <w:r/>
+            <w:r>
+              <w:rPr>
+                <w:b w:val="0"/>
+                <w:color w:val="000000"/>
+                <w:sz w:val="18"/>
+              </w:rPr>
+              <w:t>Unmanaged IoT / medical devices with no EDR coverage (cameras, sensors, medical hardware identified only by Ordr DPI)</w:t>
+            </w:r>
+          </w:p>
+        </w:tc>
+        <w:tc>
+          <w:tcPr>
+            <w:tcW w:type="dxa" w:w="1275"/>
+            <w:shd w:val="clear" w:color="auto" w:fill="EEF3F8"/>
+          </w:tcPr>
+          <w:p>
+            <w:pPr>
+              <w:jc w:val="left"/>
+            </w:pPr>
+            <w:r/>
+            <w:r>
+              <w:rPr>
+                <w:b w:val="0"/>
+                <w:color w:val="000000"/>
+                <w:sz w:val="18"/>
+              </w:rPr>
+              <w:t>~459</w:t>
+            </w:r>
+          </w:p>
+        </w:tc>
+        <w:tc>
+          <w:tcPr>
+            <w:tcW w:type="dxa" w:w="1355"/>
+            <w:shd w:val="clear" w:color="auto" w:fill="E8F5E9"/>
+          </w:tcPr>
+          <w:p>
+            <w:pPr>
+              <w:jc w:val="left"/>
+            </w:pPr>
+            <w:r/>
+            <w:r>
+              <w:rPr>
+                <w:b/>
+                <w:color w:val="1B5E20"/>
+                <w:sz w:val="18"/>
+              </w:rPr>
+              <w:t>READY</w:t>
+            </w:r>
+          </w:p>
+        </w:tc>
+        <w:tc>
+          <w:tcPr>
+            <w:tcW w:type="dxa" w:w="2294"/>
+            <w:shd w:val="clear" w:color="auto" w:fill="FFFFFF"/>
+          </w:tcPr>
+          <w:p>
+            <w:pPr>
+              <w:jc w:val="left"/>
+            </w:pPr>
+            <w:r/>
+            <w:r>
+              <w:rPr>
+                <w:b w:val="0"/>
+                <w:color w:val="000000"/>
+                <w:sz w:val="18"/>
+              </w:rPr>
+              <w:t>Ordr (primary) · CrowdStrike (cross-reference for coverage gap)</w:t>
+            </w:r>
+          </w:p>
+        </w:tc>
+        <w:tc>
+          <w:tcPr>
+            <w:tcW w:type="dxa" w:w="1270"/>
+            <w:shd w:val="clear" w:color="auto" w:fill="EEF3F8"/>
+          </w:tcPr>
+          <w:p>
+            <w:pPr>
+              <w:jc w:val="left"/>
+            </w:pPr>
+            <w:r/>
+            <w:r>
+              <w:rPr>
+                <w:b w:val="0"/>
+                <w:color w:val="000000"/>
+                <w:sz w:val="18"/>
+              </w:rPr>
               <w:t>2026-07-04</w:t>
             </w:r>
           </w:p>
@@ -4349,6 +4471,327 @@
                 <w:sz w:val="18"/>
               </w:rPr>
               <w:t>969 clients (win_laptop, mac_laptop, mobile_ios, mobile_droid, iot, linux_ws, printer, clinic) + 155 devices (96 MR57 APs, 53 MS225-48 switches, 6 MX450 appliances). 3 networks: London (N_322920021), San Francisco (N_695691719), New York (N_123827610). 7 VLANs: Corporate (1), Mobile (4), Printers (5), APs (6), IoT (8), Clinic (9), Management (99). Mock URL: https://4ndm7ee4pz.us-east-1.awsapprunner.com</w:t>
+            </w:r>
+          </w:p>
+        </w:tc>
+      </w:tr>
+      <w:tr>
+        <w:tc>
+          <w:tcPr>
+            <w:tcW w:type="dxa" w:w="1984"/>
+            <w:shd w:val="clear" w:color="auto" w:fill="EEF3F8"/>
+          </w:tcPr>
+          <w:p>
+            <w:pPr>
+              <w:jc w:val="left"/>
+            </w:pPr>
+            <w:r/>
+            <w:r>
+              <w:rPr>
+                <w:b w:val="0"/>
+                <w:color w:val="000000"/>
+                <w:sz w:val="18"/>
+              </w:rPr>
+              <w:t>Date Added</w:t>
+            </w:r>
+          </w:p>
+        </w:tc>
+        <w:tc>
+          <w:tcPr>
+            <w:tcW w:type="dxa" w:w="5953"/>
+            <w:shd w:val="clear" w:color="auto" w:fill="FFFFFF"/>
+          </w:tcPr>
+          <w:p>
+            <w:pPr>
+              <w:jc w:val="left"/>
+            </w:pPr>
+            <w:r/>
+            <w:r>
+              <w:rPr>
+                <w:b w:val="0"/>
+                <w:color w:val="000000"/>
+                <w:sz w:val="18"/>
+              </w:rPr>
+              <w:t>2026-07-04</w:t>
+            </w:r>
+          </w:p>
+        </w:tc>
+      </w:tr>
+      <w:tr>
+        <w:tc>
+          <w:tcPr>
+            <w:tcW w:type="dxa" w:w="1984"/>
+          </w:tcPr>
+          <w:p>
+            <w:r/>
+          </w:p>
+        </w:tc>
+        <w:tc>
+          <w:tcPr>
+            <w:tcW w:type="dxa" w:w="5953"/>
+          </w:tcPr>
+          <w:p>
+            <w:r/>
+          </w:p>
+        </w:tc>
+      </w:tr>
+      <w:tr>
+        <w:tc>
+          <w:tcPr>
+            <w:tcW w:type="dxa" w:w="1984"/>
+            <w:shd w:val="clear" w:color="auto" w:fill="4A0072"/>
+          </w:tcPr>
+          <w:p>
+            <w:pPr>
+              <w:jc w:val="left"/>
+            </w:pPr>
+            <w:r/>
+            <w:r>
+              <w:rPr>
+                <w:b/>
+                <w:color w:val="FFFFFF"/>
+                <w:sz w:val="18"/>
+              </w:rPr>
+              <w:t>[SCENARIO]  SCENARIO-006  ·  Ordr — Unmanaged IoT &amp; Medical Device Inventory  ·  2026-07-04</w:t>
+            </w:r>
+          </w:p>
+        </w:tc>
+        <w:tc>
+          <w:tcPr>
+            <w:tcW w:type="dxa" w:w="5953"/>
+            <w:shd w:val="clear" w:color="auto" w:fill="4A0072"/>
+          </w:tcPr>
+          <w:p>
+            <w:pPr>
+              <w:jc w:val="left"/>
+            </w:pPr>
+            <w:r/>
+            <w:r>
+              <w:rPr>
+                <w:b w:val="0"/>
+                <w:color w:val="000000"/>
+                <w:sz w:val="18"/>
+              </w:rPr>
+            </w:r>
+          </w:p>
+        </w:tc>
+      </w:tr>
+      <w:tr>
+        <w:tc>
+          <w:tcPr>
+            <w:tcW w:type="dxa" w:w="1984"/>
+            <w:shd w:val="clear" w:color="auto" w:fill="EEF3F8"/>
+          </w:tcPr>
+          <w:p>
+            <w:pPr>
+              <w:jc w:val="left"/>
+            </w:pPr>
+            <w:r/>
+            <w:r>
+              <w:rPr>
+                <w:b/>
+                <w:color w:val="000000"/>
+                <w:sz w:val="18"/>
+              </w:rPr>
+              <w:t>Scenario</w:t>
+            </w:r>
+          </w:p>
+        </w:tc>
+        <w:tc>
+          <w:tcPr>
+            <w:tcW w:type="dxa" w:w="5953"/>
+            <w:shd w:val="clear" w:color="auto" w:fill="FFFFFF"/>
+          </w:tcPr>
+          <w:p>
+            <w:pPr>
+              <w:jc w:val="left"/>
+            </w:pPr>
+            <w:r/>
+            <w:r>
+              <w:rPr>
+                <w:b w:val="0"/>
+                <w:color w:val="000000"/>
+                <w:sz w:val="18"/>
+              </w:rPr>
+              <w:t>Show 459 IoT endpoint assets (153 IP cameras, 74 IoT sensors, 16 medical devices, 40 printers, plus mobile and workstations) discovered passively by Ordr DPI — zero agents required. Cross-reference Ordr IOT_ENDPOINT devices against CrowdStrike to surface devices with NO EDR agent installed. Demonstrate GE Healthcare IntelliVue MX450 (fdaClass=2, hasPhi=true, riskScore=44.3) as the medical device compliance anchor.</w:t>
+            </w:r>
+          </w:p>
+        </w:tc>
+      </w:tr>
+      <w:tr>
+        <w:tc>
+          <w:tcPr>
+            <w:tcW w:type="dxa" w:w="1984"/>
+            <w:shd w:val="clear" w:color="auto" w:fill="EEF3F8"/>
+          </w:tcPr>
+          <w:p>
+            <w:pPr>
+              <w:jc w:val="left"/>
+            </w:pPr>
+            <w:r/>
+            <w:r>
+              <w:rPr>
+                <w:b/>
+                <w:color w:val="000000"/>
+                <w:sz w:val="18"/>
+              </w:rPr>
+              <w:t>Status</w:t>
+            </w:r>
+          </w:p>
+        </w:tc>
+        <w:tc>
+          <w:tcPr>
+            <w:tcW w:type="dxa" w:w="5953"/>
+            <w:shd w:val="clear" w:color="auto" w:fill="E8F5E9"/>
+          </w:tcPr>
+          <w:p>
+            <w:pPr>
+              <w:jc w:val="left"/>
+            </w:pPr>
+            <w:r/>
+            <w:r>
+              <w:rPr>
+                <w:b w:val="0"/>
+                <w:color w:val="000000"/>
+                <w:sz w:val="18"/>
+              </w:rPr>
+              <w:t>READY — 829 devices in UAI (all ingested). IoT taxonomy works (IP Camera → iot/surveillance_camera). Cross-vendor correlation works (Ordr + CrowdStrike + ServiceNow for endpoint devices). riskScore and fdaClass/hasPhi visible in raw_provider_data (not yet top-level — BUG-001, BUG-004).</w:t>
+            </w:r>
+          </w:p>
+        </w:tc>
+      </w:tr>
+      <w:tr>
+        <w:tc>
+          <w:tcPr>
+            <w:tcW w:type="dxa" w:w="1984"/>
+            <w:shd w:val="clear" w:color="auto" w:fill="EEF3F8"/>
+          </w:tcPr>
+          <w:p>
+            <w:pPr>
+              <w:jc w:val="left"/>
+            </w:pPr>
+            <w:r/>
+            <w:r>
+              <w:rPr>
+                <w:b w:val="0"/>
+                <w:color w:val="000000"/>
+                <w:sz w:val="18"/>
+              </w:rPr>
+              <w:t>UAI Demo Action</w:t>
+            </w:r>
+          </w:p>
+        </w:tc>
+        <w:tc>
+          <w:tcPr>
+            <w:tcW w:type="dxa" w:w="5953"/>
+            <w:shd w:val="clear" w:color="auto" w:fill="FFFDE7"/>
+          </w:tcPr>
+          <w:p>
+            <w:pPr>
+              <w:jc w:val="left"/>
+            </w:pPr>
+            <w:r/>
+            <w:r>
+              <w:rPr>
+                <w:b w:val="0"/>
+                <w:color w:val="000000"/>
+                <w:sz w:val="18"/>
+              </w:rPr>
+              <w:t>1. UAI Asset Intelligence → filter Source: Ordr → count 829 assets</w:t>
+              <w:br/>
+              <w:t>2. Filter Device Type: IP Camera → 153 cameras across SFO/NYC/LON sites</w:t>
+              <w:br/>
+              <w:t>3. Open lsys-sfo-iot-1996 (Hikvision MV12W) → show IoT taxonomy, MAC, IP, DPI-discovered model</w:t>
+              <w:br/>
+              <w:t>4. Open lsys-sgp-clinic-2241 (GE Healthcare IntelliVue) → expand raw_provider_data → show risk_score: 44.3, fda_class: 2, has_phi: true</w:t>
+              <w:br/>
+              <w:t>5. Cross-vendor: open lsys-blr-lap-0001 → show CrowdStrike + ServiceNow + Ordr sources merged</w:t>
+              <w:br/>
+              <w:t>DO NOT: sort by risk score (not top-level), filter fdaClass (not top-level), show vuln data (0 CVEs)</w:t>
+            </w:r>
+          </w:p>
+        </w:tc>
+      </w:tr>
+      <w:tr>
+        <w:tc>
+          <w:tcPr>
+            <w:tcW w:type="dxa" w:w="1984"/>
+            <w:shd w:val="clear" w:color="auto" w:fill="EEF3F8"/>
+          </w:tcPr>
+          <w:p>
+            <w:pPr>
+              <w:jc w:val="left"/>
+            </w:pPr>
+            <w:r/>
+            <w:r>
+              <w:rPr>
+                <w:b w:val="0"/>
+                <w:color w:val="000000"/>
+                <w:sz w:val="18"/>
+              </w:rPr>
+              <w:t>Blocked/Pending</w:t>
+            </w:r>
+          </w:p>
+        </w:tc>
+        <w:tc>
+          <w:tcPr>
+            <w:tcW w:type="dxa" w:w="5953"/>
+            <w:shd w:val="clear" w:color="auto" w:fill="FFFFFF"/>
+          </w:tcPr>
+          <w:p>
+            <w:pPr>
+              <w:jc w:val="left"/>
+            </w:pPr>
+            <w:r/>
+            <w:r>
+              <w:rPr>
+                <w:b w:val="0"/>
+                <w:color w:val="000000"/>
+                <w:sz w:val="18"/>
+              </w:rPr>
+              <w:t>BUG-001 [High]: riskScore not surfaced at UAI top level — in raw_provider_data only. BUG-002 [High]: /Rest/Vulnerabilities returns 0 items — no CVE data seeded. BUG-003 [Medium]: connStatus not surfaced. BUG-004 [Medium]: fdaClass/hasPhi not surfaced. BUG-005 [Medium]: Location = VLAN context, not geographic site name.</w:t>
+            </w:r>
+          </w:p>
+        </w:tc>
+      </w:tr>
+      <w:tr>
+        <w:tc>
+          <w:tcPr>
+            <w:tcW w:type="dxa" w:w="1984"/>
+            <w:shd w:val="clear" w:color="auto" w:fill="EEF3F8"/>
+          </w:tcPr>
+          <w:p>
+            <w:pPr>
+              <w:jc w:val="left"/>
+            </w:pPr>
+            <w:r/>
+            <w:r>
+              <w:rPr>
+                <w:b w:val="0"/>
+                <w:color w:val="000000"/>
+                <w:sz w:val="18"/>
+              </w:rPr>
+              <w:t>Mock Data</w:t>
+            </w:r>
+          </w:p>
+        </w:tc>
+        <w:tc>
+          <w:tcPr>
+            <w:tcW w:type="dxa" w:w="5953"/>
+            <w:shd w:val="clear" w:color="auto" w:fill="FFFFFF"/>
+          </w:tcPr>
+          <w:p>
+            <w:pPr>
+              <w:jc w:val="left"/>
+            </w:pPr>
+            <w:r/>
+            <w:r>
+              <w:rPr>
+                <w:b w:val="0"/>
+                <w:color w:val="000000"/>
+                <w:sz w:val="18"/>
+              </w:rPr>
+              <w:t>829 devices from assets_luminary.xlsx (v7 dataset, seen_by includes ordr). NONIOT_ENDPOINT: 370 (workstations, laptops, mobile). IOT_ENDPOINT: 459 (cameras, sensors, medical, printers). Auth: HTTP Basic ordrapi / lRDsMU!Tddg3b17mVuK+5~OVayu# · Mock URL: https://dm6pi7e2mj.us-east-1.awsapprunner.com</w:t>
             </w:r>
           </w:p>
         </w:tc>

--- a/fixes/assets_of_interest_tracker.docx
+++ b/fixes/assets_of_interest_tracker.docx
@@ -4831,6 +4831,354 @@
               <w:rPr>
                 <w:b w:val="0"/>
                 <w:color w:val="000000"/>
+                <w:sz w:val="18"/>
+              </w:rPr>
+              <w:t>2026-07-04</w:t>
+            </w:r>
+          </w:p>
+        </w:tc>
+      </w:tr>
+      <w:tr>
+        <w:trPr>
+          <w:trHeight w:val="200" w:hRule="atLeast"/>
+        </w:trPr>
+        <w:tc>
+          <w:tcPr>
+            <w:tcW w:type="dxa" w:w="1984"/>
+          </w:tcPr>
+          <w:p/>
+        </w:tc>
+        <w:tc>
+          <w:tcPr>
+            <w:tcW w:type="dxa" w:w="5953"/>
+          </w:tcPr>
+          <w:p/>
+        </w:tc>
+      </w:tr>
+      <w:tr>
+        <w:trPr>
+          <w:trHeight w:val="440" w:hRule="atLeast"/>
+        </w:trPr>
+        <w:tc>
+          <w:tcPr>
+            <w:tcW w:type="dxa" w:w="7937"/>
+            <w:gridSpan w:val="2"/>
+            <w:shd w:val="clear" w:color="auto" w:fill="1565C0"/>
+          </w:tcPr>
+          <w:p>
+            <w:pPr>
+              <w:spacing w:before="20" w:after="20"/>
+            </w:pPr>
+            <w:r>
+              <w:rPr>
+                <w:b/>
+                <w:i w:val="0"/>
+                <w:color w:val="FFFFFF"/>
+                <w:sz w:val="20"/>
+              </w:rPr>
+              <w:t>[SCENARIO]  SCENARIO-007  ·  Jamf Pro — Apple Fleet MDM Inventory  ·  562 devices</w:t>
+            </w:r>
+          </w:p>
+        </w:tc>
+      </w:tr>
+      <w:tr>
+        <w:trPr>
+          <w:trHeight w:val="600" w:hRule="atLeast"/>
+        </w:trPr>
+        <w:tc>
+          <w:tcPr>
+            <w:tcW w:type="dxa" w:w="1984"/>
+            <w:shd w:val="clear" w:color="auto" w:fill="E3F2FD"/>
+          </w:tcPr>
+          <w:p>
+            <w:pPr>
+              <w:spacing w:before="20" w:after="20"/>
+            </w:pPr>
+            <w:r>
+              <w:rPr>
+                <w:b/>
+                <w:i w:val="0"/>
+                <w:color w:val="1565C0"/>
+                <w:sz w:val="18"/>
+              </w:rPr>
+              <w:t>Scenario</w:t>
+            </w:r>
+          </w:p>
+        </w:tc>
+        <w:tc>
+          <w:tcPr>
+            <w:tcW w:type="dxa" w:w="5953"/>
+            <w:shd w:val="clear" w:color="auto" w:fill="FFFFFF"/>
+          </w:tcPr>
+          <w:p>
+            <w:pPr>
+              <w:spacing w:before="20" w:after="20"/>
+            </w:pPr>
+            <w:r>
+              <w:rPr>
+                <w:b w:val="0"/>
+                <w:i w:val="0"/>
+                <w:color w:val="212121"/>
+                <w:sz w:val="18"/>
+              </w:rPr>
+              <w:t>Luminary Systems manages 562 Apple devices via Jamf Pro MDM: 301 MacBook Pro/Air (macOS 15.6, M-series) and 261 iPad Air / iPhone 16 Pro (iOS/iPadOS 18.4). Jamf is the authoritative source for MDM enrollment status, app compliance, and device-to-user attribution for the entire Apple fleet. 255 of the 301 Macs are also present in CrowdStrike, ServiceNow, or Juniper Mist — making Jamf the critical 'who owns this device' layer in a multi-source UAI view.</w:t>
+            </w:r>
+          </w:p>
+        </w:tc>
+      </w:tr>
+      <w:tr>
+        <w:trPr>
+          <w:trHeight w:val="600" w:hRule="atLeast"/>
+        </w:trPr>
+        <w:tc>
+          <w:tcPr>
+            <w:tcW w:type="dxa" w:w="1984"/>
+            <w:shd w:val="clear" w:color="auto" w:fill="E3F2FD"/>
+          </w:tcPr>
+          <w:p>
+            <w:pPr>
+              <w:spacing w:before="20" w:after="20"/>
+            </w:pPr>
+            <w:r>
+              <w:rPr>
+                <w:b/>
+                <w:i w:val="0"/>
+                <w:color w:val="1565C0"/>
+                <w:sz w:val="18"/>
+              </w:rPr>
+              <w:t>Status</w:t>
+            </w:r>
+          </w:p>
+        </w:tc>
+        <w:tc>
+          <w:tcPr>
+            <w:tcW w:type="dxa" w:w="5953"/>
+            <w:shd w:val="clear" w:color="auto" w:fill="FFCDD2"/>
+          </w:tcPr>
+          <w:p>
+            <w:pPr>
+              <w:spacing w:before="20" w:after="20"/>
+            </w:pPr>
+            <w:r>
+              <w:rPr>
+                <w:b w:val="0"/>
+                <w:i w:val="0"/>
+                <w:color w:val="B71C1C"/>
+                <w:sz w:val="18"/>
+              </w:rPr>
+              <w:t>BLOCKED — 0 of 562 Jamf-managed devices in UAI.</w:t>
+              <w:br/>
+              <w:t>BUG-001 (Critical): No Jamf Pro discovery job deployed to this demo tenant. Scanned all 11 CSP discovery providers — zero entries with provider_type == 'jamf'.</w:t>
+              <w:br/>
+              <w:t>BUG-002 (Critical): object_type: {version: 1} missing from store.py Jamf csp_discovery entry. Even if job deployed, UAI asset pipeline is disabled → 0 records written.</w:t>
+            </w:r>
+          </w:p>
+        </w:tc>
+      </w:tr>
+      <w:tr>
+        <w:trPr>
+          <w:trHeight w:val="1000" w:hRule="atLeast"/>
+        </w:trPr>
+        <w:tc>
+          <w:tcPr>
+            <w:tcW w:type="dxa" w:w="1984"/>
+            <w:shd w:val="clear" w:color="auto" w:fill="E3F2FD"/>
+          </w:tcPr>
+          <w:p>
+            <w:pPr>
+              <w:spacing w:before="20" w:after="20"/>
+            </w:pPr>
+            <w:r>
+              <w:rPr>
+                <w:b/>
+                <w:i w:val="0"/>
+                <w:color w:val="1565C0"/>
+                <w:sz w:val="18"/>
+              </w:rPr>
+              <w:t>UAI Demo Action</w:t>
+            </w:r>
+          </w:p>
+        </w:tc>
+        <w:tc>
+          <w:tcPr>
+            <w:tcW w:type="dxa" w:w="5953"/>
+            <w:shd w:val="clear" w:color="auto" w:fill="E3F2FD"/>
+          </w:tcPr>
+          <w:p>
+            <w:pPr>
+              <w:spacing w:before="20" w:after="20"/>
+            </w:pPr>
+            <w:r>
+              <w:rPr>
+                <w:b w:val="0"/>
+                <w:i w:val="0"/>
+                <w:color w:val="212121"/>
+                <w:sz w:val="18"/>
+              </w:rPr>
+              <w:t>TODAY (pre-fix):</w:t>
+              <w:br/>
+              <w:t>1. CSP Portal → Cloud Discovery → show active jobs (CiscoMeraki, JuniperMist, etc.) — note Jamf Pro absent.</w:t>
+              <w:br/>
+              <w:t>2. UAI Assets → find lsys-blr-lap-0546 → Sources = Mist + ServiceNow + Ordr (no Jamf). Talk track: 'The MDM layer is missing — we don't know who owns this Mac or its compliance state.'</w:t>
+              <w:br/>
+              <w:t>3. Open Jamf_Bugs.xlsx → BUG-001 and BUG-002 as root cause.</w:t>
+              <w:br/>
+              <w:br/>
+              <w:t>POST-FIX (BUG-001 + BUG-002):</w:t>
+              <w:br/>
+              <w:t>UAI Assets → Source: Jamf Pro → 301 Mac endpoints with owner, serial, OS, MDM status. Click lsys-blr-lap-0546 → owner = pklein2, MLAP-00547, MDM enrolled, compliant.</w:t>
+            </w:r>
+          </w:p>
+        </w:tc>
+      </w:tr>
+      <w:tr>
+        <w:trPr>
+          <w:trHeight w:val="1000" w:hRule="atLeast"/>
+        </w:trPr>
+        <w:tc>
+          <w:tcPr>
+            <w:tcW w:type="dxa" w:w="1984"/>
+            <w:shd w:val="clear" w:color="auto" w:fill="E3F2FD"/>
+          </w:tcPr>
+          <w:p>
+            <w:pPr>
+              <w:spacing w:before="20" w:after="20"/>
+            </w:pPr>
+            <w:r>
+              <w:rPr>
+                <w:b/>
+                <w:i w:val="0"/>
+                <w:color w:val="1565C0"/>
+                <w:sz w:val="18"/>
+              </w:rPr>
+              <w:t>Blocked/Pending</w:t>
+            </w:r>
+          </w:p>
+        </w:tc>
+        <w:tc>
+          <w:tcPr>
+            <w:tcW w:type="dxa" w:w="5953"/>
+            <w:shd w:val="clear" w:color="auto" w:fill="FFFFFF"/>
+          </w:tcPr>
+          <w:p>
+            <w:pPr>
+              <w:spacing w:before="20" w:after="20"/>
+            </w:pPr>
+            <w:r>
+              <w:rPr>
+                <w:b w:val="0"/>
+                <w:i w:val="0"/>
+                <w:color w:val="212121"/>
+                <w:sz w:val="18"/>
+              </w:rPr>
+              <w:t>BUG-001 [Critical]: No Jamf Pro CSP discovery job — store.py entry exists but Autowire not run for this tenant.</w:t>
+              <w:br/>
+              <w:t>BUG-002 [Critical]: Missing object_type: {version: 1} in store.py Jamf csp_discovery entry — UAI pipeline disabled.</w:t>
+              <w:br/>
+              <w:t>BUG-003 [High]: NETWORK section returns GENERAL data — no network key in response → MAC/IP unavailable via NETWORK section.</w:t>
+              <w:br/>
+              <w:t>BUG-004 [High]: 261 iOS/iPadOS mobile devices — no UAI device type mapping → silently dropped.</w:t>
+              <w:br/>
+              <w:t>BUG-005 [Medium]: Assigned user in nested mdmCapable.capableUsers[] not extracted → user attribution missing.</w:t>
+            </w:r>
+          </w:p>
+        </w:tc>
+      </w:tr>
+      <w:tr>
+        <w:trPr>
+          <w:trHeight w:val="1000" w:hRule="atLeast"/>
+        </w:trPr>
+        <w:tc>
+          <w:tcPr>
+            <w:tcW w:type="dxa" w:w="1984"/>
+            <w:shd w:val="clear" w:color="auto" w:fill="E3F2FD"/>
+          </w:tcPr>
+          <w:p>
+            <w:pPr>
+              <w:spacing w:before="20" w:after="20"/>
+            </w:pPr>
+            <w:r>
+              <w:rPr>
+                <w:b/>
+                <w:i w:val="0"/>
+                <w:color w:val="1565C0"/>
+                <w:sz w:val="18"/>
+              </w:rPr>
+              <w:t>Mock Data</w:t>
+            </w:r>
+          </w:p>
+        </w:tc>
+        <w:tc>
+          <w:tcPr>
+            <w:tcW w:type="dxa" w:w="5953"/>
+            <w:shd w:val="clear" w:color="auto" w:fill="E3F2FD"/>
+          </w:tcPr>
+          <w:p>
+            <w:pPr>
+              <w:spacing w:before="20" w:after="20"/>
+            </w:pPr>
+            <w:r>
+              <w:rPr>
+                <w:b w:val="0"/>
+                <w:i w:val="0"/>
+                <w:color w:val="212121"/>
+                <w:sz w:val="18"/>
+              </w:rPr>
+              <w:t>Mock API: https://qceaa5a7pv.us-east-1.awsapprunner.com  (App Runner, us-east-1)</w:t>
+              <w:br/>
+              <w:t>Auth: POST /api/v2/oauth/token — OAuth2 client_credentials</w:t>
+              <w:br/>
+              <w:t>Endpoints: GET /api/v2/computers-inventory (301 Macs, sections: GENERAL/HARDWARE/NETWORK/etc.)</w:t>
+              <w:br/>
+              <w:t xml:space="preserve">           GET /api/v2/mobile-devices/detail (261 iOS, all sections per response)</w:t>
+              <w:br/>
+              <w:t>Cross-source tiers: 114 Macs (CS+SN+Jamf) · 109 Macs (SN+Jamf) · 32 Macs (CS+Jamf) · 46 Macs (Jamf-only) · 261 iOS (Jamf-only)</w:t>
+              <w:br/>
+              <w:t>Key computer: lsys-blr-lap-0546 — serial MLAP-00547 — MAC 00:03:93:C3:06:6C — pklein2 — BLR</w:t>
+              <w:br/>
+              <w:t>Key mobile:   lsys-sfo-ios-0931 — serial MOBI-00932 — WiFi MAC 00:03:93:A2:E8:49 — iPad Air — SFO</w:t>
+            </w:r>
+          </w:p>
+        </w:tc>
+      </w:tr>
+      <w:tr>
+        <w:trPr>
+          <w:trHeight w:val="600" w:hRule="atLeast"/>
+        </w:trPr>
+        <w:tc>
+          <w:tcPr>
+            <w:tcW w:type="dxa" w:w="1984"/>
+            <w:shd w:val="clear" w:color="auto" w:fill="E3F2FD"/>
+          </w:tcPr>
+          <w:p>
+            <w:pPr>
+              <w:spacing w:before="20" w:after="20"/>
+            </w:pPr>
+            <w:r>
+              <w:rPr>
+                <w:b/>
+                <w:i w:val="0"/>
+                <w:color w:val="1565C0"/>
+                <w:sz w:val="18"/>
+              </w:rPr>
+              <w:t>Date Added</w:t>
+            </w:r>
+          </w:p>
+        </w:tc>
+        <w:tc>
+          <w:tcPr>
+            <w:tcW w:type="dxa" w:w="5953"/>
+            <w:shd w:val="clear" w:color="auto" w:fill="FFFFFF"/>
+          </w:tcPr>
+          <w:p>
+            <w:pPr>
+              <w:spacing w:before="20" w:after="20"/>
+            </w:pPr>
+            <w:r>
+              <w:rPr>
+                <w:b w:val="0"/>
+                <w:i w:val="0"/>
+                <w:color w:val="212121"/>
                 <w:sz w:val="18"/>
               </w:rPr>
               <w:t>2026-07-04</w:t>

--- a/fixes/assets_of_interest_tracker.docx
+++ b/fixes/assets_of_interest_tracker.docx
@@ -5179,6 +5179,443 @@
                 <w:b w:val="0"/>
                 <w:i w:val="0"/>
                 <w:color w:val="212121"/>
+                <w:sz w:val="18"/>
+              </w:rPr>
+              <w:t>2026-07-04</w:t>
+            </w:r>
+          </w:p>
+        </w:tc>
+      </w:tr>
+      <w:tr>
+        <w:trPr>
+          <w:trHeight w:val="600" w:hRule="atLeast"/>
+        </w:trPr>
+        <w:tc>
+          <w:tcPr>
+            <w:tcW w:type="dxa" w:w="1984"/>
+            <w:shd w:val="clear" w:color="auto" w:fill="E3F2FD"/>
+          </w:tcPr>
+          <w:p>
+            <w:pPr>
+              <w:jc w:val="left"/>
+              <w:spacing w:before="0" w:after="0"/>
+            </w:pPr>
+            <w:r/>
+          </w:p>
+        </w:tc>
+        <w:tc>
+          <w:tcPr>
+            <w:tcW w:type="dxa" w:w="5953"/>
+            <w:shd w:val="clear" w:color="auto" w:fill="FFFFFF"/>
+          </w:tcPr>
+          <w:p>
+            <w:pPr>
+              <w:jc w:val="left"/>
+              <w:spacing w:before="0" w:after="0"/>
+            </w:pPr>
+            <w:r/>
+          </w:p>
+        </w:tc>
+      </w:tr>
+      <w:tr>
+        <w:trPr>
+          <w:trHeight w:val="600" w:hRule="atLeast"/>
+        </w:trPr>
+        <w:tc>
+          <w:tcPr>
+            <w:tcW w:type="dxa" w:w="1984"/>
+            <w:shd w:val="clear" w:color="auto" w:fill="E3F2FD"/>
+            <w:shd w:val="clear" w:color="auto" w:fill="4A0072"/>
+          </w:tcPr>
+          <w:p>
+            <w:pPr>
+              <w:jc w:val="left"/>
+              <w:spacing w:before="0" w:after="0"/>
+            </w:pPr>
+            <w:r/>
+            <w:r>
+              <w:rPr>
+                <w:b/>
+                <w:color w:val="FFFFFF"/>
+                <w:sz w:val="18"/>
+              </w:rPr>
+              <w:t>[SCENARIO]  SCENARIO-008  ·  ServiceNow — CMDB Gap Detection  ·  190 missing assets  ·  2026-07-04</w:t>
+            </w:r>
+          </w:p>
+        </w:tc>
+        <w:tc>
+          <w:tcPr>
+            <w:tcW w:type="dxa" w:w="5953"/>
+            <w:shd w:val="clear" w:color="auto" w:fill="FFFFFF"/>
+            <w:shd w:val="clear" w:color="auto" w:fill="4A0072"/>
+          </w:tcPr>
+          <w:p>
+            <w:pPr>
+              <w:jc w:val="left"/>
+              <w:spacing w:before="0" w:after="0"/>
+            </w:pPr>
+            <w:r/>
+            <w:r>
+              <w:rPr>
+                <w:b/>
+                <w:color w:val="FFFFFF"/>
+                <w:sz w:val="18"/>
+              </w:rPr>
+              <w:t>[SCENARIO]  SCENARIO-008  ·  ServiceNow — CMDB Gap Detection  ·  190 missing assets  ·  2026-07-04</w:t>
+            </w:r>
+          </w:p>
+        </w:tc>
+      </w:tr>
+      <w:tr>
+        <w:trPr>
+          <w:trHeight w:val="600" w:hRule="atLeast"/>
+        </w:trPr>
+        <w:tc>
+          <w:tcPr>
+            <w:tcW w:type="dxa" w:w="1984"/>
+            <w:shd w:val="clear" w:color="auto" w:fill="E3F2FD"/>
+            <w:shd w:val="clear" w:color="auto" w:fill="4A0072"/>
+            <w:shd w:val="clear" w:color="auto" w:fill="EEF3F8"/>
+          </w:tcPr>
+          <w:p>
+            <w:pPr>
+              <w:jc w:val="left"/>
+              <w:spacing w:before="0" w:after="0"/>
+            </w:pPr>
+            <w:r/>
+            <w:r>
+              <w:rPr>
+                <w:b/>
+                <w:color w:val="000000"/>
+                <w:sz w:val="18"/>
+              </w:rPr>
+              <w:t>Scenario</w:t>
+            </w:r>
+          </w:p>
+        </w:tc>
+        <w:tc>
+          <w:tcPr>
+            <w:tcW w:type="dxa" w:w="5953"/>
+            <w:shd w:val="clear" w:color="auto" w:fill="FFFFFF"/>
+            <w:shd w:val="clear" w:color="auto" w:fill="4A0072"/>
+            <w:shd w:val="clear" w:color="auto" w:fill="EEF3F8"/>
+          </w:tcPr>
+          <w:p>
+            <w:pPr>
+              <w:jc w:val="left"/>
+              <w:spacing w:before="0" w:after="0"/>
+            </w:pPr>
+            <w:r/>
+            <w:r>
+              <w:rPr>
+                <w:b w:val="0"/>
+                <w:color w:val="000000"/>
+                <w:sz w:val="18"/>
+              </w:rPr>
+              <w:t>Demonstrate that UAI can detect ~190 Luminary assets visible in CrowdStrike, Intune, and Mist that do NOT appear in ServiceNow CMDB. Framed as: 'These are your security blind spots — devices your EDR can see but your CMDB doesn't know about.' Drives urgency for CMDB hygiene and ITAM cross-tool correlation.</w:t>
+            </w:r>
+          </w:p>
+        </w:tc>
+      </w:tr>
+      <w:tr>
+        <w:trPr>
+          <w:trHeight w:val="600" w:hRule="atLeast"/>
+        </w:trPr>
+        <w:tc>
+          <w:tcPr>
+            <w:tcW w:type="dxa" w:w="1984"/>
+            <w:shd w:val="clear" w:color="auto" w:fill="E3F2FD"/>
+            <w:shd w:val="clear" w:color="auto" w:fill="4A0072"/>
+            <w:shd w:val="clear" w:color="auto" w:fill="EEF3F8"/>
+            <w:shd w:val="clear" w:color="auto" w:fill="EEF3F8"/>
+          </w:tcPr>
+          <w:p>
+            <w:pPr>
+              <w:jc w:val="left"/>
+              <w:spacing w:before="0" w:after="0"/>
+            </w:pPr>
+            <w:r/>
+            <w:r>
+              <w:rPr>
+                <w:b/>
+                <w:color w:val="000000"/>
+                <w:sz w:val="18"/>
+              </w:rPr>
+              <w:t>Status</w:t>
+            </w:r>
+          </w:p>
+        </w:tc>
+        <w:tc>
+          <w:tcPr>
+            <w:tcW w:type="dxa" w:w="5953"/>
+            <w:shd w:val="clear" w:color="auto" w:fill="FFFFFF"/>
+            <w:shd w:val="clear" w:color="auto" w:fill="4A0072"/>
+            <w:shd w:val="clear" w:color="auto" w:fill="EEF3F8"/>
+            <w:shd w:val="clear" w:color="auto" w:fill="EEF3F8"/>
+          </w:tcPr>
+          <w:p>
+            <w:pPr>
+              <w:jc w:val="left"/>
+              <w:spacing w:before="0" w:after="0"/>
+            </w:pPr>
+            <w:r/>
+            <w:r>
+              <w:rPr>
+                <w:b w:val="0"/>
+                <w:color w:val="000000"/>
+                <w:sz w:val="18"/>
+              </w:rPr>
+              <w:t>READY — ServiceNow_Job synced as of 2026-07-04. Finding #2 confirmed: ~190 assets found in CrowdStrike/Intune/Mist sources that are absent from ServiceNow CMDB. Demo works today.</w:t>
+              <w:br/>
+              <w:br/>
+              <w:t>CAVEAT: Location, Manufacturer, Model fields blank for all ServiceNow assets (BUG-002: mock doesn't implement sysparm_display_value=true for reference fields). Avoid filtering or sorting by these fields during demo.</w:t>
+            </w:r>
+          </w:p>
+        </w:tc>
+      </w:tr>
+      <w:tr>
+        <w:trPr>
+          <w:trHeight w:val="600" w:hRule="atLeast"/>
+        </w:trPr>
+        <w:tc>
+          <w:tcPr>
+            <w:tcW w:type="dxa" w:w="1984"/>
+            <w:shd w:val="clear" w:color="auto" w:fill="E3F2FD"/>
+            <w:shd w:val="clear" w:color="auto" w:fill="4A0072"/>
+            <w:shd w:val="clear" w:color="auto" w:fill="EEF3F8"/>
+            <w:shd w:val="clear" w:color="auto" w:fill="EEF3F8"/>
+            <w:shd w:val="clear" w:color="auto" w:fill="EEF3F8"/>
+          </w:tcPr>
+          <w:p>
+            <w:pPr>
+              <w:jc w:val="left"/>
+              <w:spacing w:before="0" w:after="0"/>
+            </w:pPr>
+            <w:r/>
+            <w:r>
+              <w:rPr>
+                <w:b/>
+                <w:color w:val="000000"/>
+                <w:sz w:val="18"/>
+              </w:rPr>
+              <w:t>UAI Demo Action</w:t>
+            </w:r>
+          </w:p>
+        </w:tc>
+        <w:tc>
+          <w:tcPr>
+            <w:tcW w:type="dxa" w:w="5953"/>
+            <w:shd w:val="clear" w:color="auto" w:fill="FFFFFF"/>
+            <w:shd w:val="clear" w:color="auto" w:fill="4A0072"/>
+            <w:shd w:val="clear" w:color="auto" w:fill="EEF3F8"/>
+            <w:shd w:val="clear" w:color="auto" w:fill="EEF3F8"/>
+            <w:shd w:val="clear" w:color="auto" w:fill="EEF3F8"/>
+          </w:tcPr>
+          <w:p>
+            <w:pPr>
+              <w:jc w:val="left"/>
+              <w:spacing w:before="0" w:after="0"/>
+            </w:pPr>
+            <w:r/>
+            <w:r>
+              <w:rPr>
+                <w:b w:val="0"/>
+                <w:color w:val="000000"/>
+                <w:sz w:val="18"/>
+              </w:rPr>
+              <w:t>1. Asset Insights → Assets → filter: Sources = 'CrowdStrike Falcon' OR 'Microsoft Intune' → show total count (~1,800+ assets)</w:t>
+              <w:br/>
+              <w:t>2. Add filter: 'Source does NOT include ServiceNow' → show ~190 assets not in CMDB</w:t>
+              <w:br/>
+              <w:t>3. Select one (e.g. a Windows 11 laptop) → show it has CrowdStrike + Intune badges but NO ServiceNow badge</w:t>
+              <w:br/>
+              <w:t>4. SAY: 'This device is on your network, your EDR is monitoring it, but it's not in your CMDB. That's a tracking gap and a potential compliance risk.'</w:t>
+              <w:br/>
+              <w:t>5. Export the list → 'This becomes your CMDB remediation work order — generated automatically, not from a manual audit.'</w:t>
+            </w:r>
+          </w:p>
+        </w:tc>
+      </w:tr>
+      <w:tr>
+        <w:trPr>
+          <w:trHeight w:val="600" w:hRule="atLeast"/>
+        </w:trPr>
+        <w:tc>
+          <w:tcPr>
+            <w:tcW w:type="dxa" w:w="1984"/>
+            <w:shd w:val="clear" w:color="auto" w:fill="E3F2FD"/>
+            <w:shd w:val="clear" w:color="auto" w:fill="4A0072"/>
+            <w:shd w:val="clear" w:color="auto" w:fill="EEF3F8"/>
+            <w:shd w:val="clear" w:color="auto" w:fill="EEF3F8"/>
+            <w:shd w:val="clear" w:color="auto" w:fill="EEF3F8"/>
+            <w:shd w:val="clear" w:color="auto" w:fill="EEF3F8"/>
+          </w:tcPr>
+          <w:p>
+            <w:pPr>
+              <w:jc w:val="left"/>
+              <w:spacing w:before="0" w:after="0"/>
+            </w:pPr>
+            <w:r/>
+            <w:r>
+              <w:rPr>
+                <w:b/>
+                <w:color w:val="000000"/>
+                <w:sz w:val="18"/>
+              </w:rPr>
+              <w:t>Blocked/Pending</w:t>
+            </w:r>
+          </w:p>
+        </w:tc>
+        <w:tc>
+          <w:tcPr>
+            <w:tcW w:type="dxa" w:w="5953"/>
+            <w:shd w:val="clear" w:color="auto" w:fill="FFFFFF"/>
+            <w:shd w:val="clear" w:color="auto" w:fill="4A0072"/>
+            <w:shd w:val="clear" w:color="auto" w:fill="EEF3F8"/>
+            <w:shd w:val="clear" w:color="auto" w:fill="EEF3F8"/>
+            <w:shd w:val="clear" w:color="auto" w:fill="EEF3F8"/>
+            <w:shd w:val="clear" w:color="auto" w:fill="EEF3F8"/>
+          </w:tcPr>
+          <w:p>
+            <w:pPr>
+              <w:jc w:val="left"/>
+              <w:spacing w:before="0" w:after="0"/>
+            </w:pPr>
+            <w:r/>
+            <w:r>
+              <w:rPr>
+                <w:b w:val="0"/>
+                <w:color w:val="000000"/>
+                <w:sz w:val="18"/>
+              </w:rPr>
+              <w:t>BUG-002 [High]: location/manufacturer/model blank for all ServiceNow assets (mock reference field objects not unwrapped). Avoid demoing these fields. Fix: implement sysparm_display_value=true in mock app.py.</w:t>
+              <w:br/>
+              <w:t>BUG-001 [High]: fqdn missing from cmdb_ci_computer $select — FQDN blank for 728 laptop/workstation assets.</w:t>
+              <w:br/>
+              <w:t>BUG-003 [Medium]: assigned_to not mapped to UAI owner field — cannot filter 'assets assigned to user X'.</w:t>
+            </w:r>
+          </w:p>
+        </w:tc>
+      </w:tr>
+      <w:tr>
+        <w:trPr>
+          <w:trHeight w:val="600" w:hRule="atLeast"/>
+        </w:trPr>
+        <w:tc>
+          <w:tcPr>
+            <w:tcW w:type="dxa" w:w="1984"/>
+            <w:shd w:val="clear" w:color="auto" w:fill="E3F2FD"/>
+            <w:shd w:val="clear" w:color="auto" w:fill="4A0072"/>
+            <w:shd w:val="clear" w:color="auto" w:fill="EEF3F8"/>
+            <w:shd w:val="clear" w:color="auto" w:fill="EEF3F8"/>
+            <w:shd w:val="clear" w:color="auto" w:fill="EEF3F8"/>
+            <w:shd w:val="clear" w:color="auto" w:fill="EEF3F8"/>
+            <w:shd w:val="clear" w:color="auto" w:fill="EEF3F8"/>
+          </w:tcPr>
+          <w:p>
+            <w:pPr>
+              <w:jc w:val="left"/>
+              <w:spacing w:before="0" w:after="0"/>
+            </w:pPr>
+            <w:r/>
+            <w:r>
+              <w:rPr>
+                <w:b/>
+                <w:color w:val="000000"/>
+                <w:sz w:val="18"/>
+              </w:rPr>
+              <w:t>Mock Data</w:t>
+            </w:r>
+          </w:p>
+        </w:tc>
+        <w:tc>
+          <w:tcPr>
+            <w:tcW w:type="dxa" w:w="5953"/>
+            <w:shd w:val="clear" w:color="auto" w:fill="FFFFFF"/>
+            <w:shd w:val="clear" w:color="auto" w:fill="4A0072"/>
+            <w:shd w:val="clear" w:color="auto" w:fill="EEF3F8"/>
+            <w:shd w:val="clear" w:color="auto" w:fill="EEF3F8"/>
+            <w:shd w:val="clear" w:color="auto" w:fill="EEF3F8"/>
+            <w:shd w:val="clear" w:color="auto" w:fill="EEF3F8"/>
+            <w:shd w:val="clear" w:color="auto" w:fill="EEF3F8"/>
+          </w:tcPr>
+          <w:p>
+            <w:pPr>
+              <w:jc w:val="left"/>
+              <w:spacing w:before="0" w:after="0"/>
+            </w:pPr>
+            <w:r/>
+            <w:r>
+              <w:rPr>
+                <w:b w:val="0"/>
+                <w:color w:val="000000"/>
+                <w:sz w:val="18"/>
+              </w:rPr>
+              <w:t>Mock API: https://6rm6inhcea.us-east-1.awsapprunner.com  (App Runner, us-east-1)  Auth: Basic (SN_API_USER / SN_API_PASSWORD env vars)</w:t>
+              <w:br/>
+              <w:t>~1,156 assets from assets_luminary.xlsx v7 dataset (seen_by includes servicenow) + 78 synthesized network records.</w:t>
+              <w:br/>
+              <w:t>19 CMDB tables: 728 computers, 261 VMs, 11 win_server, 8 linux_server, 6 esx_server, 40 printers, 24 ip_router (incl. 18 sdwan), 12 ip_switch, 18 wap_network, 6 ip_firewall, plus DBs/LBs/storage/services/security.</w:t>
+              <w:br/>
+              <w:t>863 assets overlap with CrowdStrike fleet (correlated by hostname/MAC in UAI).</w:t>
+            </w:r>
+          </w:p>
+        </w:tc>
+      </w:tr>
+      <w:tr>
+        <w:trPr>
+          <w:trHeight w:val="600" w:hRule="atLeast"/>
+        </w:trPr>
+        <w:tc>
+          <w:tcPr>
+            <w:tcW w:type="dxa" w:w="1984"/>
+            <w:shd w:val="clear" w:color="auto" w:fill="E3F2FD"/>
+            <w:shd w:val="clear" w:color="auto" w:fill="4A0072"/>
+            <w:shd w:val="clear" w:color="auto" w:fill="EEF3F8"/>
+            <w:shd w:val="clear" w:color="auto" w:fill="EEF3F8"/>
+            <w:shd w:val="clear" w:color="auto" w:fill="EEF3F8"/>
+            <w:shd w:val="clear" w:color="auto" w:fill="EEF3F8"/>
+            <w:shd w:val="clear" w:color="auto" w:fill="EEF3F8"/>
+            <w:shd w:val="clear" w:color="auto" w:fill="EEF3F8"/>
+          </w:tcPr>
+          <w:p>
+            <w:pPr>
+              <w:jc w:val="left"/>
+              <w:spacing w:before="0" w:after="0"/>
+            </w:pPr>
+            <w:r/>
+            <w:r>
+              <w:rPr>
+                <w:b/>
+                <w:color w:val="000000"/>
+                <w:sz w:val="18"/>
+              </w:rPr>
+              <w:t>Date Added</w:t>
+            </w:r>
+          </w:p>
+        </w:tc>
+        <w:tc>
+          <w:tcPr>
+            <w:tcW w:type="dxa" w:w="5953"/>
+            <w:shd w:val="clear" w:color="auto" w:fill="FFFFFF"/>
+            <w:shd w:val="clear" w:color="auto" w:fill="4A0072"/>
+            <w:shd w:val="clear" w:color="auto" w:fill="EEF3F8"/>
+            <w:shd w:val="clear" w:color="auto" w:fill="EEF3F8"/>
+            <w:shd w:val="clear" w:color="auto" w:fill="EEF3F8"/>
+            <w:shd w:val="clear" w:color="auto" w:fill="EEF3F8"/>
+            <w:shd w:val="clear" w:color="auto" w:fill="EEF3F8"/>
+            <w:shd w:val="clear" w:color="auto" w:fill="EEF3F8"/>
+          </w:tcPr>
+          <w:p>
+            <w:pPr>
+              <w:jc w:val="left"/>
+              <w:spacing w:before="0" w:after="0"/>
+            </w:pPr>
+            <w:r/>
+            <w:r>
+              <w:rPr>
+                <w:b w:val="0"/>
+                <w:color w:val="000000"/>
                 <w:sz w:val="18"/>
               </w:rPr>
               <w:t>2026-07-04</w:t>
